--- a/Assignment/JS Theory Assignment.docx
+++ b/Assignment/JS Theory Assignment.docx
@@ -80,6 +80,8 @@
         <w:ind w:right="-450"/>
         <w:rPr>
           <w:rFonts w:asciiTheme="majorBidi" w:hAnsiTheme="majorBidi" w:cstheme="majorBidi"/>
+          <w:b/>
+          <w:bCs/>
           <w:sz w:val="32"/>
           <w:szCs w:val="32"/>
         </w:rPr>
@@ -87,6 +89,8 @@
       <w:r>
         <w:rPr>
           <w:rFonts w:asciiTheme="majorBidi" w:hAnsiTheme="majorBidi" w:cstheme="majorBidi"/>
+          <w:b/>
+          <w:bCs/>
           <w:sz w:val="32"/>
           <w:szCs w:val="32"/>
         </w:rPr>
@@ -102,23 +106,13 @@
           <w:szCs w:val="32"/>
         </w:rPr>
       </w:pPr>
-      <w:proofErr w:type="gramStart"/>
       <w:r>
         <w:rPr>
           <w:rFonts w:asciiTheme="majorBidi" w:hAnsiTheme="majorBidi" w:cstheme="majorBidi"/>
           <w:sz w:val="32"/>
           <w:szCs w:val="32"/>
         </w:rPr>
-        <w:t>Ans :</w:t>
-      </w:r>
-      <w:proofErr w:type="gramEnd"/>
-      <w:r>
-        <w:rPr>
-          <w:rFonts w:asciiTheme="majorBidi" w:hAnsiTheme="majorBidi" w:cstheme="majorBidi"/>
-          <w:sz w:val="32"/>
-          <w:szCs w:val="32"/>
-        </w:rPr>
-        <w:t xml:space="preserve"> </w:t>
+        <w:t xml:space="preserve">Ans : </w:t>
       </w:r>
     </w:p>
     <w:p>
@@ -590,9 +584,11 @@
     </w:p>
     <w:p>
       <w:pPr>
-        <w:ind w:right="-450"/>
-        <w:rPr>
-          <w:rFonts w:asciiTheme="majorBidi" w:hAnsiTheme="majorBidi" w:cstheme="majorBidi"/>
+        <w:ind w:right="-630"/>
+        <w:rPr>
+          <w:rFonts w:asciiTheme="majorBidi" w:hAnsiTheme="majorBidi" w:cstheme="majorBidi"/>
+          <w:b/>
+          <w:bCs/>
           <w:sz w:val="32"/>
           <w:szCs w:val="32"/>
         </w:rPr>
@@ -600,27 +596,13 @@
       <w:r>
         <w:rPr>
           <w:rFonts w:asciiTheme="majorBidi" w:hAnsiTheme="majorBidi" w:cstheme="majorBidi"/>
+          <w:b/>
+          <w:bCs/>
           <w:sz w:val="32"/>
           <w:szCs w:val="32"/>
         </w:rPr>
         <w:lastRenderedPageBreak/>
-        <w:t>Question 2: How is JavaScript different from other programming languages like Python or</w:t>
-      </w:r>
-      <w:r>
-        <w:rPr>
-          <w:rFonts w:asciiTheme="majorBidi" w:hAnsiTheme="majorBidi" w:cstheme="majorBidi"/>
-          <w:sz w:val="32"/>
-          <w:szCs w:val="32"/>
-        </w:rPr>
-        <w:t xml:space="preserve"> </w:t>
-      </w:r>
-      <w:r>
-        <w:rPr>
-          <w:rFonts w:asciiTheme="majorBidi" w:hAnsiTheme="majorBidi" w:cstheme="majorBidi"/>
-          <w:sz w:val="32"/>
-          <w:szCs w:val="32"/>
-        </w:rPr>
-        <w:t>Java?</w:t>
+        <w:t>Question 2: How is JavaScript different from other programming languages like Python or Java?</w:t>
       </w:r>
     </w:p>
     <w:p>
@@ -632,23 +614,13 @@
           <w:szCs w:val="32"/>
         </w:rPr>
       </w:pPr>
-      <w:proofErr w:type="gramStart"/>
       <w:r>
         <w:rPr>
           <w:rFonts w:asciiTheme="majorBidi" w:hAnsiTheme="majorBidi" w:cstheme="majorBidi"/>
           <w:sz w:val="32"/>
           <w:szCs w:val="32"/>
         </w:rPr>
-        <w:t>Ans :</w:t>
-      </w:r>
-      <w:proofErr w:type="gramEnd"/>
-      <w:r>
-        <w:rPr>
-          <w:rFonts w:asciiTheme="majorBidi" w:hAnsiTheme="majorBidi" w:cstheme="majorBidi"/>
-          <w:sz w:val="32"/>
-          <w:szCs w:val="32"/>
-        </w:rPr>
-        <w:t xml:space="preserve"> </w:t>
+        <w:t xml:space="preserve">Ans : </w:t>
       </w:r>
     </w:p>
     <w:p>
@@ -1376,23 +1348,13 @@
           <w:szCs w:val="32"/>
         </w:rPr>
       </w:pPr>
-      <w:proofErr w:type="gramStart"/>
       <w:r>
         <w:rPr>
           <w:rFonts w:asciiTheme="majorBidi" w:hAnsiTheme="majorBidi" w:cstheme="majorBidi"/>
           <w:sz w:val="32"/>
           <w:szCs w:val="32"/>
         </w:rPr>
-        <w:t>Ans :</w:t>
-      </w:r>
-      <w:proofErr w:type="gramEnd"/>
-      <w:r>
-        <w:rPr>
-          <w:rFonts w:asciiTheme="majorBidi" w:hAnsiTheme="majorBidi" w:cstheme="majorBidi"/>
-          <w:sz w:val="32"/>
-          <w:szCs w:val="32"/>
-        </w:rPr>
-        <w:t xml:space="preserve"> </w:t>
+        <w:t xml:space="preserve">Ans : </w:t>
       </w:r>
     </w:p>
     <w:p>
@@ -1753,6 +1715,8 @@
         <w:ind w:right="-450"/>
         <w:rPr>
           <w:rFonts w:asciiTheme="majorBidi" w:hAnsiTheme="majorBidi" w:cstheme="majorBidi"/>
+          <w:b/>
+          <w:bCs/>
           <w:sz w:val="36"/>
           <w:szCs w:val="36"/>
         </w:rPr>
@@ -1760,26 +1724,12 @@
       <w:r>
         <w:rPr>
           <w:rFonts w:asciiTheme="majorBidi" w:hAnsiTheme="majorBidi" w:cstheme="majorBidi"/>
+          <w:b/>
+          <w:bCs/>
           <w:sz w:val="36"/>
           <w:szCs w:val="36"/>
         </w:rPr>
-        <w:t>Question 1: What are variables in JavaScript? How do you declare a variable using var, let,</w:t>
-      </w:r>
-      <w:r>
-        <w:rPr>
-          <w:rFonts w:asciiTheme="majorBidi" w:hAnsiTheme="majorBidi" w:cstheme="majorBidi"/>
-          <w:sz w:val="36"/>
-          <w:szCs w:val="36"/>
-        </w:rPr>
-        <w:t xml:space="preserve"> </w:t>
-      </w:r>
-      <w:r>
-        <w:rPr>
-          <w:rFonts w:asciiTheme="majorBidi" w:hAnsiTheme="majorBidi" w:cstheme="majorBidi"/>
-          <w:sz w:val="36"/>
-          <w:szCs w:val="36"/>
-        </w:rPr>
-        <w:t>and const?</w:t>
+        <w:t>Question 1: What are variables in JavaScript? How do you declare a variable using var, let, and const?</w:t>
       </w:r>
     </w:p>
     <w:p>
@@ -1791,23 +1741,13 @@
           <w:szCs w:val="36"/>
         </w:rPr>
       </w:pPr>
-      <w:proofErr w:type="gramStart"/>
       <w:r>
         <w:rPr>
           <w:rFonts w:asciiTheme="majorBidi" w:hAnsiTheme="majorBidi" w:cstheme="majorBidi"/>
           <w:sz w:val="36"/>
           <w:szCs w:val="36"/>
         </w:rPr>
-        <w:t>Ans :</w:t>
-      </w:r>
-      <w:proofErr w:type="gramEnd"/>
-      <w:r>
-        <w:rPr>
-          <w:rFonts w:asciiTheme="majorBidi" w:hAnsiTheme="majorBidi" w:cstheme="majorBidi"/>
-          <w:sz w:val="36"/>
-          <w:szCs w:val="36"/>
-        </w:rPr>
-        <w:t xml:space="preserve"> </w:t>
+        <w:t xml:space="preserve">Ans : </w:t>
       </w:r>
     </w:p>
     <w:p>
@@ -1861,18 +1801,8 @@
           <w:sz w:val="36"/>
           <w:szCs w:val="36"/>
         </w:rPr>
-        <w:t xml:space="preserve">// </w:t>
+        <w:t>// 1)Nothing</w:t>
       </w:r>
-      <w:proofErr w:type="gramStart"/>
-      <w:r>
-        <w:rPr>
-          <w:rFonts w:asciiTheme="majorBidi" w:hAnsiTheme="majorBidi" w:cstheme="majorBidi"/>
-          <w:sz w:val="36"/>
-          <w:szCs w:val="36"/>
-        </w:rPr>
-        <w:t>1)Nothing</w:t>
-      </w:r>
-      <w:proofErr w:type="gramEnd"/>
     </w:p>
     <w:p>
       <w:pPr>
@@ -1948,7 +1878,6 @@
         </w:rPr>
       </w:pPr>
       <w:proofErr w:type="spellStart"/>
-      <w:proofErr w:type="gramStart"/>
       <w:r>
         <w:rPr>
           <w:rFonts w:asciiTheme="majorBidi" w:hAnsiTheme="majorBidi" w:cstheme="majorBidi"/>
@@ -1958,23 +1887,13 @@
         <w:t>document.getElementById</w:t>
       </w:r>
       <w:proofErr w:type="spellEnd"/>
-      <w:proofErr w:type="gramEnd"/>
       <w:r>
         <w:rPr>
           <w:rFonts w:asciiTheme="majorBidi" w:hAnsiTheme="majorBidi" w:cstheme="majorBidi"/>
           <w:sz w:val="36"/>
           <w:szCs w:val="36"/>
         </w:rPr>
-        <w:t>('demo'</w:t>
-      </w:r>
-      <w:proofErr w:type="gramStart"/>
-      <w:r>
-        <w:rPr>
-          <w:rFonts w:asciiTheme="majorBidi" w:hAnsiTheme="majorBidi" w:cstheme="majorBidi"/>
-          <w:sz w:val="36"/>
-          <w:szCs w:val="36"/>
-        </w:rPr>
-        <w:t>).</w:t>
+        <w:t>('demo').</w:t>
       </w:r>
       <w:proofErr w:type="spellStart"/>
       <w:r>
@@ -1986,7 +1905,6 @@
         <w:t>innerHTML</w:t>
       </w:r>
       <w:proofErr w:type="spellEnd"/>
-      <w:proofErr w:type="gramEnd"/>
       <w:r>
         <w:rPr>
           <w:rFonts w:asciiTheme="majorBidi" w:hAnsiTheme="majorBidi" w:cstheme="majorBidi"/>
@@ -2006,7 +1924,6 @@
         </w:rPr>
       </w:pPr>
       <w:proofErr w:type="spellStart"/>
-      <w:proofErr w:type="gramStart"/>
       <w:r>
         <w:rPr>
           <w:rFonts w:asciiTheme="majorBidi" w:hAnsiTheme="majorBidi" w:cstheme="majorBidi"/>
@@ -2016,7 +1933,6 @@
         <w:t>document.write</w:t>
       </w:r>
       <w:proofErr w:type="spellEnd"/>
-      <w:proofErr w:type="gramEnd"/>
       <w:r>
         <w:rPr>
           <w:rFonts w:asciiTheme="majorBidi" w:hAnsiTheme="majorBidi" w:cstheme="majorBidi"/>
@@ -2041,25 +1957,7 @@
           <w:sz w:val="36"/>
           <w:szCs w:val="36"/>
         </w:rPr>
-        <w:t xml:space="preserve">&gt; Minus is </w:t>
-      </w:r>
-      <w:proofErr w:type="gramStart"/>
-      <w:r>
-        <w:rPr>
-          <w:rFonts w:asciiTheme="majorBidi" w:hAnsiTheme="majorBidi" w:cstheme="majorBidi"/>
-          <w:sz w:val="36"/>
-          <w:szCs w:val="36"/>
-        </w:rPr>
-        <w:t>',a</w:t>
-      </w:r>
-      <w:proofErr w:type="gramEnd"/>
-      <w:r>
-        <w:rPr>
-          <w:rFonts w:asciiTheme="majorBidi" w:hAnsiTheme="majorBidi" w:cstheme="majorBidi"/>
-          <w:sz w:val="36"/>
-          <w:szCs w:val="36"/>
-        </w:rPr>
-        <w:t>-b)</w:t>
+        <w:t>&gt; Minus is ',a-b)</w:t>
       </w:r>
     </w:p>
     <w:p>
@@ -2072,7 +1970,6 @@
         </w:rPr>
       </w:pPr>
       <w:proofErr w:type="spellStart"/>
-      <w:proofErr w:type="gramStart"/>
       <w:r>
         <w:rPr>
           <w:rFonts w:asciiTheme="majorBidi" w:hAnsiTheme="majorBidi" w:cstheme="majorBidi"/>
@@ -2082,7 +1979,6 @@
         <w:t>document.write</w:t>
       </w:r>
       <w:proofErr w:type="spellEnd"/>
-      <w:proofErr w:type="gramEnd"/>
       <w:r>
         <w:rPr>
           <w:rFonts w:asciiTheme="majorBidi" w:hAnsiTheme="majorBidi" w:cstheme="majorBidi"/>
@@ -2125,25 +2021,7 @@
           <w:sz w:val="36"/>
           <w:szCs w:val="36"/>
         </w:rPr>
-        <w:t xml:space="preserve">// </w:t>
-      </w:r>
-      <w:proofErr w:type="gramStart"/>
-      <w:r>
-        <w:rPr>
-          <w:rFonts w:asciiTheme="majorBidi" w:hAnsiTheme="majorBidi" w:cstheme="majorBidi"/>
-          <w:sz w:val="36"/>
-          <w:szCs w:val="36"/>
-        </w:rPr>
-        <w:t>2)var</w:t>
-      </w:r>
-      <w:proofErr w:type="gramEnd"/>
-      <w:r>
-        <w:rPr>
-          <w:rFonts w:asciiTheme="majorBidi" w:hAnsiTheme="majorBidi" w:cstheme="majorBidi"/>
-          <w:sz w:val="36"/>
-          <w:szCs w:val="36"/>
-        </w:rPr>
-        <w:t xml:space="preserve"> keyword = redeclare &amp; reassign both are possible</w:t>
+        <w:t>// 2)var keyword = redeclare &amp; reassign both are possible</w:t>
       </w:r>
     </w:p>
     <w:p>
@@ -2174,7 +2052,6 @@
         </w:rPr>
       </w:pPr>
       <w:proofErr w:type="spellStart"/>
-      <w:proofErr w:type="gramStart"/>
       <w:r>
         <w:rPr>
           <w:rFonts w:asciiTheme="majorBidi" w:hAnsiTheme="majorBidi" w:cstheme="majorBidi"/>
@@ -2184,7 +2061,6 @@
         <w:t>document.write</w:t>
       </w:r>
       <w:proofErr w:type="spellEnd"/>
-      <w:proofErr w:type="gramEnd"/>
       <w:r>
         <w:rPr>
           <w:rFonts w:asciiTheme="majorBidi" w:hAnsiTheme="majorBidi" w:cstheme="majorBidi"/>
@@ -2240,7 +2116,6 @@
         </w:rPr>
       </w:pPr>
       <w:proofErr w:type="spellStart"/>
-      <w:proofErr w:type="gramStart"/>
       <w:r>
         <w:rPr>
           <w:rFonts w:asciiTheme="majorBidi" w:hAnsiTheme="majorBidi" w:cstheme="majorBidi"/>
@@ -2250,7 +2125,6 @@
         <w:t>document.write</w:t>
       </w:r>
       <w:proofErr w:type="spellEnd"/>
-      <w:proofErr w:type="gramEnd"/>
       <w:r>
         <w:rPr>
           <w:rFonts w:asciiTheme="majorBidi" w:hAnsiTheme="majorBidi" w:cstheme="majorBidi"/>
@@ -2293,61 +2167,7 @@
           <w:sz w:val="36"/>
           <w:szCs w:val="36"/>
         </w:rPr>
-        <w:t xml:space="preserve">// </w:t>
-      </w:r>
-      <w:proofErr w:type="gramStart"/>
-      <w:r>
-        <w:rPr>
-          <w:rFonts w:asciiTheme="majorBidi" w:hAnsiTheme="majorBidi" w:cstheme="majorBidi"/>
-          <w:sz w:val="36"/>
-          <w:szCs w:val="36"/>
-        </w:rPr>
-        <w:t>3)const</w:t>
-      </w:r>
-      <w:proofErr w:type="gramEnd"/>
-      <w:r>
-        <w:rPr>
-          <w:rFonts w:asciiTheme="majorBidi" w:hAnsiTheme="majorBidi" w:cstheme="majorBidi"/>
-          <w:sz w:val="36"/>
-          <w:szCs w:val="36"/>
-        </w:rPr>
-        <w:t xml:space="preserve"> - </w:t>
-      </w:r>
-      <w:proofErr w:type="gramStart"/>
-      <w:r>
-        <w:rPr>
-          <w:rFonts w:asciiTheme="majorBidi" w:hAnsiTheme="majorBidi" w:cstheme="majorBidi"/>
-          <w:sz w:val="36"/>
-          <w:szCs w:val="36"/>
-        </w:rPr>
-        <w:t>constant  -</w:t>
-      </w:r>
-      <w:proofErr w:type="gramEnd"/>
-      <w:r>
-        <w:rPr>
-          <w:rFonts w:asciiTheme="majorBidi" w:hAnsiTheme="majorBidi" w:cstheme="majorBidi"/>
-          <w:sz w:val="36"/>
-          <w:szCs w:val="36"/>
-        </w:rPr>
-        <w:t xml:space="preserve"> </w:t>
-      </w:r>
-      <w:proofErr w:type="gramStart"/>
-      <w:r>
-        <w:rPr>
-          <w:rFonts w:asciiTheme="majorBidi" w:hAnsiTheme="majorBidi" w:cstheme="majorBidi"/>
-          <w:sz w:val="36"/>
-          <w:szCs w:val="36"/>
-        </w:rPr>
-        <w:t>cant</w:t>
-      </w:r>
-      <w:proofErr w:type="gramEnd"/>
-      <w:r>
-        <w:rPr>
-          <w:rFonts w:asciiTheme="majorBidi" w:hAnsiTheme="majorBidi" w:cstheme="majorBidi"/>
-          <w:sz w:val="36"/>
-          <w:szCs w:val="36"/>
-        </w:rPr>
-        <w:t xml:space="preserve"> possible redeclare &amp; reassign</w:t>
+        <w:t>// 3)const - constant  - cant possible redeclare &amp; reassign</w:t>
       </w:r>
     </w:p>
     <w:p>
@@ -2378,7 +2198,6 @@
         </w:rPr>
       </w:pPr>
       <w:proofErr w:type="spellStart"/>
-      <w:proofErr w:type="gramStart"/>
       <w:r>
         <w:rPr>
           <w:rFonts w:asciiTheme="majorBidi" w:hAnsiTheme="majorBidi" w:cstheme="majorBidi"/>
@@ -2389,7 +2208,6 @@
         <w:t>document.write</w:t>
       </w:r>
       <w:proofErr w:type="spellEnd"/>
-      <w:proofErr w:type="gramEnd"/>
       <w:r>
         <w:rPr>
           <w:rFonts w:asciiTheme="majorBidi" w:hAnsiTheme="majorBidi" w:cstheme="majorBidi"/>
@@ -2414,25 +2232,7 @@
           <w:sz w:val="36"/>
           <w:szCs w:val="36"/>
         </w:rPr>
-        <w:t xml:space="preserve">&gt;Pi is </w:t>
-      </w:r>
-      <w:proofErr w:type="gramStart"/>
-      <w:r>
-        <w:rPr>
-          <w:rFonts w:asciiTheme="majorBidi" w:hAnsiTheme="majorBidi" w:cstheme="majorBidi"/>
-          <w:sz w:val="36"/>
-          <w:szCs w:val="36"/>
-        </w:rPr>
-        <w:t>',pi</w:t>
-      </w:r>
-      <w:proofErr w:type="gramEnd"/>
-      <w:r>
-        <w:rPr>
-          <w:rFonts w:asciiTheme="majorBidi" w:hAnsiTheme="majorBidi" w:cstheme="majorBidi"/>
-          <w:sz w:val="36"/>
-          <w:szCs w:val="36"/>
-        </w:rPr>
-        <w:t>)</w:t>
+        <w:t>&gt;Pi is ',pi)</w:t>
       </w:r>
     </w:p>
     <w:p>
@@ -2489,7 +2289,6 @@
         <w:t xml:space="preserve">// </w:t>
       </w:r>
       <w:proofErr w:type="spellStart"/>
-      <w:proofErr w:type="gramStart"/>
       <w:r>
         <w:rPr>
           <w:rFonts w:asciiTheme="majorBidi" w:hAnsiTheme="majorBidi" w:cstheme="majorBidi"/>
@@ -2499,7 +2298,6 @@
         <w:t>document.write</w:t>
       </w:r>
       <w:proofErr w:type="spellEnd"/>
-      <w:proofErr w:type="gramEnd"/>
       <w:r>
         <w:rPr>
           <w:rFonts w:asciiTheme="majorBidi" w:hAnsiTheme="majorBidi" w:cstheme="majorBidi"/>
@@ -2524,25 +2322,7 @@
           <w:sz w:val="36"/>
           <w:szCs w:val="36"/>
         </w:rPr>
-        <w:t xml:space="preserve">&gt;Pi is </w:t>
-      </w:r>
-      <w:proofErr w:type="gramStart"/>
-      <w:r>
-        <w:rPr>
-          <w:rFonts w:asciiTheme="majorBidi" w:hAnsiTheme="majorBidi" w:cstheme="majorBidi"/>
-          <w:sz w:val="36"/>
-          <w:szCs w:val="36"/>
-        </w:rPr>
-        <w:t>',pi</w:t>
-      </w:r>
-      <w:proofErr w:type="gramEnd"/>
-      <w:r>
-        <w:rPr>
-          <w:rFonts w:asciiTheme="majorBidi" w:hAnsiTheme="majorBidi" w:cstheme="majorBidi"/>
-          <w:sz w:val="36"/>
-          <w:szCs w:val="36"/>
-        </w:rPr>
-        <w:t>)</w:t>
+        <w:t>&gt;Pi is ',pi)</w:t>
       </w:r>
     </w:p>
     <w:p>
@@ -2560,43 +2340,7 @@
           <w:sz w:val="36"/>
           <w:szCs w:val="36"/>
         </w:rPr>
-        <w:t xml:space="preserve">// </w:t>
-      </w:r>
-      <w:proofErr w:type="gramStart"/>
-      <w:r>
-        <w:rPr>
-          <w:rFonts w:asciiTheme="majorBidi" w:hAnsiTheme="majorBidi" w:cstheme="majorBidi"/>
-          <w:sz w:val="36"/>
-          <w:szCs w:val="36"/>
-        </w:rPr>
-        <w:t>4)let</w:t>
-      </w:r>
-      <w:proofErr w:type="gramEnd"/>
-      <w:r>
-        <w:rPr>
-          <w:rFonts w:asciiTheme="majorBidi" w:hAnsiTheme="majorBidi" w:cstheme="majorBidi"/>
-          <w:sz w:val="36"/>
-          <w:szCs w:val="36"/>
-        </w:rPr>
-        <w:t xml:space="preserve"> keyword = </w:t>
-      </w:r>
-      <w:proofErr w:type="gramStart"/>
-      <w:r>
-        <w:rPr>
-          <w:rFonts w:asciiTheme="majorBidi" w:hAnsiTheme="majorBidi" w:cstheme="majorBidi"/>
-          <w:sz w:val="36"/>
-          <w:szCs w:val="36"/>
-        </w:rPr>
-        <w:t>cant</w:t>
-      </w:r>
-      <w:proofErr w:type="gramEnd"/>
-      <w:r>
-        <w:rPr>
-          <w:rFonts w:asciiTheme="majorBidi" w:hAnsiTheme="majorBidi" w:cstheme="majorBidi"/>
-          <w:sz w:val="36"/>
-          <w:szCs w:val="36"/>
-        </w:rPr>
-        <w:t xml:space="preserve"> redeclare but reassign is possible</w:t>
+        <w:t>// 4)let keyword = cant redeclare but reassign is possible</w:t>
       </w:r>
     </w:p>
     <w:p>
@@ -2627,7 +2371,6 @@
         </w:rPr>
       </w:pPr>
       <w:proofErr w:type="spellStart"/>
-      <w:proofErr w:type="gramStart"/>
       <w:r>
         <w:rPr>
           <w:rFonts w:asciiTheme="majorBidi" w:hAnsiTheme="majorBidi" w:cstheme="majorBidi"/>
@@ -2637,7 +2380,6 @@
         <w:t>document.write</w:t>
       </w:r>
       <w:proofErr w:type="spellEnd"/>
-      <w:proofErr w:type="gramEnd"/>
       <w:r>
         <w:rPr>
           <w:rFonts w:asciiTheme="majorBidi" w:hAnsiTheme="majorBidi" w:cstheme="majorBidi"/>
@@ -2752,6 +2494,2280 @@
         <w:ind w:right="-450"/>
         <w:rPr>
           <w:rFonts w:asciiTheme="majorBidi" w:hAnsiTheme="majorBidi" w:cstheme="majorBidi"/>
+          <w:sz w:val="36"/>
+          <w:szCs w:val="36"/>
+        </w:rPr>
+      </w:pPr>
+    </w:p>
+    <w:p>
+      <w:pPr>
+        <w:ind w:right="-450"/>
+        <w:rPr>
+          <w:rFonts w:asciiTheme="majorBidi" w:hAnsiTheme="majorBidi" w:cstheme="majorBidi"/>
+          <w:sz w:val="36"/>
+          <w:szCs w:val="36"/>
+        </w:rPr>
+      </w:pPr>
+    </w:p>
+    <w:p>
+      <w:pPr>
+        <w:ind w:right="-450"/>
+        <w:rPr>
+          <w:rFonts w:asciiTheme="majorBidi" w:hAnsiTheme="majorBidi" w:cstheme="majorBidi"/>
+          <w:sz w:val="36"/>
+          <w:szCs w:val="36"/>
+        </w:rPr>
+      </w:pPr>
+    </w:p>
+    <w:p>
+      <w:pPr>
+        <w:ind w:right="-450"/>
+        <w:rPr>
+          <w:rFonts w:asciiTheme="majorBidi" w:hAnsiTheme="majorBidi" w:cstheme="majorBidi"/>
+          <w:sz w:val="36"/>
+          <w:szCs w:val="36"/>
+        </w:rPr>
+      </w:pPr>
+    </w:p>
+    <w:p>
+      <w:pPr>
+        <w:ind w:right="-450"/>
+        <w:rPr>
+          <w:rFonts w:asciiTheme="majorBidi" w:hAnsiTheme="majorBidi" w:cstheme="majorBidi"/>
+          <w:sz w:val="36"/>
+          <w:szCs w:val="36"/>
+        </w:rPr>
+      </w:pPr>
+    </w:p>
+    <w:p>
+      <w:pPr>
+        <w:ind w:right="-450"/>
+        <w:rPr>
+          <w:rFonts w:asciiTheme="majorBidi" w:hAnsiTheme="majorBidi" w:cstheme="majorBidi"/>
+          <w:sz w:val="36"/>
+          <w:szCs w:val="36"/>
+        </w:rPr>
+      </w:pPr>
+    </w:p>
+    <w:p>
+      <w:pPr>
+        <w:ind w:right="-450"/>
+        <w:rPr>
+          <w:rFonts w:asciiTheme="majorBidi" w:hAnsiTheme="majorBidi" w:cstheme="majorBidi"/>
+          <w:sz w:val="36"/>
+          <w:szCs w:val="36"/>
+        </w:rPr>
+      </w:pPr>
+    </w:p>
+    <w:p>
+      <w:pPr>
+        <w:ind w:right="-450"/>
+        <w:rPr>
+          <w:rFonts w:asciiTheme="majorBidi" w:hAnsiTheme="majorBidi" w:cstheme="majorBidi"/>
+          <w:sz w:val="36"/>
+          <w:szCs w:val="36"/>
+        </w:rPr>
+      </w:pPr>
+    </w:p>
+    <w:p>
+      <w:pPr>
+        <w:ind w:right="-450"/>
+        <w:rPr>
+          <w:rFonts w:asciiTheme="majorBidi" w:hAnsiTheme="majorBidi" w:cstheme="majorBidi"/>
+          <w:sz w:val="36"/>
+          <w:szCs w:val="36"/>
+        </w:rPr>
+      </w:pPr>
+    </w:p>
+    <w:p>
+      <w:pPr>
+        <w:ind w:right="-450"/>
+        <w:rPr>
+          <w:rFonts w:asciiTheme="majorBidi" w:hAnsiTheme="majorBidi" w:cstheme="majorBidi"/>
+          <w:sz w:val="36"/>
+          <w:szCs w:val="36"/>
+        </w:rPr>
+      </w:pPr>
+    </w:p>
+    <w:p>
+      <w:pPr>
+        <w:ind w:right="-450"/>
+        <w:rPr>
+          <w:rFonts w:asciiTheme="majorBidi" w:hAnsiTheme="majorBidi" w:cstheme="majorBidi"/>
+          <w:sz w:val="36"/>
+          <w:szCs w:val="36"/>
+        </w:rPr>
+      </w:pPr>
+    </w:p>
+    <w:p>
+      <w:pPr>
+        <w:ind w:right="-450"/>
+        <w:rPr>
+          <w:rFonts w:asciiTheme="majorBidi" w:hAnsiTheme="majorBidi" w:cstheme="majorBidi"/>
+          <w:sz w:val="36"/>
+          <w:szCs w:val="36"/>
+        </w:rPr>
+      </w:pPr>
+    </w:p>
+    <w:p>
+      <w:pPr>
+        <w:ind w:right="-450"/>
+        <w:rPr>
+          <w:rFonts w:asciiTheme="majorBidi" w:hAnsiTheme="majorBidi" w:cstheme="majorBidi"/>
+          <w:sz w:val="36"/>
+          <w:szCs w:val="36"/>
+        </w:rPr>
+      </w:pPr>
+    </w:p>
+    <w:p>
+      <w:pPr>
+        <w:ind w:right="-450"/>
+        <w:rPr>
+          <w:rFonts w:asciiTheme="majorBidi" w:hAnsiTheme="majorBidi" w:cstheme="majorBidi"/>
+          <w:b/>
+          <w:bCs/>
+          <w:sz w:val="36"/>
+          <w:szCs w:val="36"/>
+        </w:rPr>
+      </w:pPr>
+      <w:r>
+        <w:rPr>
+          <w:rFonts w:asciiTheme="majorBidi" w:hAnsiTheme="majorBidi" w:cstheme="majorBidi"/>
+          <w:b/>
+          <w:bCs/>
+          <w:sz w:val="36"/>
+          <w:szCs w:val="36"/>
+        </w:rPr>
+        <w:lastRenderedPageBreak/>
+        <w:t>Question 2: Explain the different data types in JavaScript. Provide examples for each.</w:t>
+      </w:r>
+    </w:p>
+    <w:p>
+      <w:pPr>
+        <w:ind w:right="-450"/>
+        <w:rPr>
+          <w:rFonts w:asciiTheme="majorBidi" w:hAnsiTheme="majorBidi" w:cstheme="majorBidi"/>
+          <w:b/>
+          <w:bCs/>
+          <w:sz w:val="36"/>
+          <w:szCs w:val="36"/>
+        </w:rPr>
+      </w:pPr>
+      <w:r>
+        <w:rPr>
+          <w:rFonts w:asciiTheme="majorBidi" w:hAnsiTheme="majorBidi" w:cstheme="majorBidi"/>
+          <w:b/>
+          <w:bCs/>
+          <w:sz w:val="36"/>
+          <w:szCs w:val="36"/>
+        </w:rPr>
+        <w:t>Ans:</w:t>
+      </w:r>
+    </w:p>
+    <w:p>
+      <w:pPr>
+        <w:ind w:right="-450"/>
+        <w:rPr>
+          <w:rFonts w:asciiTheme="majorBidi" w:hAnsiTheme="majorBidi" w:cstheme="majorBidi"/>
+          <w:sz w:val="36"/>
+          <w:szCs w:val="36"/>
+        </w:rPr>
+      </w:pPr>
+      <w:r>
+        <w:rPr>
+          <w:rFonts w:asciiTheme="majorBidi" w:hAnsiTheme="majorBidi" w:cstheme="majorBidi"/>
+          <w:sz w:val="36"/>
+          <w:szCs w:val="36"/>
+        </w:rPr>
+        <w:t>JavaScript provides different types of data types that are used to store values. These data types are mainly divided into two categories:</w:t>
+      </w:r>
+    </w:p>
+    <w:p>
+      <w:pPr>
+        <w:numPr>
+          <w:ilvl w:val="0"/>
+          <w:numId w:val="45"/>
+        </w:numPr>
+        <w:ind w:right="-450"/>
+        <w:rPr>
+          <w:rFonts w:asciiTheme="majorBidi" w:hAnsiTheme="majorBidi" w:cstheme="majorBidi"/>
+          <w:sz w:val="36"/>
+          <w:szCs w:val="36"/>
+        </w:rPr>
+      </w:pPr>
+      <w:r>
+        <w:rPr>
+          <w:rFonts w:asciiTheme="majorBidi" w:hAnsiTheme="majorBidi" w:cstheme="majorBidi"/>
+          <w:sz w:val="36"/>
+          <w:szCs w:val="36"/>
+        </w:rPr>
+        <w:t xml:space="preserve">Primitive Data Types </w:t>
+      </w:r>
+    </w:p>
+    <w:p>
+      <w:pPr>
+        <w:numPr>
+          <w:ilvl w:val="0"/>
+          <w:numId w:val="45"/>
+        </w:numPr>
+        <w:ind w:right="-450"/>
+        <w:rPr>
+          <w:rFonts w:asciiTheme="majorBidi" w:hAnsiTheme="majorBidi" w:cstheme="majorBidi"/>
+          <w:sz w:val="36"/>
+          <w:szCs w:val="36"/>
+        </w:rPr>
+      </w:pPr>
+      <w:r>
+        <w:rPr>
+          <w:rFonts w:asciiTheme="majorBidi" w:hAnsiTheme="majorBidi" w:cstheme="majorBidi"/>
+          <w:sz w:val="36"/>
+          <w:szCs w:val="36"/>
+        </w:rPr>
+        <w:t xml:space="preserve">Non-Primitive (Reference) Data Types </w:t>
+      </w:r>
+    </w:p>
+    <w:p>
+      <w:pPr>
+        <w:ind w:right="-450"/>
+        <w:rPr>
+          <w:rFonts w:asciiTheme="majorBidi" w:hAnsiTheme="majorBidi" w:cstheme="majorBidi"/>
+          <w:sz w:val="36"/>
+          <w:szCs w:val="36"/>
+        </w:rPr>
+      </w:pPr>
+      <w:r>
+        <w:rPr>
+          <w:rFonts w:asciiTheme="majorBidi" w:hAnsiTheme="majorBidi" w:cstheme="majorBidi"/>
+          <w:sz w:val="36"/>
+          <w:szCs w:val="36"/>
+        </w:rPr>
+        <w:pict w14:anchorId="79942E96">
+          <v:rect id="_x0000_i1091" style="width:0;height:1.5pt" o:hralign="center" o:hrstd="t" o:hr="t" fillcolor="#a0a0a0" stroked="f"/>
+        </w:pict>
+      </w:r>
+    </w:p>
+    <w:p>
+      <w:pPr>
+        <w:ind w:right="-450"/>
+        <w:rPr>
+          <w:rFonts w:asciiTheme="majorBidi" w:hAnsiTheme="majorBidi" w:cstheme="majorBidi"/>
+          <w:sz w:val="36"/>
+          <w:szCs w:val="36"/>
+        </w:rPr>
+      </w:pPr>
+      <w:r>
+        <w:rPr>
+          <w:rFonts w:asciiTheme="majorBidi" w:hAnsiTheme="majorBidi" w:cstheme="majorBidi"/>
+          <w:sz w:val="36"/>
+          <w:szCs w:val="36"/>
+        </w:rPr>
+        <w:t>1. Primitive Data Types</w:t>
+      </w:r>
+    </w:p>
+    <w:p>
+      <w:pPr>
+        <w:ind w:left="432" w:right="-450"/>
+        <w:rPr>
+          <w:rFonts w:asciiTheme="majorBidi" w:hAnsiTheme="majorBidi" w:cstheme="majorBidi"/>
+          <w:sz w:val="36"/>
+          <w:szCs w:val="36"/>
+        </w:rPr>
+      </w:pPr>
+      <w:r>
+        <w:rPr>
+          <w:rFonts w:asciiTheme="majorBidi" w:hAnsiTheme="majorBidi" w:cstheme="majorBidi"/>
+          <w:sz w:val="36"/>
+          <w:szCs w:val="36"/>
+        </w:rPr>
+        <w:t>Primitive data types store a single value.</w:t>
+      </w:r>
+    </w:p>
+    <w:p>
+      <w:pPr>
+        <w:ind w:right="-450"/>
+        <w:rPr>
+          <w:rFonts w:asciiTheme="majorBidi" w:hAnsiTheme="majorBidi" w:cstheme="majorBidi"/>
+          <w:sz w:val="36"/>
+          <w:szCs w:val="36"/>
+        </w:rPr>
+      </w:pPr>
+      <w:r>
+        <w:rPr>
+          <w:rFonts w:asciiTheme="majorBidi" w:hAnsiTheme="majorBidi" w:cstheme="majorBidi"/>
+          <w:sz w:val="36"/>
+          <w:szCs w:val="36"/>
+        </w:rPr>
+        <w:t>(a) Number</w:t>
+      </w:r>
+    </w:p>
+    <w:p>
+      <w:pPr>
+        <w:numPr>
+          <w:ilvl w:val="0"/>
+          <w:numId w:val="3"/>
+        </w:numPr>
+        <w:tabs>
+          <w:tab w:val="num" w:pos="360"/>
+        </w:tabs>
+        <w:ind w:right="-450"/>
+        <w:rPr>
+          <w:rFonts w:asciiTheme="majorBidi" w:hAnsiTheme="majorBidi" w:cstheme="majorBidi"/>
+          <w:sz w:val="36"/>
+          <w:szCs w:val="36"/>
+        </w:rPr>
+      </w:pPr>
+      <w:r>
+        <w:rPr>
+          <w:rFonts w:asciiTheme="majorBidi" w:hAnsiTheme="majorBidi" w:cstheme="majorBidi"/>
+          <w:sz w:val="36"/>
+          <w:szCs w:val="36"/>
+        </w:rPr>
+        <w:t>The Number data type is used to store numeric values, including integers and decimal numbers.</w:t>
+      </w:r>
+    </w:p>
+    <w:p>
+      <w:pPr>
+        <w:numPr>
+          <w:ilvl w:val="0"/>
+          <w:numId w:val="3"/>
+        </w:numPr>
+        <w:tabs>
+          <w:tab w:val="num" w:pos="360"/>
+        </w:tabs>
+        <w:ind w:right="-450"/>
+        <w:rPr>
+          <w:rFonts w:asciiTheme="majorBidi" w:hAnsiTheme="majorBidi" w:cstheme="majorBidi"/>
+          <w:sz w:val="36"/>
+          <w:szCs w:val="36"/>
+        </w:rPr>
+      </w:pPr>
+      <w:r>
+        <w:rPr>
+          <w:rFonts w:asciiTheme="majorBidi" w:hAnsiTheme="majorBidi" w:cstheme="majorBidi"/>
+          <w:sz w:val="36"/>
+          <w:szCs w:val="36"/>
+        </w:rPr>
+        <w:t>Example:</w:t>
+      </w:r>
+    </w:p>
+    <w:p>
+      <w:pPr>
+        <w:ind w:right="-450"/>
+        <w:rPr>
+          <w:rFonts w:asciiTheme="majorBidi" w:hAnsiTheme="majorBidi" w:cstheme="majorBidi"/>
+          <w:sz w:val="36"/>
+          <w:szCs w:val="36"/>
+        </w:rPr>
+      </w:pPr>
+      <w:r>
+        <w:rPr>
+          <w:rFonts w:asciiTheme="majorBidi" w:hAnsiTheme="majorBidi" w:cstheme="majorBidi"/>
+          <w:sz w:val="36"/>
+          <w:szCs w:val="36"/>
+        </w:rPr>
+        <w:t>let age = 23;</w:t>
+      </w:r>
+      <w:r>
+        <w:rPr>
+          <w:rFonts w:asciiTheme="majorBidi" w:hAnsiTheme="majorBidi" w:cstheme="majorBidi"/>
+          <w:sz w:val="36"/>
+          <w:szCs w:val="36"/>
+        </w:rPr>
+        <w:br/>
+        <w:t>let price = 99.99;</w:t>
+      </w:r>
+      <w:r>
+        <w:rPr>
+          <w:rFonts w:asciiTheme="majorBidi" w:hAnsiTheme="majorBidi" w:cstheme="majorBidi"/>
+          <w:sz w:val="36"/>
+          <w:szCs w:val="36"/>
+        </w:rPr>
+        <w:br/>
+      </w:r>
+      <w:r>
+        <w:rPr>
+          <w:rFonts w:asciiTheme="majorBidi" w:hAnsiTheme="majorBidi" w:cstheme="majorBidi"/>
+          <w:sz w:val="36"/>
+          <w:szCs w:val="36"/>
+        </w:rPr>
+        <w:br/>
+        <w:t>console.log(age);</w:t>
+      </w:r>
+      <w:r>
+        <w:rPr>
+          <w:rFonts w:asciiTheme="majorBidi" w:hAnsiTheme="majorBidi" w:cstheme="majorBidi"/>
+          <w:sz w:val="36"/>
+          <w:szCs w:val="36"/>
+        </w:rPr>
+        <w:br/>
+        <w:t>console.log(price);</w:t>
+      </w:r>
+    </w:p>
+    <w:p>
+      <w:pPr>
+        <w:ind w:right="-450"/>
+        <w:rPr>
+          <w:rFonts w:asciiTheme="majorBidi" w:hAnsiTheme="majorBidi" w:cstheme="majorBidi"/>
+          <w:sz w:val="36"/>
+          <w:szCs w:val="36"/>
+        </w:rPr>
+      </w:pPr>
+    </w:p>
+    <w:p>
+      <w:pPr>
+        <w:ind w:right="-450"/>
+        <w:rPr>
+          <w:rFonts w:asciiTheme="majorBidi" w:hAnsiTheme="majorBidi" w:cstheme="majorBidi"/>
+          <w:sz w:val="36"/>
+          <w:szCs w:val="36"/>
+        </w:rPr>
+      </w:pPr>
+      <w:r>
+        <w:rPr>
+          <w:rFonts w:asciiTheme="majorBidi" w:hAnsiTheme="majorBidi" w:cstheme="majorBidi"/>
+          <w:sz w:val="36"/>
+          <w:szCs w:val="36"/>
+        </w:rPr>
+        <w:t>(b) String</w:t>
+      </w:r>
+    </w:p>
+    <w:p>
+      <w:pPr>
+        <w:ind w:right="-450"/>
+        <w:rPr>
+          <w:rFonts w:asciiTheme="majorBidi" w:hAnsiTheme="majorBidi" w:cstheme="majorBidi"/>
+          <w:sz w:val="36"/>
+          <w:szCs w:val="36"/>
+        </w:rPr>
+      </w:pPr>
+      <w:r>
+        <w:rPr>
+          <w:rFonts w:asciiTheme="majorBidi" w:hAnsiTheme="majorBidi" w:cstheme="majorBidi"/>
+          <w:sz w:val="36"/>
+          <w:szCs w:val="36"/>
+        </w:rPr>
+        <w:t xml:space="preserve">      </w:t>
+      </w:r>
+      <w:r>
+        <w:rPr>
+          <w:rFonts w:asciiTheme="majorBidi" w:hAnsiTheme="majorBidi" w:cstheme="majorBidi"/>
+          <w:sz w:val="36"/>
+          <w:szCs w:val="36"/>
+        </w:rPr>
+        <w:t>The String data type is used to store text values.</w:t>
+      </w:r>
+    </w:p>
+    <w:p>
+      <w:pPr>
+        <w:ind w:right="-450"/>
+        <w:rPr>
+          <w:rFonts w:asciiTheme="majorBidi" w:hAnsiTheme="majorBidi" w:cstheme="majorBidi"/>
+          <w:sz w:val="36"/>
+          <w:szCs w:val="36"/>
+        </w:rPr>
+      </w:pPr>
+      <w:r>
+        <w:rPr>
+          <w:rFonts w:asciiTheme="majorBidi" w:hAnsiTheme="majorBidi" w:cstheme="majorBidi"/>
+          <w:sz w:val="36"/>
+          <w:szCs w:val="36"/>
+        </w:rPr>
+        <w:lastRenderedPageBreak/>
+        <w:t>Example:</w:t>
+      </w:r>
+    </w:p>
+    <w:p>
+      <w:pPr>
+        <w:ind w:right="-450"/>
+        <w:rPr>
+          <w:rFonts w:asciiTheme="majorBidi" w:hAnsiTheme="majorBidi" w:cstheme="majorBidi"/>
+          <w:sz w:val="36"/>
+          <w:szCs w:val="36"/>
+        </w:rPr>
+      </w:pPr>
+      <w:r>
+        <w:rPr>
+          <w:rFonts w:asciiTheme="majorBidi" w:hAnsiTheme="majorBidi" w:cstheme="majorBidi"/>
+          <w:sz w:val="36"/>
+          <w:szCs w:val="36"/>
+        </w:rPr>
+        <w:t>let name = "Shreyansh";</w:t>
+      </w:r>
+      <w:r>
+        <w:rPr>
+          <w:rFonts w:asciiTheme="majorBidi" w:hAnsiTheme="majorBidi" w:cstheme="majorBidi"/>
+          <w:sz w:val="36"/>
+          <w:szCs w:val="36"/>
+        </w:rPr>
+        <w:br/>
+        <w:t>let city = 'Rajkot';</w:t>
+      </w:r>
+      <w:r>
+        <w:rPr>
+          <w:rFonts w:asciiTheme="majorBidi" w:hAnsiTheme="majorBidi" w:cstheme="majorBidi"/>
+          <w:sz w:val="36"/>
+          <w:szCs w:val="36"/>
+        </w:rPr>
+        <w:br/>
+      </w:r>
+      <w:r>
+        <w:rPr>
+          <w:rFonts w:asciiTheme="majorBidi" w:hAnsiTheme="majorBidi" w:cstheme="majorBidi"/>
+          <w:sz w:val="36"/>
+          <w:szCs w:val="36"/>
+        </w:rPr>
+        <w:br/>
+        <w:t>console.log(name);</w:t>
+      </w:r>
+      <w:r>
+        <w:rPr>
+          <w:rFonts w:asciiTheme="majorBidi" w:hAnsiTheme="majorBidi" w:cstheme="majorBidi"/>
+          <w:sz w:val="36"/>
+          <w:szCs w:val="36"/>
+        </w:rPr>
+        <w:br/>
+        <w:t>console.log(city);</w:t>
+      </w:r>
+    </w:p>
+    <w:p>
+      <w:pPr>
+        <w:ind w:right="-450"/>
+        <w:rPr>
+          <w:rFonts w:asciiTheme="majorBidi" w:hAnsiTheme="majorBidi" w:cstheme="majorBidi"/>
+          <w:sz w:val="36"/>
+          <w:szCs w:val="36"/>
+        </w:rPr>
+      </w:pPr>
+    </w:p>
+    <w:p>
+      <w:pPr>
+        <w:ind w:right="-450"/>
+        <w:rPr>
+          <w:rFonts w:asciiTheme="majorBidi" w:hAnsiTheme="majorBidi" w:cstheme="majorBidi"/>
+          <w:sz w:val="36"/>
+          <w:szCs w:val="36"/>
+        </w:rPr>
+      </w:pPr>
+      <w:r>
+        <w:rPr>
+          <w:rFonts w:asciiTheme="majorBidi" w:hAnsiTheme="majorBidi" w:cstheme="majorBidi"/>
+          <w:sz w:val="36"/>
+          <w:szCs w:val="36"/>
+        </w:rPr>
+        <w:t>(c) Boolean</w:t>
+      </w:r>
+    </w:p>
+    <w:p>
+      <w:pPr>
+        <w:ind w:left="432" w:right="-450"/>
+        <w:rPr>
+          <w:rFonts w:asciiTheme="majorBidi" w:hAnsiTheme="majorBidi" w:cstheme="majorBidi"/>
+          <w:sz w:val="36"/>
+          <w:szCs w:val="36"/>
+        </w:rPr>
+      </w:pPr>
+      <w:r>
+        <w:rPr>
+          <w:rFonts w:asciiTheme="majorBidi" w:hAnsiTheme="majorBidi" w:cstheme="majorBidi"/>
+          <w:sz w:val="36"/>
+          <w:szCs w:val="36"/>
+        </w:rPr>
+        <w:t>The Boolean data type stores only two values: true or false.</w:t>
+      </w:r>
+    </w:p>
+    <w:p>
+      <w:pPr>
+        <w:ind w:right="-450"/>
+        <w:rPr>
+          <w:rFonts w:asciiTheme="majorBidi" w:hAnsiTheme="majorBidi" w:cstheme="majorBidi"/>
+          <w:sz w:val="36"/>
+          <w:szCs w:val="36"/>
+        </w:rPr>
+      </w:pPr>
+      <w:r>
+        <w:rPr>
+          <w:rFonts w:asciiTheme="majorBidi" w:hAnsiTheme="majorBidi" w:cstheme="majorBidi"/>
+          <w:sz w:val="36"/>
+          <w:szCs w:val="36"/>
+        </w:rPr>
+        <w:t xml:space="preserve">     </w:t>
+      </w:r>
+      <w:r>
+        <w:rPr>
+          <w:rFonts w:asciiTheme="majorBidi" w:hAnsiTheme="majorBidi" w:cstheme="majorBidi"/>
+          <w:sz w:val="36"/>
+          <w:szCs w:val="36"/>
+        </w:rPr>
+        <w:t>Example:</w:t>
+      </w:r>
+    </w:p>
+    <w:p>
+      <w:pPr>
+        <w:ind w:right="-450"/>
+        <w:rPr>
+          <w:rFonts w:asciiTheme="majorBidi" w:hAnsiTheme="majorBidi" w:cstheme="majorBidi"/>
+          <w:sz w:val="36"/>
+          <w:szCs w:val="36"/>
+        </w:rPr>
+      </w:pPr>
+      <w:r>
+        <w:rPr>
+          <w:rFonts w:asciiTheme="majorBidi" w:hAnsiTheme="majorBidi" w:cstheme="majorBidi"/>
+          <w:sz w:val="36"/>
+          <w:szCs w:val="36"/>
+        </w:rPr>
+        <w:t xml:space="preserve">let </w:t>
+      </w:r>
+      <w:proofErr w:type="spellStart"/>
+      <w:r>
+        <w:rPr>
+          <w:rFonts w:asciiTheme="majorBidi" w:hAnsiTheme="majorBidi" w:cstheme="majorBidi"/>
+          <w:sz w:val="36"/>
+          <w:szCs w:val="36"/>
+        </w:rPr>
+        <w:t>isLogin</w:t>
+      </w:r>
+      <w:proofErr w:type="spellEnd"/>
+      <w:r>
+        <w:rPr>
+          <w:rFonts w:asciiTheme="majorBidi" w:hAnsiTheme="majorBidi" w:cstheme="majorBidi"/>
+          <w:sz w:val="36"/>
+          <w:szCs w:val="36"/>
+        </w:rPr>
+        <w:t xml:space="preserve"> = true;</w:t>
+      </w:r>
+      <w:r>
+        <w:rPr>
+          <w:rFonts w:asciiTheme="majorBidi" w:hAnsiTheme="majorBidi" w:cstheme="majorBidi"/>
+          <w:sz w:val="36"/>
+          <w:szCs w:val="36"/>
+        </w:rPr>
+        <w:br/>
+        <w:t xml:space="preserve">let </w:t>
+      </w:r>
+      <w:proofErr w:type="spellStart"/>
+      <w:r>
+        <w:rPr>
+          <w:rFonts w:asciiTheme="majorBidi" w:hAnsiTheme="majorBidi" w:cstheme="majorBidi"/>
+          <w:sz w:val="36"/>
+          <w:szCs w:val="36"/>
+        </w:rPr>
+        <w:t>isAdmin</w:t>
+      </w:r>
+      <w:proofErr w:type="spellEnd"/>
+      <w:r>
+        <w:rPr>
+          <w:rFonts w:asciiTheme="majorBidi" w:hAnsiTheme="majorBidi" w:cstheme="majorBidi"/>
+          <w:sz w:val="36"/>
+          <w:szCs w:val="36"/>
+        </w:rPr>
+        <w:t xml:space="preserve"> = false;</w:t>
+      </w:r>
+      <w:r>
+        <w:rPr>
+          <w:rFonts w:asciiTheme="majorBidi" w:hAnsiTheme="majorBidi" w:cstheme="majorBidi"/>
+          <w:sz w:val="36"/>
+          <w:szCs w:val="36"/>
+        </w:rPr>
+        <w:br/>
+      </w:r>
+      <w:r>
+        <w:rPr>
+          <w:rFonts w:asciiTheme="majorBidi" w:hAnsiTheme="majorBidi" w:cstheme="majorBidi"/>
+          <w:sz w:val="36"/>
+          <w:szCs w:val="36"/>
+        </w:rPr>
+        <w:br/>
+        <w:t>console.log(</w:t>
+      </w:r>
+      <w:proofErr w:type="spellStart"/>
+      <w:r>
+        <w:rPr>
+          <w:rFonts w:asciiTheme="majorBidi" w:hAnsiTheme="majorBidi" w:cstheme="majorBidi"/>
+          <w:sz w:val="36"/>
+          <w:szCs w:val="36"/>
+        </w:rPr>
+        <w:t>isLogin</w:t>
+      </w:r>
+      <w:proofErr w:type="spellEnd"/>
+      <w:r>
+        <w:rPr>
+          <w:rFonts w:asciiTheme="majorBidi" w:hAnsiTheme="majorBidi" w:cstheme="majorBidi"/>
+          <w:sz w:val="36"/>
+          <w:szCs w:val="36"/>
+        </w:rPr>
+        <w:t>);</w:t>
+      </w:r>
+      <w:r>
+        <w:rPr>
+          <w:rFonts w:asciiTheme="majorBidi" w:hAnsiTheme="majorBidi" w:cstheme="majorBidi"/>
+          <w:sz w:val="36"/>
+          <w:szCs w:val="36"/>
+        </w:rPr>
+        <w:br/>
+        <w:t>console.log(</w:t>
+      </w:r>
+      <w:proofErr w:type="spellStart"/>
+      <w:r>
+        <w:rPr>
+          <w:rFonts w:asciiTheme="majorBidi" w:hAnsiTheme="majorBidi" w:cstheme="majorBidi"/>
+          <w:sz w:val="36"/>
+          <w:szCs w:val="36"/>
+        </w:rPr>
+        <w:t>isAdmin</w:t>
+      </w:r>
+      <w:proofErr w:type="spellEnd"/>
+      <w:r>
+        <w:rPr>
+          <w:rFonts w:asciiTheme="majorBidi" w:hAnsiTheme="majorBidi" w:cstheme="majorBidi"/>
+          <w:sz w:val="36"/>
+          <w:szCs w:val="36"/>
+        </w:rPr>
+        <w:t>);</w:t>
+      </w:r>
+    </w:p>
+    <w:p>
+      <w:pPr>
+        <w:ind w:right="-450"/>
+        <w:rPr>
+          <w:rFonts w:asciiTheme="majorBidi" w:hAnsiTheme="majorBidi" w:cstheme="majorBidi"/>
+          <w:sz w:val="36"/>
+          <w:szCs w:val="36"/>
+        </w:rPr>
+      </w:pPr>
+    </w:p>
+    <w:p>
+      <w:pPr>
+        <w:ind w:right="-450"/>
+        <w:rPr>
+          <w:rFonts w:asciiTheme="majorBidi" w:hAnsiTheme="majorBidi" w:cstheme="majorBidi"/>
+          <w:sz w:val="36"/>
+          <w:szCs w:val="36"/>
+        </w:rPr>
+      </w:pPr>
+      <w:r>
+        <w:rPr>
+          <w:rFonts w:asciiTheme="majorBidi" w:hAnsiTheme="majorBidi" w:cstheme="majorBidi"/>
+          <w:sz w:val="36"/>
+          <w:szCs w:val="36"/>
+        </w:rPr>
+        <w:t>(d) Undefined</w:t>
+      </w:r>
+    </w:p>
+    <w:p>
+      <w:pPr>
+        <w:ind w:right="-450"/>
+        <w:rPr>
+          <w:rFonts w:asciiTheme="majorBidi" w:hAnsiTheme="majorBidi" w:cstheme="majorBidi"/>
+          <w:sz w:val="36"/>
+          <w:szCs w:val="36"/>
+        </w:rPr>
+      </w:pPr>
+      <w:r>
+        <w:rPr>
+          <w:rFonts w:asciiTheme="majorBidi" w:hAnsiTheme="majorBidi" w:cstheme="majorBidi"/>
+          <w:sz w:val="36"/>
+          <w:szCs w:val="36"/>
+        </w:rPr>
+        <w:t xml:space="preserve">          </w:t>
+      </w:r>
+      <w:r>
+        <w:rPr>
+          <w:rFonts w:asciiTheme="majorBidi" w:hAnsiTheme="majorBidi" w:cstheme="majorBidi"/>
+          <w:sz w:val="36"/>
+          <w:szCs w:val="36"/>
+        </w:rPr>
+        <w:t>A variable that is declared but not assigned any value has the data type Undefined.</w:t>
+      </w:r>
+    </w:p>
+    <w:p>
+      <w:pPr>
+        <w:ind w:right="-450"/>
+        <w:rPr>
+          <w:rFonts w:asciiTheme="majorBidi" w:hAnsiTheme="majorBidi" w:cstheme="majorBidi"/>
+          <w:sz w:val="36"/>
+          <w:szCs w:val="36"/>
+        </w:rPr>
+      </w:pPr>
+      <w:r>
+        <w:rPr>
+          <w:rFonts w:asciiTheme="majorBidi" w:hAnsiTheme="majorBidi" w:cstheme="majorBidi"/>
+          <w:sz w:val="36"/>
+          <w:szCs w:val="36"/>
+        </w:rPr>
+        <w:t>Example:</w:t>
+      </w:r>
+    </w:p>
+    <w:p>
+      <w:pPr>
+        <w:ind w:right="-450"/>
+        <w:rPr>
+          <w:rFonts w:asciiTheme="majorBidi" w:hAnsiTheme="majorBidi" w:cstheme="majorBidi"/>
+          <w:sz w:val="36"/>
+          <w:szCs w:val="36"/>
+        </w:rPr>
+      </w:pPr>
+      <w:r>
+        <w:rPr>
+          <w:rFonts w:asciiTheme="majorBidi" w:hAnsiTheme="majorBidi" w:cstheme="majorBidi"/>
+          <w:sz w:val="36"/>
+          <w:szCs w:val="36"/>
+        </w:rPr>
+        <w:t>let x;</w:t>
+      </w:r>
+      <w:r>
+        <w:rPr>
+          <w:rFonts w:asciiTheme="majorBidi" w:hAnsiTheme="majorBidi" w:cstheme="majorBidi"/>
+          <w:sz w:val="36"/>
+          <w:szCs w:val="36"/>
+        </w:rPr>
+        <w:br/>
+      </w:r>
+      <w:r>
+        <w:rPr>
+          <w:rFonts w:asciiTheme="majorBidi" w:hAnsiTheme="majorBidi" w:cstheme="majorBidi"/>
+          <w:sz w:val="36"/>
+          <w:szCs w:val="36"/>
+        </w:rPr>
+        <w:br/>
+        <w:t>console.log(x);</w:t>
+      </w:r>
+    </w:p>
+    <w:p>
+      <w:pPr>
+        <w:ind w:right="-450"/>
+        <w:rPr>
+          <w:rFonts w:asciiTheme="majorBidi" w:hAnsiTheme="majorBidi" w:cstheme="majorBidi"/>
+          <w:sz w:val="36"/>
+          <w:szCs w:val="36"/>
+        </w:rPr>
+      </w:pPr>
+      <w:r>
+        <w:rPr>
+          <w:rFonts w:asciiTheme="majorBidi" w:hAnsiTheme="majorBidi" w:cstheme="majorBidi"/>
+          <w:sz w:val="36"/>
+          <w:szCs w:val="36"/>
+        </w:rPr>
+        <w:t>Output:</w:t>
+      </w:r>
+    </w:p>
+    <w:p>
+      <w:pPr>
+        <w:ind w:right="-450"/>
+        <w:rPr>
+          <w:rFonts w:asciiTheme="majorBidi" w:hAnsiTheme="majorBidi" w:cstheme="majorBidi"/>
+          <w:sz w:val="36"/>
+          <w:szCs w:val="36"/>
+        </w:rPr>
+      </w:pPr>
+      <w:r>
+        <w:rPr>
+          <w:rFonts w:asciiTheme="majorBidi" w:hAnsiTheme="majorBidi" w:cstheme="majorBidi"/>
+          <w:sz w:val="36"/>
+          <w:szCs w:val="36"/>
+        </w:rPr>
+        <w:lastRenderedPageBreak/>
+        <w:t>undefined</w:t>
+      </w:r>
+    </w:p>
+    <w:p>
+      <w:pPr>
+        <w:ind w:right="-450"/>
+        <w:rPr>
+          <w:rFonts w:asciiTheme="majorBidi" w:hAnsiTheme="majorBidi" w:cstheme="majorBidi"/>
+          <w:sz w:val="36"/>
+          <w:szCs w:val="36"/>
+        </w:rPr>
+      </w:pPr>
+    </w:p>
+    <w:p>
+      <w:pPr>
+        <w:ind w:right="-450"/>
+        <w:rPr>
+          <w:rFonts w:asciiTheme="majorBidi" w:hAnsiTheme="majorBidi" w:cstheme="majorBidi"/>
+          <w:sz w:val="36"/>
+          <w:szCs w:val="36"/>
+        </w:rPr>
+      </w:pPr>
+      <w:r>
+        <w:rPr>
+          <w:rFonts w:asciiTheme="majorBidi" w:hAnsiTheme="majorBidi" w:cstheme="majorBidi"/>
+          <w:sz w:val="36"/>
+          <w:szCs w:val="36"/>
+        </w:rPr>
+        <w:t>(e) Null</w:t>
+      </w:r>
+    </w:p>
+    <w:p>
+      <w:pPr>
+        <w:ind w:right="-450"/>
+        <w:rPr>
+          <w:rFonts w:asciiTheme="majorBidi" w:hAnsiTheme="majorBidi" w:cstheme="majorBidi"/>
+          <w:sz w:val="36"/>
+          <w:szCs w:val="36"/>
+        </w:rPr>
+      </w:pPr>
+      <w:r>
+        <w:rPr>
+          <w:rFonts w:asciiTheme="majorBidi" w:hAnsiTheme="majorBidi" w:cstheme="majorBidi"/>
+          <w:sz w:val="36"/>
+          <w:szCs w:val="36"/>
+        </w:rPr>
+        <w:t>The Null data type represents an empty or unknown value.</w:t>
+      </w:r>
+    </w:p>
+    <w:p>
+      <w:pPr>
+        <w:ind w:right="-450"/>
+        <w:rPr>
+          <w:rFonts w:asciiTheme="majorBidi" w:hAnsiTheme="majorBidi" w:cstheme="majorBidi"/>
+          <w:sz w:val="36"/>
+          <w:szCs w:val="36"/>
+        </w:rPr>
+      </w:pPr>
+      <w:r>
+        <w:rPr>
+          <w:rFonts w:asciiTheme="majorBidi" w:hAnsiTheme="majorBidi" w:cstheme="majorBidi"/>
+          <w:sz w:val="36"/>
+          <w:szCs w:val="36"/>
+        </w:rPr>
+        <w:t>Example:</w:t>
+      </w:r>
+    </w:p>
+    <w:p>
+      <w:pPr>
+        <w:ind w:right="-450"/>
+        <w:rPr>
+          <w:rFonts w:asciiTheme="majorBidi" w:hAnsiTheme="majorBidi" w:cstheme="majorBidi"/>
+          <w:sz w:val="36"/>
+          <w:szCs w:val="36"/>
+        </w:rPr>
+      </w:pPr>
+      <w:r>
+        <w:rPr>
+          <w:rFonts w:asciiTheme="majorBidi" w:hAnsiTheme="majorBidi" w:cstheme="majorBidi"/>
+          <w:sz w:val="36"/>
+          <w:szCs w:val="36"/>
+        </w:rPr>
+        <w:t>let data = null;</w:t>
+      </w:r>
+      <w:r>
+        <w:rPr>
+          <w:rFonts w:asciiTheme="majorBidi" w:hAnsiTheme="majorBidi" w:cstheme="majorBidi"/>
+          <w:sz w:val="36"/>
+          <w:szCs w:val="36"/>
+        </w:rPr>
+        <w:br/>
+      </w:r>
+      <w:r>
+        <w:rPr>
+          <w:rFonts w:asciiTheme="majorBidi" w:hAnsiTheme="majorBidi" w:cstheme="majorBidi"/>
+          <w:sz w:val="36"/>
+          <w:szCs w:val="36"/>
+        </w:rPr>
+        <w:br/>
+        <w:t>console.log(data);</w:t>
+      </w:r>
+    </w:p>
+    <w:p>
+      <w:pPr>
+        <w:ind w:right="-450"/>
+        <w:rPr>
+          <w:rFonts w:asciiTheme="majorBidi" w:hAnsiTheme="majorBidi" w:cstheme="majorBidi"/>
+          <w:sz w:val="36"/>
+          <w:szCs w:val="36"/>
+        </w:rPr>
+      </w:pPr>
+      <w:r>
+        <w:rPr>
+          <w:rFonts w:asciiTheme="majorBidi" w:hAnsiTheme="majorBidi" w:cstheme="majorBidi"/>
+          <w:sz w:val="36"/>
+          <w:szCs w:val="36"/>
+        </w:rPr>
+        <w:pict w14:anchorId="268DB4F0">
+          <v:rect id="_x0000_i1096" style="width:0;height:1.5pt" o:hralign="center" o:hrstd="t" o:hr="t" fillcolor="#a0a0a0" stroked="f"/>
+        </w:pict>
+      </w:r>
+    </w:p>
+    <w:p>
+      <w:pPr>
+        <w:ind w:right="-450"/>
+        <w:rPr>
+          <w:rFonts w:asciiTheme="majorBidi" w:hAnsiTheme="majorBidi" w:cstheme="majorBidi"/>
+          <w:sz w:val="36"/>
+          <w:szCs w:val="36"/>
+        </w:rPr>
+      </w:pPr>
+      <w:r>
+        <w:rPr>
+          <w:rFonts w:asciiTheme="majorBidi" w:hAnsiTheme="majorBidi" w:cstheme="majorBidi"/>
+          <w:sz w:val="36"/>
+          <w:szCs w:val="36"/>
+        </w:rPr>
+        <w:t xml:space="preserve">(f) </w:t>
+      </w:r>
+      <w:proofErr w:type="spellStart"/>
+      <w:r>
+        <w:rPr>
+          <w:rFonts w:asciiTheme="majorBidi" w:hAnsiTheme="majorBidi" w:cstheme="majorBidi"/>
+          <w:sz w:val="36"/>
+          <w:szCs w:val="36"/>
+        </w:rPr>
+        <w:t>BigInt</w:t>
+      </w:r>
+      <w:proofErr w:type="spellEnd"/>
+    </w:p>
+    <w:p>
+      <w:pPr>
+        <w:ind w:right="-450"/>
+        <w:rPr>
+          <w:rFonts w:asciiTheme="majorBidi" w:hAnsiTheme="majorBidi" w:cstheme="majorBidi"/>
+          <w:sz w:val="36"/>
+          <w:szCs w:val="36"/>
+        </w:rPr>
+      </w:pPr>
+      <w:proofErr w:type="spellStart"/>
+      <w:r>
+        <w:rPr>
+          <w:rFonts w:asciiTheme="majorBidi" w:hAnsiTheme="majorBidi" w:cstheme="majorBidi"/>
+          <w:sz w:val="36"/>
+          <w:szCs w:val="36"/>
+        </w:rPr>
+        <w:t>BigInt</w:t>
+      </w:r>
+      <w:proofErr w:type="spellEnd"/>
+      <w:r>
+        <w:rPr>
+          <w:rFonts w:asciiTheme="majorBidi" w:hAnsiTheme="majorBidi" w:cstheme="majorBidi"/>
+          <w:sz w:val="36"/>
+          <w:szCs w:val="36"/>
+        </w:rPr>
+        <w:t xml:space="preserve"> is used to store very large integer values.</w:t>
+      </w:r>
+    </w:p>
+    <w:p>
+      <w:pPr>
+        <w:ind w:right="-450"/>
+        <w:rPr>
+          <w:rFonts w:asciiTheme="majorBidi" w:hAnsiTheme="majorBidi" w:cstheme="majorBidi"/>
+          <w:sz w:val="36"/>
+          <w:szCs w:val="36"/>
+        </w:rPr>
+      </w:pPr>
+      <w:r>
+        <w:rPr>
+          <w:rFonts w:asciiTheme="majorBidi" w:hAnsiTheme="majorBidi" w:cstheme="majorBidi"/>
+          <w:sz w:val="36"/>
+          <w:szCs w:val="36"/>
+        </w:rPr>
+        <w:t>Example:</w:t>
+      </w:r>
+    </w:p>
+    <w:p>
+      <w:pPr>
+        <w:ind w:right="-450"/>
+        <w:rPr>
+          <w:rFonts w:asciiTheme="majorBidi" w:hAnsiTheme="majorBidi" w:cstheme="majorBidi"/>
+          <w:sz w:val="36"/>
+          <w:szCs w:val="36"/>
+        </w:rPr>
+      </w:pPr>
+      <w:r>
+        <w:rPr>
+          <w:rFonts w:asciiTheme="majorBidi" w:hAnsiTheme="majorBidi" w:cstheme="majorBidi"/>
+          <w:sz w:val="36"/>
+          <w:szCs w:val="36"/>
+        </w:rPr>
+        <w:t xml:space="preserve">let </w:t>
+      </w:r>
+      <w:proofErr w:type="spellStart"/>
+      <w:r>
+        <w:rPr>
+          <w:rFonts w:asciiTheme="majorBidi" w:hAnsiTheme="majorBidi" w:cstheme="majorBidi"/>
+          <w:sz w:val="36"/>
+          <w:szCs w:val="36"/>
+        </w:rPr>
+        <w:t>bigNumber</w:t>
+      </w:r>
+      <w:proofErr w:type="spellEnd"/>
+      <w:r>
+        <w:rPr>
+          <w:rFonts w:asciiTheme="majorBidi" w:hAnsiTheme="majorBidi" w:cstheme="majorBidi"/>
+          <w:sz w:val="36"/>
+          <w:szCs w:val="36"/>
+        </w:rPr>
+        <w:t xml:space="preserve"> = 123456789123456789123456789n;</w:t>
+      </w:r>
+      <w:r>
+        <w:rPr>
+          <w:rFonts w:asciiTheme="majorBidi" w:hAnsiTheme="majorBidi" w:cstheme="majorBidi"/>
+          <w:sz w:val="36"/>
+          <w:szCs w:val="36"/>
+        </w:rPr>
+        <w:br/>
+      </w:r>
+      <w:r>
+        <w:rPr>
+          <w:rFonts w:asciiTheme="majorBidi" w:hAnsiTheme="majorBidi" w:cstheme="majorBidi"/>
+          <w:sz w:val="36"/>
+          <w:szCs w:val="36"/>
+        </w:rPr>
+        <w:br/>
+        <w:t>console.log(</w:t>
+      </w:r>
+      <w:proofErr w:type="spellStart"/>
+      <w:r>
+        <w:rPr>
+          <w:rFonts w:asciiTheme="majorBidi" w:hAnsiTheme="majorBidi" w:cstheme="majorBidi"/>
+          <w:sz w:val="36"/>
+          <w:szCs w:val="36"/>
+        </w:rPr>
+        <w:t>bigNumber</w:t>
+      </w:r>
+      <w:proofErr w:type="spellEnd"/>
+      <w:r>
+        <w:rPr>
+          <w:rFonts w:asciiTheme="majorBidi" w:hAnsiTheme="majorBidi" w:cstheme="majorBidi"/>
+          <w:sz w:val="36"/>
+          <w:szCs w:val="36"/>
+        </w:rPr>
+        <w:t>);</w:t>
+      </w:r>
+    </w:p>
+    <w:p>
+      <w:pPr>
+        <w:ind w:right="-450"/>
+        <w:rPr>
+          <w:rFonts w:asciiTheme="majorBidi" w:hAnsiTheme="majorBidi" w:cstheme="majorBidi"/>
+          <w:sz w:val="36"/>
+          <w:szCs w:val="36"/>
+        </w:rPr>
+      </w:pPr>
+      <w:r>
+        <w:rPr>
+          <w:rFonts w:asciiTheme="majorBidi" w:hAnsiTheme="majorBidi" w:cstheme="majorBidi"/>
+          <w:sz w:val="36"/>
+          <w:szCs w:val="36"/>
+        </w:rPr>
+        <w:pict w14:anchorId="25633088">
+          <v:rect id="_x0000_i1097" style="width:0;height:1.5pt" o:hralign="center" o:hrstd="t" o:hr="t" fillcolor="#a0a0a0" stroked="f"/>
+        </w:pict>
+      </w:r>
+    </w:p>
+    <w:p>
+      <w:pPr>
+        <w:ind w:right="-450"/>
+        <w:rPr>
+          <w:rFonts w:asciiTheme="majorBidi" w:hAnsiTheme="majorBidi" w:cstheme="majorBidi"/>
+          <w:sz w:val="36"/>
+          <w:szCs w:val="36"/>
+        </w:rPr>
+      </w:pPr>
+      <w:r>
+        <w:rPr>
+          <w:rFonts w:asciiTheme="majorBidi" w:hAnsiTheme="majorBidi" w:cstheme="majorBidi"/>
+          <w:sz w:val="36"/>
+          <w:szCs w:val="36"/>
+        </w:rPr>
+        <w:t>(g) Symbol</w:t>
+      </w:r>
+    </w:p>
+    <w:p>
+      <w:pPr>
+        <w:ind w:right="-450"/>
+        <w:rPr>
+          <w:rFonts w:asciiTheme="majorBidi" w:hAnsiTheme="majorBidi" w:cstheme="majorBidi"/>
+          <w:sz w:val="36"/>
+          <w:szCs w:val="36"/>
+        </w:rPr>
+      </w:pPr>
+      <w:r>
+        <w:rPr>
+          <w:rFonts w:asciiTheme="majorBidi" w:hAnsiTheme="majorBidi" w:cstheme="majorBidi"/>
+          <w:sz w:val="36"/>
+          <w:szCs w:val="36"/>
+        </w:rPr>
+        <w:t>The Symbol data type is used to create unique identifiers.</w:t>
+      </w:r>
+    </w:p>
+    <w:p>
+      <w:pPr>
+        <w:ind w:right="-450"/>
+        <w:rPr>
+          <w:rFonts w:asciiTheme="majorBidi" w:hAnsiTheme="majorBidi" w:cstheme="majorBidi"/>
+          <w:sz w:val="36"/>
+          <w:szCs w:val="36"/>
+        </w:rPr>
+      </w:pPr>
+      <w:r>
+        <w:rPr>
+          <w:rFonts w:asciiTheme="majorBidi" w:hAnsiTheme="majorBidi" w:cstheme="majorBidi"/>
+          <w:sz w:val="36"/>
+          <w:szCs w:val="36"/>
+        </w:rPr>
+        <w:t>Example:</w:t>
+      </w:r>
+    </w:p>
+    <w:p>
+      <w:pPr>
+        <w:ind w:right="-450"/>
+        <w:rPr>
+          <w:rFonts w:asciiTheme="majorBidi" w:hAnsiTheme="majorBidi" w:cstheme="majorBidi"/>
+          <w:sz w:val="36"/>
+          <w:szCs w:val="36"/>
+        </w:rPr>
+      </w:pPr>
+      <w:r>
+        <w:rPr>
+          <w:rFonts w:asciiTheme="majorBidi" w:hAnsiTheme="majorBidi" w:cstheme="majorBidi"/>
+          <w:sz w:val="36"/>
+          <w:szCs w:val="36"/>
+        </w:rPr>
+        <w:t>let id = Symbol("id");</w:t>
+      </w:r>
+      <w:r>
+        <w:rPr>
+          <w:rFonts w:asciiTheme="majorBidi" w:hAnsiTheme="majorBidi" w:cstheme="majorBidi"/>
+          <w:sz w:val="36"/>
+          <w:szCs w:val="36"/>
+        </w:rPr>
+        <w:br/>
+      </w:r>
+      <w:r>
+        <w:rPr>
+          <w:rFonts w:asciiTheme="majorBidi" w:hAnsiTheme="majorBidi" w:cstheme="majorBidi"/>
+          <w:sz w:val="36"/>
+          <w:szCs w:val="36"/>
+        </w:rPr>
+        <w:br/>
+        <w:t>console.log(id);</w:t>
+      </w:r>
+    </w:p>
+    <w:p>
+      <w:pPr>
+        <w:ind w:right="-450"/>
+        <w:rPr>
+          <w:rFonts w:asciiTheme="majorBidi" w:hAnsiTheme="majorBidi" w:cstheme="majorBidi"/>
+          <w:b/>
+          <w:bCs/>
+          <w:sz w:val="36"/>
+          <w:szCs w:val="36"/>
+        </w:rPr>
+      </w:pPr>
+      <w:r>
+        <w:rPr>
+          <w:rFonts w:asciiTheme="majorBidi" w:hAnsiTheme="majorBidi" w:cstheme="majorBidi"/>
+          <w:b/>
+          <w:bCs/>
+          <w:sz w:val="36"/>
+          <w:szCs w:val="36"/>
+        </w:rPr>
+        <w:lastRenderedPageBreak/>
+        <w:t>2</w:t>
+      </w:r>
+      <w:r>
+        <w:rPr>
+          <w:rFonts w:asciiTheme="majorBidi" w:hAnsiTheme="majorBidi" w:cstheme="majorBidi"/>
+          <w:b/>
+          <w:bCs/>
+          <w:sz w:val="36"/>
+          <w:szCs w:val="36"/>
+        </w:rPr>
+        <w:t>)</w:t>
+      </w:r>
+      <w:r>
+        <w:rPr>
+          <w:rFonts w:asciiTheme="majorBidi" w:hAnsiTheme="majorBidi" w:cstheme="majorBidi"/>
+          <w:b/>
+          <w:bCs/>
+          <w:sz w:val="36"/>
+          <w:szCs w:val="36"/>
+        </w:rPr>
+        <w:t>. Non-Primitive (Reference) Data Types</w:t>
+      </w:r>
+    </w:p>
+    <w:p>
+      <w:pPr>
+        <w:ind w:right="-450"/>
+        <w:rPr>
+          <w:rFonts w:asciiTheme="majorBidi" w:hAnsiTheme="majorBidi" w:cstheme="majorBidi"/>
+          <w:sz w:val="36"/>
+          <w:szCs w:val="36"/>
+        </w:rPr>
+      </w:pPr>
+      <w:r>
+        <w:rPr>
+          <w:rFonts w:asciiTheme="majorBidi" w:hAnsiTheme="majorBidi" w:cstheme="majorBidi"/>
+          <w:sz w:val="36"/>
+          <w:szCs w:val="36"/>
+        </w:rPr>
+        <w:t>Non-primitive data types are used to store collections of data or more complex entities.</w:t>
+      </w:r>
+    </w:p>
+    <w:p>
+      <w:pPr>
+        <w:ind w:right="-450"/>
+        <w:rPr>
+          <w:rFonts w:asciiTheme="majorBidi" w:hAnsiTheme="majorBidi" w:cstheme="majorBidi"/>
+          <w:sz w:val="36"/>
+          <w:szCs w:val="36"/>
+        </w:rPr>
+      </w:pPr>
+      <w:r>
+        <w:rPr>
+          <w:rFonts w:asciiTheme="majorBidi" w:hAnsiTheme="majorBidi" w:cstheme="majorBidi"/>
+          <w:sz w:val="36"/>
+          <w:szCs w:val="36"/>
+        </w:rPr>
+        <w:t>(a) Object</w:t>
+      </w:r>
+    </w:p>
+    <w:p>
+      <w:pPr>
+        <w:ind w:right="-450"/>
+        <w:rPr>
+          <w:rFonts w:asciiTheme="majorBidi" w:hAnsiTheme="majorBidi" w:cstheme="majorBidi"/>
+          <w:sz w:val="36"/>
+          <w:szCs w:val="36"/>
+        </w:rPr>
+      </w:pPr>
+      <w:r>
+        <w:rPr>
+          <w:rFonts w:asciiTheme="majorBidi" w:hAnsiTheme="majorBidi" w:cstheme="majorBidi"/>
+          <w:sz w:val="36"/>
+          <w:szCs w:val="36"/>
+        </w:rPr>
+        <w:t>An Object stores data in key-value pairs.</w:t>
+      </w:r>
+    </w:p>
+    <w:p>
+      <w:pPr>
+        <w:ind w:right="-450"/>
+        <w:rPr>
+          <w:rFonts w:asciiTheme="majorBidi" w:hAnsiTheme="majorBidi" w:cstheme="majorBidi"/>
+          <w:sz w:val="36"/>
+          <w:szCs w:val="36"/>
+        </w:rPr>
+      </w:pPr>
+      <w:r>
+        <w:rPr>
+          <w:rFonts w:asciiTheme="majorBidi" w:hAnsiTheme="majorBidi" w:cstheme="majorBidi"/>
+          <w:sz w:val="36"/>
+          <w:szCs w:val="36"/>
+        </w:rPr>
+        <w:t>Example:</w:t>
+      </w:r>
+    </w:p>
+    <w:p>
+      <w:pPr>
+        <w:ind w:right="-450"/>
+        <w:rPr>
+          <w:rFonts w:asciiTheme="majorBidi" w:hAnsiTheme="majorBidi" w:cstheme="majorBidi"/>
+          <w:sz w:val="36"/>
+          <w:szCs w:val="36"/>
+        </w:rPr>
+      </w:pPr>
+      <w:r>
+        <w:rPr>
+          <w:rFonts w:asciiTheme="majorBidi" w:hAnsiTheme="majorBidi" w:cstheme="majorBidi"/>
+          <w:sz w:val="36"/>
+          <w:szCs w:val="36"/>
+        </w:rPr>
+        <w:t>let student = {</w:t>
+      </w:r>
+      <w:r>
+        <w:rPr>
+          <w:rFonts w:asciiTheme="majorBidi" w:hAnsiTheme="majorBidi" w:cstheme="majorBidi"/>
+          <w:sz w:val="36"/>
+          <w:szCs w:val="36"/>
+        </w:rPr>
+        <w:br/>
+        <w:t xml:space="preserve">  name: "Shreyansh",</w:t>
+      </w:r>
+      <w:r>
+        <w:rPr>
+          <w:rFonts w:asciiTheme="majorBidi" w:hAnsiTheme="majorBidi" w:cstheme="majorBidi"/>
+          <w:sz w:val="36"/>
+          <w:szCs w:val="36"/>
+        </w:rPr>
+        <w:br/>
+        <w:t xml:space="preserve">  age: 23,</w:t>
+      </w:r>
+      <w:r>
+        <w:rPr>
+          <w:rFonts w:asciiTheme="majorBidi" w:hAnsiTheme="majorBidi" w:cstheme="majorBidi"/>
+          <w:sz w:val="36"/>
+          <w:szCs w:val="36"/>
+        </w:rPr>
+        <w:br/>
+        <w:t xml:space="preserve">  city: "Rajkot"</w:t>
+      </w:r>
+      <w:r>
+        <w:rPr>
+          <w:rFonts w:asciiTheme="majorBidi" w:hAnsiTheme="majorBidi" w:cstheme="majorBidi"/>
+          <w:sz w:val="36"/>
+          <w:szCs w:val="36"/>
+        </w:rPr>
+        <w:br/>
+        <w:t>};</w:t>
+      </w:r>
+      <w:r>
+        <w:rPr>
+          <w:rFonts w:asciiTheme="majorBidi" w:hAnsiTheme="majorBidi" w:cstheme="majorBidi"/>
+          <w:sz w:val="36"/>
+          <w:szCs w:val="36"/>
+        </w:rPr>
+        <w:br/>
+      </w:r>
+      <w:r>
+        <w:rPr>
+          <w:rFonts w:asciiTheme="majorBidi" w:hAnsiTheme="majorBidi" w:cstheme="majorBidi"/>
+          <w:sz w:val="36"/>
+          <w:szCs w:val="36"/>
+        </w:rPr>
+        <w:br/>
+        <w:t>console.log(student);</w:t>
+      </w:r>
+    </w:p>
+    <w:p>
+      <w:pPr>
+        <w:ind w:right="-450"/>
+        <w:rPr>
+          <w:rFonts w:asciiTheme="majorBidi" w:hAnsiTheme="majorBidi" w:cstheme="majorBidi"/>
+          <w:sz w:val="36"/>
+          <w:szCs w:val="36"/>
+        </w:rPr>
+      </w:pPr>
+    </w:p>
+    <w:p>
+      <w:pPr>
+        <w:ind w:right="-450"/>
+        <w:rPr>
+          <w:rFonts w:asciiTheme="majorBidi" w:hAnsiTheme="majorBidi" w:cstheme="majorBidi"/>
+          <w:sz w:val="36"/>
+          <w:szCs w:val="36"/>
+        </w:rPr>
+      </w:pPr>
+      <w:r>
+        <w:rPr>
+          <w:rFonts w:asciiTheme="majorBidi" w:hAnsiTheme="majorBidi" w:cstheme="majorBidi"/>
+          <w:sz w:val="36"/>
+          <w:szCs w:val="36"/>
+        </w:rPr>
+        <w:t>(b) Array</w:t>
+      </w:r>
+    </w:p>
+    <w:p>
+      <w:pPr>
+        <w:ind w:right="-450"/>
+        <w:rPr>
+          <w:rFonts w:asciiTheme="majorBidi" w:hAnsiTheme="majorBidi" w:cstheme="majorBidi"/>
+          <w:sz w:val="36"/>
+          <w:szCs w:val="36"/>
+        </w:rPr>
+      </w:pPr>
+      <w:r>
+        <w:rPr>
+          <w:rFonts w:asciiTheme="majorBidi" w:hAnsiTheme="majorBidi" w:cstheme="majorBidi"/>
+          <w:sz w:val="36"/>
+          <w:szCs w:val="36"/>
+        </w:rPr>
+        <w:t>An Array is used to store multiple values in a single variable.</w:t>
+      </w:r>
+    </w:p>
+    <w:p>
+      <w:pPr>
+        <w:ind w:right="-450"/>
+        <w:rPr>
+          <w:rFonts w:asciiTheme="majorBidi" w:hAnsiTheme="majorBidi" w:cstheme="majorBidi"/>
+          <w:sz w:val="36"/>
+          <w:szCs w:val="36"/>
+        </w:rPr>
+      </w:pPr>
+      <w:r>
+        <w:rPr>
+          <w:rFonts w:asciiTheme="majorBidi" w:hAnsiTheme="majorBidi" w:cstheme="majorBidi"/>
+          <w:sz w:val="36"/>
+          <w:szCs w:val="36"/>
+        </w:rPr>
+        <w:t>Example:</w:t>
+      </w:r>
+    </w:p>
+    <w:p>
+      <w:pPr>
+        <w:ind w:right="-450"/>
+        <w:rPr>
+          <w:rFonts w:asciiTheme="majorBidi" w:hAnsiTheme="majorBidi" w:cstheme="majorBidi"/>
+          <w:sz w:val="36"/>
+          <w:szCs w:val="36"/>
+        </w:rPr>
+      </w:pPr>
+      <w:r>
+        <w:rPr>
+          <w:rFonts w:asciiTheme="majorBidi" w:hAnsiTheme="majorBidi" w:cstheme="majorBidi"/>
+          <w:sz w:val="36"/>
+          <w:szCs w:val="36"/>
+        </w:rPr>
+        <w:t>let colors = ["red", "green", "blue"];</w:t>
+      </w:r>
+      <w:r>
+        <w:rPr>
+          <w:rFonts w:asciiTheme="majorBidi" w:hAnsiTheme="majorBidi" w:cstheme="majorBidi"/>
+          <w:sz w:val="36"/>
+          <w:szCs w:val="36"/>
+        </w:rPr>
+        <w:br/>
+      </w:r>
+      <w:r>
+        <w:rPr>
+          <w:rFonts w:asciiTheme="majorBidi" w:hAnsiTheme="majorBidi" w:cstheme="majorBidi"/>
+          <w:sz w:val="36"/>
+          <w:szCs w:val="36"/>
+        </w:rPr>
+        <w:br/>
+        <w:t>console.log(colors);</w:t>
+      </w:r>
+    </w:p>
+    <w:p>
+      <w:pPr>
+        <w:ind w:right="-450"/>
+        <w:rPr>
+          <w:rFonts w:asciiTheme="majorBidi" w:hAnsiTheme="majorBidi" w:cstheme="majorBidi"/>
+          <w:sz w:val="36"/>
+          <w:szCs w:val="36"/>
+        </w:rPr>
+      </w:pPr>
+    </w:p>
+    <w:p>
+      <w:pPr>
+        <w:ind w:right="-450"/>
+        <w:rPr>
+          <w:rFonts w:asciiTheme="majorBidi" w:hAnsiTheme="majorBidi" w:cstheme="majorBidi"/>
+          <w:sz w:val="36"/>
+          <w:szCs w:val="36"/>
+        </w:rPr>
+      </w:pPr>
+      <w:r>
+        <w:rPr>
+          <w:rFonts w:asciiTheme="majorBidi" w:hAnsiTheme="majorBidi" w:cstheme="majorBidi"/>
+          <w:sz w:val="36"/>
+          <w:szCs w:val="36"/>
+        </w:rPr>
+        <w:t>(c) Function</w:t>
+      </w:r>
+    </w:p>
+    <w:p>
+      <w:pPr>
+        <w:ind w:right="-450"/>
+        <w:rPr>
+          <w:rFonts w:asciiTheme="majorBidi" w:hAnsiTheme="majorBidi" w:cstheme="majorBidi"/>
+          <w:sz w:val="36"/>
+          <w:szCs w:val="36"/>
+        </w:rPr>
+      </w:pPr>
+      <w:r>
+        <w:rPr>
+          <w:rFonts w:asciiTheme="majorBidi" w:hAnsiTheme="majorBidi" w:cstheme="majorBidi"/>
+          <w:sz w:val="36"/>
+          <w:szCs w:val="36"/>
+        </w:rPr>
+        <w:t>A Function is a block of reusable code.</w:t>
+      </w:r>
+    </w:p>
+    <w:p>
+      <w:pPr>
+        <w:ind w:right="-450"/>
+        <w:rPr>
+          <w:rFonts w:asciiTheme="majorBidi" w:hAnsiTheme="majorBidi" w:cstheme="majorBidi"/>
+          <w:sz w:val="36"/>
+          <w:szCs w:val="36"/>
+        </w:rPr>
+      </w:pPr>
+      <w:r>
+        <w:rPr>
+          <w:rFonts w:asciiTheme="majorBidi" w:hAnsiTheme="majorBidi" w:cstheme="majorBidi"/>
+          <w:sz w:val="36"/>
+          <w:szCs w:val="36"/>
+        </w:rPr>
+        <w:lastRenderedPageBreak/>
+        <w:t>Example:</w:t>
+      </w:r>
+    </w:p>
+    <w:p>
+      <w:pPr>
+        <w:ind w:right="-450"/>
+        <w:rPr>
+          <w:rFonts w:asciiTheme="majorBidi" w:hAnsiTheme="majorBidi" w:cstheme="majorBidi"/>
+          <w:sz w:val="36"/>
+          <w:szCs w:val="36"/>
+        </w:rPr>
+      </w:pPr>
+      <w:r>
+        <w:rPr>
+          <w:rFonts w:asciiTheme="majorBidi" w:hAnsiTheme="majorBidi" w:cstheme="majorBidi"/>
+          <w:sz w:val="36"/>
+          <w:szCs w:val="36"/>
+        </w:rPr>
+        <w:t>function greet() {</w:t>
+      </w:r>
+      <w:r>
+        <w:rPr>
+          <w:rFonts w:asciiTheme="majorBidi" w:hAnsiTheme="majorBidi" w:cstheme="majorBidi"/>
+          <w:sz w:val="36"/>
+          <w:szCs w:val="36"/>
+        </w:rPr>
+        <w:br/>
+        <w:t xml:space="preserve">  console.log("Hello World");</w:t>
+      </w:r>
+      <w:r>
+        <w:rPr>
+          <w:rFonts w:asciiTheme="majorBidi" w:hAnsiTheme="majorBidi" w:cstheme="majorBidi"/>
+          <w:sz w:val="36"/>
+          <w:szCs w:val="36"/>
+        </w:rPr>
+        <w:br/>
+        <w:t>}</w:t>
+      </w:r>
+      <w:r>
+        <w:rPr>
+          <w:rFonts w:asciiTheme="majorBidi" w:hAnsiTheme="majorBidi" w:cstheme="majorBidi"/>
+          <w:sz w:val="36"/>
+          <w:szCs w:val="36"/>
+        </w:rPr>
+        <w:br/>
+      </w:r>
+      <w:r>
+        <w:rPr>
+          <w:rFonts w:asciiTheme="majorBidi" w:hAnsiTheme="majorBidi" w:cstheme="majorBidi"/>
+          <w:sz w:val="36"/>
+          <w:szCs w:val="36"/>
+        </w:rPr>
+        <w:br/>
+        <w:t>greet();</w:t>
+      </w:r>
+    </w:p>
+    <w:p>
+      <w:pPr>
+        <w:ind w:right="-450"/>
+        <w:rPr>
+          <w:rFonts w:asciiTheme="majorBidi" w:hAnsiTheme="majorBidi" w:cstheme="majorBidi"/>
+          <w:sz w:val="36"/>
+          <w:szCs w:val="36"/>
+        </w:rPr>
+      </w:pPr>
+    </w:p>
+    <w:p>
+      <w:pPr>
+        <w:ind w:right="-450"/>
+        <w:rPr>
+          <w:rFonts w:asciiTheme="majorBidi" w:hAnsiTheme="majorBidi" w:cstheme="majorBidi"/>
+          <w:sz w:val="36"/>
+          <w:szCs w:val="36"/>
+        </w:rPr>
+      </w:pPr>
+      <w:proofErr w:type="spellStart"/>
+      <w:r>
+        <w:rPr>
+          <w:rFonts w:asciiTheme="majorBidi" w:hAnsiTheme="majorBidi" w:cstheme="majorBidi"/>
+          <w:sz w:val="36"/>
+          <w:szCs w:val="36"/>
+        </w:rPr>
+        <w:t>typeof</w:t>
+      </w:r>
+      <w:proofErr w:type="spellEnd"/>
+      <w:r>
+        <w:rPr>
+          <w:rFonts w:asciiTheme="majorBidi" w:hAnsiTheme="majorBidi" w:cstheme="majorBidi"/>
+          <w:sz w:val="36"/>
+          <w:szCs w:val="36"/>
+        </w:rPr>
+        <w:t xml:space="preserve"> Operator</w:t>
+      </w:r>
+    </w:p>
+    <w:p>
+      <w:pPr>
+        <w:ind w:right="-450"/>
+        <w:rPr>
+          <w:rFonts w:asciiTheme="majorBidi" w:hAnsiTheme="majorBidi" w:cstheme="majorBidi"/>
+          <w:sz w:val="36"/>
+          <w:szCs w:val="36"/>
+        </w:rPr>
+      </w:pPr>
+      <w:r>
+        <w:rPr>
+          <w:rFonts w:asciiTheme="majorBidi" w:hAnsiTheme="majorBidi" w:cstheme="majorBidi"/>
+          <w:sz w:val="36"/>
+          <w:szCs w:val="36"/>
+        </w:rPr>
+        <w:t xml:space="preserve">The </w:t>
+      </w:r>
+      <w:proofErr w:type="spellStart"/>
+      <w:r>
+        <w:rPr>
+          <w:rFonts w:asciiTheme="majorBidi" w:hAnsiTheme="majorBidi" w:cstheme="majorBidi"/>
+          <w:sz w:val="36"/>
+          <w:szCs w:val="36"/>
+        </w:rPr>
+        <w:t>typeof</w:t>
+      </w:r>
+      <w:proofErr w:type="spellEnd"/>
+      <w:r>
+        <w:rPr>
+          <w:rFonts w:asciiTheme="majorBidi" w:hAnsiTheme="majorBidi" w:cstheme="majorBidi"/>
+          <w:sz w:val="36"/>
+          <w:szCs w:val="36"/>
+        </w:rPr>
+        <w:t xml:space="preserve"> operator is used to check the data type of a variable.</w:t>
+      </w:r>
+    </w:p>
+    <w:p>
+      <w:pPr>
+        <w:ind w:right="-450"/>
+        <w:rPr>
+          <w:rFonts w:asciiTheme="majorBidi" w:hAnsiTheme="majorBidi" w:cstheme="majorBidi"/>
+          <w:sz w:val="36"/>
+          <w:szCs w:val="36"/>
+        </w:rPr>
+      </w:pPr>
+      <w:r>
+        <w:rPr>
+          <w:rFonts w:asciiTheme="majorBidi" w:hAnsiTheme="majorBidi" w:cstheme="majorBidi"/>
+          <w:sz w:val="36"/>
+          <w:szCs w:val="36"/>
+        </w:rPr>
+        <w:t>Example:</w:t>
+      </w:r>
+    </w:p>
+    <w:p>
+      <w:pPr>
+        <w:ind w:right="-450"/>
+        <w:rPr>
+          <w:rFonts w:asciiTheme="majorBidi" w:hAnsiTheme="majorBidi" w:cstheme="majorBidi"/>
+          <w:sz w:val="36"/>
+          <w:szCs w:val="36"/>
+        </w:rPr>
+      </w:pPr>
+      <w:r>
+        <w:rPr>
+          <w:rFonts w:asciiTheme="majorBidi" w:hAnsiTheme="majorBidi" w:cstheme="majorBidi"/>
+          <w:sz w:val="36"/>
+          <w:szCs w:val="36"/>
+        </w:rPr>
+        <w:t>let a = 10;</w:t>
+      </w:r>
+      <w:r>
+        <w:rPr>
+          <w:rFonts w:asciiTheme="majorBidi" w:hAnsiTheme="majorBidi" w:cstheme="majorBidi"/>
+          <w:sz w:val="36"/>
+          <w:szCs w:val="36"/>
+        </w:rPr>
+        <w:br/>
+      </w:r>
+      <w:r>
+        <w:rPr>
+          <w:rFonts w:asciiTheme="majorBidi" w:hAnsiTheme="majorBidi" w:cstheme="majorBidi"/>
+          <w:sz w:val="36"/>
+          <w:szCs w:val="36"/>
+        </w:rPr>
+        <w:br/>
+        <w:t>console.log(</w:t>
+      </w:r>
+      <w:proofErr w:type="spellStart"/>
+      <w:r>
+        <w:rPr>
+          <w:rFonts w:asciiTheme="majorBidi" w:hAnsiTheme="majorBidi" w:cstheme="majorBidi"/>
+          <w:sz w:val="36"/>
+          <w:szCs w:val="36"/>
+        </w:rPr>
+        <w:t>typeof</w:t>
+      </w:r>
+      <w:proofErr w:type="spellEnd"/>
+      <w:r>
+        <w:rPr>
+          <w:rFonts w:asciiTheme="majorBidi" w:hAnsiTheme="majorBidi" w:cstheme="majorBidi"/>
+          <w:sz w:val="36"/>
+          <w:szCs w:val="36"/>
+        </w:rPr>
+        <w:t xml:space="preserve"> a);</w:t>
+      </w:r>
+    </w:p>
+    <w:p>
+      <w:pPr>
+        <w:ind w:right="-450"/>
+        <w:rPr>
+          <w:rFonts w:asciiTheme="majorBidi" w:hAnsiTheme="majorBidi" w:cstheme="majorBidi"/>
+          <w:sz w:val="36"/>
+          <w:szCs w:val="36"/>
+        </w:rPr>
+      </w:pPr>
+      <w:r>
+        <w:rPr>
+          <w:rFonts w:asciiTheme="majorBidi" w:hAnsiTheme="majorBidi" w:cstheme="majorBidi"/>
+          <w:sz w:val="36"/>
+          <w:szCs w:val="36"/>
+        </w:rPr>
+        <w:t>Output:</w:t>
+      </w:r>
+    </w:p>
+    <w:p>
+      <w:pPr>
+        <w:ind w:right="-450"/>
+        <w:rPr>
+          <w:rFonts w:asciiTheme="majorBidi" w:hAnsiTheme="majorBidi" w:cstheme="majorBidi"/>
+          <w:sz w:val="36"/>
+          <w:szCs w:val="36"/>
+        </w:rPr>
+      </w:pPr>
+      <w:r>
+        <w:rPr>
+          <w:rFonts w:asciiTheme="majorBidi" w:hAnsiTheme="majorBidi" w:cstheme="majorBidi"/>
+          <w:sz w:val="36"/>
+          <w:szCs w:val="36"/>
+        </w:rPr>
+        <w:t>N</w:t>
+      </w:r>
+      <w:r>
+        <w:rPr>
+          <w:rFonts w:asciiTheme="majorBidi" w:hAnsiTheme="majorBidi" w:cstheme="majorBidi"/>
+          <w:sz w:val="36"/>
+          <w:szCs w:val="36"/>
+        </w:rPr>
+        <w:t>umber</w:t>
+      </w:r>
+    </w:p>
+    <w:p>
+      <w:pPr>
+        <w:ind w:right="-450"/>
+        <w:rPr>
+          <w:rFonts w:asciiTheme="majorBidi" w:hAnsiTheme="majorBidi" w:cstheme="majorBidi"/>
+          <w:sz w:val="36"/>
+          <w:szCs w:val="36"/>
+        </w:rPr>
+      </w:pPr>
+    </w:p>
+    <w:p>
+      <w:pPr>
+        <w:ind w:right="-450"/>
+        <w:rPr>
+          <w:rFonts w:asciiTheme="majorBidi" w:hAnsiTheme="majorBidi" w:cstheme="majorBidi"/>
+          <w:sz w:val="36"/>
+          <w:szCs w:val="36"/>
+        </w:rPr>
+      </w:pPr>
+    </w:p>
+    <w:p>
+      <w:pPr>
+        <w:ind w:right="-450"/>
+        <w:rPr>
+          <w:rFonts w:asciiTheme="majorBidi" w:hAnsiTheme="majorBidi" w:cstheme="majorBidi"/>
+          <w:sz w:val="36"/>
+          <w:szCs w:val="36"/>
+        </w:rPr>
+      </w:pPr>
+    </w:p>
+    <w:p>
+      <w:pPr>
+        <w:ind w:right="-450"/>
+        <w:rPr>
+          <w:rFonts w:asciiTheme="majorBidi" w:hAnsiTheme="majorBidi" w:cstheme="majorBidi"/>
+          <w:sz w:val="36"/>
+          <w:szCs w:val="36"/>
+        </w:rPr>
+      </w:pPr>
+    </w:p>
+    <w:p>
+      <w:pPr>
+        <w:ind w:right="-450"/>
+        <w:rPr>
+          <w:rFonts w:asciiTheme="majorBidi" w:hAnsiTheme="majorBidi" w:cstheme="majorBidi"/>
+          <w:sz w:val="36"/>
+          <w:szCs w:val="36"/>
+        </w:rPr>
+      </w:pPr>
+    </w:p>
+    <w:p>
+      <w:pPr>
+        <w:ind w:right="-450"/>
+        <w:rPr>
+          <w:rFonts w:asciiTheme="majorBidi" w:hAnsiTheme="majorBidi" w:cstheme="majorBidi"/>
+          <w:sz w:val="36"/>
+          <w:szCs w:val="36"/>
+        </w:rPr>
+      </w:pPr>
+    </w:p>
+    <w:p>
+      <w:pPr>
+        <w:ind w:right="-450"/>
+        <w:rPr>
+          <w:rFonts w:asciiTheme="majorBidi" w:hAnsiTheme="majorBidi" w:cstheme="majorBidi"/>
+          <w:sz w:val="36"/>
+          <w:szCs w:val="36"/>
+        </w:rPr>
+      </w:pPr>
+    </w:p>
+    <w:p>
+      <w:pPr>
+        <w:ind w:right="-450"/>
+        <w:rPr>
+          <w:rFonts w:asciiTheme="majorBidi" w:hAnsiTheme="majorBidi" w:cstheme="majorBidi"/>
+          <w:b/>
+          <w:bCs/>
+          <w:sz w:val="36"/>
+          <w:szCs w:val="36"/>
+        </w:rPr>
+      </w:pPr>
+      <w:r>
+        <w:rPr>
+          <w:rFonts w:asciiTheme="majorBidi" w:hAnsiTheme="majorBidi" w:cstheme="majorBidi"/>
+          <w:b/>
+          <w:bCs/>
+          <w:sz w:val="36"/>
+          <w:szCs w:val="36"/>
+        </w:rPr>
+        <w:lastRenderedPageBreak/>
+        <w:t>Question 3: What is the difference between undefined and null in JavaScript?</w:t>
+      </w:r>
+    </w:p>
+    <w:p>
+      <w:pPr>
+        <w:ind w:right="-450"/>
+        <w:rPr>
+          <w:rFonts w:asciiTheme="majorBidi" w:hAnsiTheme="majorBidi" w:cstheme="majorBidi"/>
+          <w:sz w:val="36"/>
+          <w:szCs w:val="36"/>
+        </w:rPr>
+      </w:pPr>
+      <w:r>
+        <w:rPr>
+          <w:rFonts w:asciiTheme="majorBidi" w:hAnsiTheme="majorBidi" w:cstheme="majorBidi"/>
+          <w:sz w:val="36"/>
+          <w:szCs w:val="36"/>
+        </w:rPr>
+        <w:t>Ans:</w:t>
+      </w:r>
+    </w:p>
+    <w:p>
+      <w:pPr>
+        <w:ind w:right="-450"/>
+        <w:rPr>
+          <w:rFonts w:asciiTheme="majorBidi" w:hAnsiTheme="majorBidi" w:cstheme="majorBidi"/>
+          <w:sz w:val="36"/>
+          <w:szCs w:val="36"/>
+        </w:rPr>
+      </w:pPr>
+      <w:r>
+        <w:rPr>
+          <w:rFonts w:asciiTheme="majorBidi" w:hAnsiTheme="majorBidi" w:cstheme="majorBidi"/>
+          <w:sz w:val="36"/>
+          <w:szCs w:val="36"/>
+        </w:rPr>
+        <w:t>In JavaScript, both undefined and null represent empty values, but they are different from each other.</w:t>
+      </w:r>
+    </w:p>
+    <w:p>
+      <w:pPr>
+        <w:ind w:right="-450"/>
+        <w:rPr>
+          <w:rFonts w:asciiTheme="majorBidi" w:hAnsiTheme="majorBidi" w:cstheme="majorBidi"/>
+          <w:b/>
+          <w:bCs/>
+          <w:sz w:val="36"/>
+          <w:szCs w:val="36"/>
+        </w:rPr>
+      </w:pPr>
+      <w:r>
+        <w:rPr>
+          <w:rFonts w:asciiTheme="majorBidi" w:hAnsiTheme="majorBidi" w:cstheme="majorBidi"/>
+          <w:b/>
+          <w:bCs/>
+          <w:sz w:val="36"/>
+          <w:szCs w:val="36"/>
+        </w:rPr>
+        <w:t>Undefined</w:t>
+      </w:r>
+    </w:p>
+    <w:p>
+      <w:pPr>
+        <w:ind w:right="-450"/>
+        <w:rPr>
+          <w:rFonts w:asciiTheme="majorBidi" w:hAnsiTheme="majorBidi" w:cstheme="majorBidi"/>
+          <w:sz w:val="36"/>
+          <w:szCs w:val="36"/>
+        </w:rPr>
+      </w:pPr>
+      <w:r>
+        <w:rPr>
+          <w:rFonts w:asciiTheme="majorBidi" w:hAnsiTheme="majorBidi" w:cstheme="majorBidi"/>
+          <w:sz w:val="36"/>
+          <w:szCs w:val="36"/>
+        </w:rPr>
+        <w:t>undefined means a variable has been declared but no value has been assigned to it.</w:t>
+      </w:r>
+    </w:p>
+    <w:p>
+      <w:pPr>
+        <w:ind w:right="-450"/>
+        <w:rPr>
+          <w:rFonts w:asciiTheme="majorBidi" w:hAnsiTheme="majorBidi" w:cstheme="majorBidi"/>
+          <w:sz w:val="36"/>
+          <w:szCs w:val="36"/>
+        </w:rPr>
+      </w:pPr>
+      <w:r>
+        <w:rPr>
+          <w:rFonts w:asciiTheme="majorBidi" w:hAnsiTheme="majorBidi" w:cstheme="majorBidi"/>
+          <w:sz w:val="36"/>
+          <w:szCs w:val="36"/>
+        </w:rPr>
+        <w:t>Example:</w:t>
+      </w:r>
+    </w:p>
+    <w:p>
+      <w:pPr>
+        <w:ind w:right="-450"/>
+        <w:rPr>
+          <w:rFonts w:asciiTheme="majorBidi" w:hAnsiTheme="majorBidi" w:cstheme="majorBidi"/>
+          <w:sz w:val="36"/>
+          <w:szCs w:val="36"/>
+        </w:rPr>
+      </w:pPr>
+      <w:r>
+        <w:rPr>
+          <w:rFonts w:asciiTheme="majorBidi" w:hAnsiTheme="majorBidi" w:cstheme="majorBidi"/>
+          <w:sz w:val="36"/>
+          <w:szCs w:val="36"/>
+        </w:rPr>
+        <w:t>let x;</w:t>
+      </w:r>
+      <w:r>
+        <w:rPr>
+          <w:rFonts w:asciiTheme="majorBidi" w:hAnsiTheme="majorBidi" w:cstheme="majorBidi"/>
+          <w:sz w:val="36"/>
+          <w:szCs w:val="36"/>
+        </w:rPr>
+        <w:br/>
+        <w:t>console.log(x);</w:t>
+      </w:r>
+    </w:p>
+    <w:p>
+      <w:pPr>
+        <w:ind w:right="-450"/>
+        <w:rPr>
+          <w:rFonts w:asciiTheme="majorBidi" w:hAnsiTheme="majorBidi" w:cstheme="majorBidi"/>
+          <w:sz w:val="36"/>
+          <w:szCs w:val="36"/>
+        </w:rPr>
+      </w:pPr>
+      <w:r>
+        <w:rPr>
+          <w:rFonts w:asciiTheme="majorBidi" w:hAnsiTheme="majorBidi" w:cstheme="majorBidi"/>
+          <w:sz w:val="36"/>
+          <w:szCs w:val="36"/>
+        </w:rPr>
+        <w:t>Output:</w:t>
+      </w:r>
+    </w:p>
+    <w:p>
+      <w:pPr>
+        <w:ind w:right="-450"/>
+        <w:rPr>
+          <w:rFonts w:asciiTheme="majorBidi" w:hAnsiTheme="majorBidi" w:cstheme="majorBidi"/>
+          <w:sz w:val="36"/>
+          <w:szCs w:val="36"/>
+        </w:rPr>
+      </w:pPr>
+      <w:r>
+        <w:rPr>
+          <w:rFonts w:asciiTheme="majorBidi" w:hAnsiTheme="majorBidi" w:cstheme="majorBidi"/>
+          <w:sz w:val="36"/>
+          <w:szCs w:val="36"/>
+        </w:rPr>
+        <w:t>undefined</w:t>
+      </w:r>
+    </w:p>
+    <w:p>
+      <w:pPr>
+        <w:ind w:right="-450"/>
+        <w:rPr>
+          <w:rFonts w:asciiTheme="majorBidi" w:hAnsiTheme="majorBidi" w:cstheme="majorBidi"/>
+          <w:sz w:val="36"/>
+          <w:szCs w:val="36"/>
+        </w:rPr>
+      </w:pPr>
+      <w:r>
+        <w:rPr>
+          <w:rFonts w:asciiTheme="majorBidi" w:hAnsiTheme="majorBidi" w:cstheme="majorBidi"/>
+          <w:sz w:val="36"/>
+          <w:szCs w:val="36"/>
+        </w:rPr>
+        <w:t>Explanation:</w:t>
+      </w:r>
+      <w:r>
+        <w:rPr>
+          <w:rFonts w:asciiTheme="majorBidi" w:hAnsiTheme="majorBidi" w:cstheme="majorBidi"/>
+          <w:sz w:val="36"/>
+          <w:szCs w:val="36"/>
+        </w:rPr>
+        <w:br/>
+        <w:t>In the above example, the variable x is created but no value is given, so JavaScript automatically assigns undefined.</w:t>
+      </w:r>
+    </w:p>
+    <w:p>
+      <w:pPr>
+        <w:ind w:right="-450"/>
+        <w:rPr>
+          <w:rFonts w:asciiTheme="majorBidi" w:hAnsiTheme="majorBidi" w:cstheme="majorBidi"/>
+          <w:sz w:val="36"/>
+          <w:szCs w:val="36"/>
+        </w:rPr>
+      </w:pPr>
+    </w:p>
+    <w:p>
+      <w:pPr>
+        <w:ind w:right="-450"/>
+        <w:rPr>
+          <w:rFonts w:asciiTheme="majorBidi" w:hAnsiTheme="majorBidi" w:cstheme="majorBidi"/>
+          <w:b/>
+          <w:bCs/>
+          <w:sz w:val="36"/>
+          <w:szCs w:val="36"/>
+        </w:rPr>
+      </w:pPr>
+      <w:r>
+        <w:rPr>
+          <w:rFonts w:asciiTheme="majorBidi" w:hAnsiTheme="majorBidi" w:cstheme="majorBidi"/>
+          <w:b/>
+          <w:bCs/>
+          <w:sz w:val="36"/>
+          <w:szCs w:val="36"/>
+        </w:rPr>
+        <w:t>Null</w:t>
+      </w:r>
+    </w:p>
+    <w:p>
+      <w:pPr>
+        <w:ind w:right="-450"/>
+        <w:rPr>
+          <w:rFonts w:asciiTheme="majorBidi" w:hAnsiTheme="majorBidi" w:cstheme="majorBidi"/>
+          <w:sz w:val="36"/>
+          <w:szCs w:val="36"/>
+        </w:rPr>
+      </w:pPr>
+      <w:r>
+        <w:rPr>
+          <w:rFonts w:asciiTheme="majorBidi" w:hAnsiTheme="majorBidi" w:cstheme="majorBidi"/>
+          <w:sz w:val="36"/>
+          <w:szCs w:val="36"/>
+        </w:rPr>
+        <w:t>null is an intentional empty value assigned by the programmer.</w:t>
+      </w:r>
+    </w:p>
+    <w:p>
+      <w:pPr>
+        <w:ind w:right="-450"/>
+        <w:rPr>
+          <w:rFonts w:asciiTheme="majorBidi" w:hAnsiTheme="majorBidi" w:cstheme="majorBidi"/>
+          <w:sz w:val="36"/>
+          <w:szCs w:val="36"/>
+        </w:rPr>
+      </w:pPr>
+      <w:r>
+        <w:rPr>
+          <w:rFonts w:asciiTheme="majorBidi" w:hAnsiTheme="majorBidi" w:cstheme="majorBidi"/>
+          <w:sz w:val="36"/>
+          <w:szCs w:val="36"/>
+        </w:rPr>
+        <w:t>Example:</w:t>
+      </w:r>
+    </w:p>
+    <w:p>
+      <w:pPr>
+        <w:ind w:right="-450"/>
+        <w:rPr>
+          <w:rFonts w:asciiTheme="majorBidi" w:hAnsiTheme="majorBidi" w:cstheme="majorBidi"/>
+          <w:sz w:val="36"/>
+          <w:szCs w:val="36"/>
+        </w:rPr>
+      </w:pPr>
+      <w:r>
+        <w:rPr>
+          <w:rFonts w:asciiTheme="majorBidi" w:hAnsiTheme="majorBidi" w:cstheme="majorBidi"/>
+          <w:sz w:val="36"/>
+          <w:szCs w:val="36"/>
+        </w:rPr>
+        <w:t>let data = null;</w:t>
+      </w:r>
+      <w:r>
+        <w:rPr>
+          <w:rFonts w:asciiTheme="majorBidi" w:hAnsiTheme="majorBidi" w:cstheme="majorBidi"/>
+          <w:sz w:val="36"/>
+          <w:szCs w:val="36"/>
+        </w:rPr>
+        <w:br/>
+        <w:t>console.log(data);</w:t>
+      </w:r>
+    </w:p>
+    <w:p>
+      <w:pPr>
+        <w:ind w:right="-450"/>
+        <w:rPr>
+          <w:rFonts w:asciiTheme="majorBidi" w:hAnsiTheme="majorBidi" w:cstheme="majorBidi"/>
+          <w:sz w:val="36"/>
+          <w:szCs w:val="36"/>
+        </w:rPr>
+      </w:pPr>
+      <w:r>
+        <w:rPr>
+          <w:rFonts w:asciiTheme="majorBidi" w:hAnsiTheme="majorBidi" w:cstheme="majorBidi"/>
+          <w:sz w:val="36"/>
+          <w:szCs w:val="36"/>
+        </w:rPr>
+        <w:t>Output:</w:t>
+      </w:r>
+      <w:r>
+        <w:rPr>
+          <w:rFonts w:asciiTheme="majorBidi" w:hAnsiTheme="majorBidi" w:cstheme="majorBidi"/>
+          <w:sz w:val="36"/>
+          <w:szCs w:val="36"/>
+        </w:rPr>
+        <w:t xml:space="preserve"> </w:t>
+      </w:r>
+      <w:r>
+        <w:rPr>
+          <w:rFonts w:asciiTheme="majorBidi" w:hAnsiTheme="majorBidi" w:cstheme="majorBidi"/>
+          <w:sz w:val="36"/>
+          <w:szCs w:val="36"/>
+        </w:rPr>
+        <w:t>null</w:t>
+      </w:r>
+    </w:p>
+    <w:p>
+      <w:pPr>
+        <w:ind w:right="-450"/>
+        <w:rPr>
+          <w:rFonts w:asciiTheme="majorBidi" w:hAnsiTheme="majorBidi" w:cstheme="majorBidi"/>
+          <w:sz w:val="36"/>
+          <w:szCs w:val="36"/>
+        </w:rPr>
+      </w:pPr>
+    </w:p>
+    <w:p>
+      <w:pPr>
+        <w:ind w:right="-450"/>
+        <w:rPr>
+          <w:rFonts w:asciiTheme="majorBidi" w:hAnsiTheme="majorBidi" w:cstheme="majorBidi"/>
+          <w:sz w:val="36"/>
+          <w:szCs w:val="36"/>
+        </w:rPr>
+      </w:pPr>
+    </w:p>
+    <w:p>
+      <w:pPr>
+        <w:ind w:right="-450"/>
+        <w:rPr>
+          <w:rFonts w:asciiTheme="majorBidi" w:hAnsiTheme="majorBidi" w:cstheme="majorBidi"/>
+          <w:b/>
+          <w:bCs/>
           <w:sz w:val="36"/>
           <w:szCs w:val="36"/>
         </w:rPr>
@@ -3672,6 +5688,119 @@
     </w:lvl>
   </w:abstractNum>
   <w:abstractNum w:abstractNumId="14" w15:restartNumberingAfterBreak="0">
+    <w:nsid w:val="0E452550"/>
+    <w:multiLevelType w:val="multilevel"/>
+    <w:tmpl w:val="4D029E76"/>
+    <w:lvl w:ilvl="0">
+      <w:start w:val="1"/>
+      <w:numFmt w:val="decimal"/>
+      <w:lvlText w:val="%1."/>
+      <w:lvlJc w:val="left"/>
+      <w:pPr>
+        <w:tabs>
+          <w:tab w:val="num" w:pos="720"/>
+        </w:tabs>
+        <w:ind w:left="720" w:hanging="360"/>
+      </w:pPr>
+    </w:lvl>
+    <w:lvl w:ilvl="1" w:tentative="1">
+      <w:start w:val="1"/>
+      <w:numFmt w:val="decimal"/>
+      <w:lvlText w:val="%2."/>
+      <w:lvlJc w:val="left"/>
+      <w:pPr>
+        <w:tabs>
+          <w:tab w:val="num" w:pos="1440"/>
+        </w:tabs>
+        <w:ind w:left="1440" w:hanging="360"/>
+      </w:pPr>
+    </w:lvl>
+    <w:lvl w:ilvl="2" w:tentative="1">
+      <w:start w:val="1"/>
+      <w:numFmt w:val="decimal"/>
+      <w:lvlText w:val="%3."/>
+      <w:lvlJc w:val="left"/>
+      <w:pPr>
+        <w:tabs>
+          <w:tab w:val="num" w:pos="2160"/>
+        </w:tabs>
+        <w:ind w:left="2160" w:hanging="360"/>
+      </w:pPr>
+    </w:lvl>
+    <w:lvl w:ilvl="3" w:tentative="1">
+      <w:start w:val="1"/>
+      <w:numFmt w:val="decimal"/>
+      <w:lvlText w:val="%4."/>
+      <w:lvlJc w:val="left"/>
+      <w:pPr>
+        <w:tabs>
+          <w:tab w:val="num" w:pos="2880"/>
+        </w:tabs>
+        <w:ind w:left="2880" w:hanging="360"/>
+      </w:pPr>
+    </w:lvl>
+    <w:lvl w:ilvl="4" w:tentative="1">
+      <w:start w:val="1"/>
+      <w:numFmt w:val="decimal"/>
+      <w:lvlText w:val="%5."/>
+      <w:lvlJc w:val="left"/>
+      <w:pPr>
+        <w:tabs>
+          <w:tab w:val="num" w:pos="3600"/>
+        </w:tabs>
+        <w:ind w:left="3600" w:hanging="360"/>
+      </w:pPr>
+    </w:lvl>
+    <w:lvl w:ilvl="5" w:tentative="1">
+      <w:start w:val="1"/>
+      <w:numFmt w:val="decimal"/>
+      <w:lvlText w:val="%6."/>
+      <w:lvlJc w:val="left"/>
+      <w:pPr>
+        <w:tabs>
+          <w:tab w:val="num" w:pos="4320"/>
+        </w:tabs>
+        <w:ind w:left="4320" w:hanging="360"/>
+      </w:pPr>
+    </w:lvl>
+    <w:lvl w:ilvl="6" w:tentative="1">
+      <w:start w:val="1"/>
+      <w:numFmt w:val="decimal"/>
+      <w:lvlText w:val="%7."/>
+      <w:lvlJc w:val="left"/>
+      <w:pPr>
+        <w:tabs>
+          <w:tab w:val="num" w:pos="5040"/>
+        </w:tabs>
+        <w:ind w:left="5040" w:hanging="360"/>
+      </w:pPr>
+    </w:lvl>
+    <w:lvl w:ilvl="7" w:tentative="1">
+      <w:start w:val="1"/>
+      <w:numFmt w:val="decimal"/>
+      <w:lvlText w:val="%8."/>
+      <w:lvlJc w:val="left"/>
+      <w:pPr>
+        <w:tabs>
+          <w:tab w:val="num" w:pos="5760"/>
+        </w:tabs>
+        <w:ind w:left="5760" w:hanging="360"/>
+      </w:pPr>
+    </w:lvl>
+    <w:lvl w:ilvl="8" w:tentative="1">
+      <w:start w:val="1"/>
+      <w:numFmt w:val="decimal"/>
+      <w:lvlText w:val="%9."/>
+      <w:lvlJc w:val="left"/>
+      <w:pPr>
+        <w:tabs>
+          <w:tab w:val="num" w:pos="6480"/>
+        </w:tabs>
+        <w:ind w:left="6480" w:hanging="360"/>
+      </w:pPr>
+    </w:lvl>
+  </w:abstractNum>
+  <w:abstractNum w:abstractNumId="15" w15:restartNumberingAfterBreak="0">
     <w:nsid w:val="0EFF7DF6"/>
     <w:multiLevelType w:val="hybridMultilevel"/>
     <w:tmpl w:val="39E21A7C"/>
@@ -3784,7 +5913,7 @@
       </w:rPr>
     </w:lvl>
   </w:abstractNum>
-  <w:abstractNum w:abstractNumId="15" w15:restartNumberingAfterBreak="0">
+  <w:abstractNum w:abstractNumId="16" w15:restartNumberingAfterBreak="0">
     <w:nsid w:val="182A2B6E"/>
     <w:multiLevelType w:val="hybridMultilevel"/>
     <w:tmpl w:val="A14ED070"/>
@@ -3897,7 +6026,7 @@
       </w:rPr>
     </w:lvl>
   </w:abstractNum>
-  <w:abstractNum w:abstractNumId="16" w15:restartNumberingAfterBreak="0">
+  <w:abstractNum w:abstractNumId="17" w15:restartNumberingAfterBreak="0">
     <w:nsid w:val="396B104B"/>
     <w:multiLevelType w:val="hybridMultilevel"/>
     <w:tmpl w:val="5E08E19E"/>
@@ -4010,7 +6139,7 @@
       </w:rPr>
     </w:lvl>
   </w:abstractNum>
-  <w:abstractNum w:abstractNumId="17" w15:restartNumberingAfterBreak="0">
+  <w:abstractNum w:abstractNumId="18" w15:restartNumberingAfterBreak="0">
     <w:nsid w:val="3BB54A60"/>
     <w:multiLevelType w:val="hybridMultilevel"/>
     <w:tmpl w:val="31C6BE76"/>
@@ -4123,7 +6252,7 @@
       </w:rPr>
     </w:lvl>
   </w:abstractNum>
-  <w:abstractNum w:abstractNumId="18" w15:restartNumberingAfterBreak="0">
+  <w:abstractNum w:abstractNumId="19" w15:restartNumberingAfterBreak="0">
     <w:nsid w:val="3D7A393B"/>
     <w:multiLevelType w:val="multilevel"/>
     <w:tmpl w:val="B10E151A"/>
@@ -4236,7 +6365,7 @@
       </w:pPr>
     </w:lvl>
   </w:abstractNum>
-  <w:abstractNum w:abstractNumId="19" w15:restartNumberingAfterBreak="0">
+  <w:abstractNum w:abstractNumId="20" w15:restartNumberingAfterBreak="0">
     <w:nsid w:val="41E77534"/>
     <w:multiLevelType w:val="hybridMultilevel"/>
     <w:tmpl w:val="49827B3C"/>
@@ -4349,7 +6478,7 @@
       </w:rPr>
     </w:lvl>
   </w:abstractNum>
-  <w:abstractNum w:abstractNumId="20" w15:restartNumberingAfterBreak="0">
+  <w:abstractNum w:abstractNumId="21" w15:restartNumberingAfterBreak="0">
     <w:nsid w:val="4368337F"/>
     <w:multiLevelType w:val="hybridMultilevel"/>
     <w:tmpl w:val="951CDE1C"/>
@@ -4462,7 +6591,7 @@
       </w:rPr>
     </w:lvl>
   </w:abstractNum>
-  <w:abstractNum w:abstractNumId="21" w15:restartNumberingAfterBreak="0">
+  <w:abstractNum w:abstractNumId="22" w15:restartNumberingAfterBreak="0">
     <w:nsid w:val="4CD25077"/>
     <w:multiLevelType w:val="multilevel"/>
     <w:tmpl w:val="53C07D14"/>
@@ -4575,7 +6704,7 @@
       </w:pPr>
     </w:lvl>
   </w:abstractNum>
-  <w:abstractNum w:abstractNumId="22" w15:restartNumberingAfterBreak="0">
+  <w:abstractNum w:abstractNumId="23" w15:restartNumberingAfterBreak="0">
     <w:nsid w:val="50772FB3"/>
     <w:multiLevelType w:val="hybridMultilevel"/>
     <w:tmpl w:val="3474C8E4"/>
@@ -4688,7 +6817,7 @@
       </w:rPr>
     </w:lvl>
   </w:abstractNum>
-  <w:abstractNum w:abstractNumId="23" w15:restartNumberingAfterBreak="0">
+  <w:abstractNum w:abstractNumId="24" w15:restartNumberingAfterBreak="0">
     <w:nsid w:val="5AF656CA"/>
     <w:multiLevelType w:val="hybridMultilevel"/>
     <w:tmpl w:val="1C067984"/>
@@ -4801,7 +6930,7 @@
       </w:rPr>
     </w:lvl>
   </w:abstractNum>
-  <w:abstractNum w:abstractNumId="24" w15:restartNumberingAfterBreak="0">
+  <w:abstractNum w:abstractNumId="25" w15:restartNumberingAfterBreak="0">
     <w:nsid w:val="6A2A268C"/>
     <w:multiLevelType w:val="multilevel"/>
     <w:tmpl w:val="EE607F24"/>
@@ -4950,7 +7079,7 @@
       </w:rPr>
     </w:lvl>
   </w:abstractNum>
-  <w:abstractNum w:abstractNumId="25" w15:restartNumberingAfterBreak="0">
+  <w:abstractNum w:abstractNumId="26" w15:restartNumberingAfterBreak="0">
     <w:nsid w:val="731243D5"/>
     <w:multiLevelType w:val="multilevel"/>
     <w:tmpl w:val="22404232"/>
@@ -5063,7 +7192,7 @@
       </w:pPr>
     </w:lvl>
   </w:abstractNum>
-  <w:abstractNum w:abstractNumId="26" w15:restartNumberingAfterBreak="0">
+  <w:abstractNum w:abstractNumId="27" w15:restartNumberingAfterBreak="0">
     <w:nsid w:val="7A4C77C6"/>
     <w:multiLevelType w:val="multilevel"/>
     <w:tmpl w:val="FA005712"/>
@@ -5181,7 +7310,7 @@
       </w:rPr>
     </w:lvl>
   </w:abstractNum>
-  <w:abstractNum w:abstractNumId="27" w15:restartNumberingAfterBreak="0">
+  <w:abstractNum w:abstractNumId="28" w15:restartNumberingAfterBreak="0">
     <w:nsid w:val="7C226EBA"/>
     <w:multiLevelType w:val="multilevel"/>
     <w:tmpl w:val="4E58EA1E"/>
@@ -5331,19 +7460,19 @@
     </w:lvl>
   </w:abstractNum>
   <w:num w:numId="1" w16cid:durableId="934941758">
-    <w:abstractNumId w:val="26"/>
+    <w:abstractNumId w:val="27"/>
   </w:num>
   <w:num w:numId="2" w16cid:durableId="577908328">
-    <w:abstractNumId w:val="26"/>
+    <w:abstractNumId w:val="27"/>
     <w:lvlOverride w:ilvl="0">
       <w:startOverride w:val="1"/>
     </w:lvlOverride>
   </w:num>
   <w:num w:numId="3" w16cid:durableId="1721857759">
-    <w:abstractNumId w:val="26"/>
+    <w:abstractNumId w:val="27"/>
   </w:num>
   <w:num w:numId="4" w16cid:durableId="1209953644">
-    <w:abstractNumId w:val="26"/>
+    <w:abstractNumId w:val="27"/>
     <w:lvlOverride w:ilvl="0">
       <w:startOverride w:val="1"/>
     </w:lvlOverride>
@@ -5352,13 +7481,13 @@
     <w:abstractNumId w:val="8"/>
   </w:num>
   <w:num w:numId="6" w16cid:durableId="454561288">
-    <w:abstractNumId w:val="26"/>
+    <w:abstractNumId w:val="27"/>
     <w:lvlOverride w:ilvl="0">
       <w:startOverride w:val="1"/>
     </w:lvlOverride>
   </w:num>
   <w:num w:numId="7" w16cid:durableId="572206340">
-    <w:abstractNumId w:val="26"/>
+    <w:abstractNumId w:val="27"/>
     <w:lvlOverride w:ilvl="0">
       <w:startOverride w:val="1"/>
     </w:lvlOverride>
@@ -5391,7 +7520,7 @@
     <w:abstractNumId w:val="10"/>
   </w:num>
   <w:num w:numId="9" w16cid:durableId="202450260">
-    <w:abstractNumId w:val="26"/>
+    <w:abstractNumId w:val="27"/>
     <w:lvlOverride w:ilvl="0">
       <w:startOverride w:val="1"/>
     </w:lvlOverride>
@@ -5421,7 +7550,7 @@
     </w:lvlOverride>
   </w:num>
   <w:num w:numId="10" w16cid:durableId="418328233">
-    <w:abstractNumId w:val="26"/>
+    <w:abstractNumId w:val="27"/>
     <w:lvlOverride w:ilvl="0">
       <w:startOverride w:val="1"/>
     </w:lvlOverride>
@@ -5475,25 +7604,25 @@
     <w:abstractNumId w:val="0"/>
   </w:num>
   <w:num w:numId="19" w16cid:durableId="392579233">
-    <w:abstractNumId w:val="27"/>
+    <w:abstractNumId w:val="28"/>
   </w:num>
   <w:num w:numId="20" w16cid:durableId="357630793">
     <w:abstractNumId w:val="9"/>
   </w:num>
   <w:num w:numId="21" w16cid:durableId="1504128551">
+    <w:abstractNumId w:val="26"/>
+  </w:num>
+  <w:num w:numId="22" w16cid:durableId="148523864">
     <w:abstractNumId w:val="25"/>
   </w:num>
-  <w:num w:numId="22" w16cid:durableId="148523864">
+  <w:num w:numId="23" w16cid:durableId="251165902">
     <w:abstractNumId w:val="24"/>
   </w:num>
-  <w:num w:numId="23" w16cid:durableId="251165902">
-    <w:abstractNumId w:val="23"/>
-  </w:num>
   <w:num w:numId="24" w16cid:durableId="1511291316">
-    <w:abstractNumId w:val="19"/>
+    <w:abstractNumId w:val="20"/>
   </w:num>
   <w:num w:numId="25" w16cid:durableId="1336037291">
-    <w:abstractNumId w:val="26"/>
+    <w:abstractNumId w:val="27"/>
     <w:lvlOverride w:ilvl="0">
       <w:startOverride w:val="1"/>
     </w:lvlOverride>
@@ -5523,7 +7652,7 @@
     </w:lvlOverride>
   </w:num>
   <w:num w:numId="26" w16cid:durableId="89593532">
-    <w:abstractNumId w:val="26"/>
+    <w:abstractNumId w:val="27"/>
     <w:lvlOverride w:ilvl="0">
       <w:startOverride w:val="1"/>
     </w:lvlOverride>
@@ -5553,7 +7682,7 @@
     </w:lvlOverride>
   </w:num>
   <w:num w:numId="27" w16cid:durableId="1669479936">
-    <w:abstractNumId w:val="26"/>
+    <w:abstractNumId w:val="27"/>
     <w:lvlOverride w:ilvl="0">
       <w:startOverride w:val="1"/>
     </w:lvlOverride>
@@ -5583,7 +7712,7 @@
     </w:lvlOverride>
   </w:num>
   <w:num w:numId="28" w16cid:durableId="1703939245">
-    <w:abstractNumId w:val="26"/>
+    <w:abstractNumId w:val="27"/>
     <w:lvlOverride w:ilvl="0">
       <w:startOverride w:val="1"/>
     </w:lvlOverride>
@@ -5613,7 +7742,7 @@
     </w:lvlOverride>
   </w:num>
   <w:num w:numId="29" w16cid:durableId="1042173435">
-    <w:abstractNumId w:val="26"/>
+    <w:abstractNumId w:val="27"/>
     <w:lvlOverride w:ilvl="0">
       <w:startOverride w:val="1"/>
     </w:lvlOverride>
@@ -5643,7 +7772,7 @@
     </w:lvlOverride>
   </w:num>
   <w:num w:numId="30" w16cid:durableId="82263385">
-    <w:abstractNumId w:val="26"/>
+    <w:abstractNumId w:val="27"/>
     <w:lvlOverride w:ilvl="0">
       <w:startOverride w:val="1"/>
     </w:lvlOverride>
@@ -5673,7 +7802,7 @@
     </w:lvlOverride>
   </w:num>
   <w:num w:numId="31" w16cid:durableId="978917909">
-    <w:abstractNumId w:val="26"/>
+    <w:abstractNumId w:val="27"/>
     <w:lvlOverride w:ilvl="0">
       <w:startOverride w:val="1"/>
     </w:lvlOverride>
@@ -5703,7 +7832,7 @@
     </w:lvlOverride>
   </w:num>
   <w:num w:numId="32" w16cid:durableId="1036005445">
-    <w:abstractNumId w:val="26"/>
+    <w:abstractNumId w:val="27"/>
     <w:lvlOverride w:ilvl="0">
       <w:startOverride w:val="1"/>
     </w:lvlOverride>
@@ -5733,7 +7862,7 @@
     </w:lvlOverride>
   </w:num>
   <w:num w:numId="33" w16cid:durableId="966933509">
-    <w:abstractNumId w:val="26"/>
+    <w:abstractNumId w:val="27"/>
     <w:lvlOverride w:ilvl="0">
       <w:startOverride w:val="1"/>
     </w:lvlOverride>
@@ -5763,28 +7892,28 @@
     </w:lvlOverride>
   </w:num>
   <w:num w:numId="34" w16cid:durableId="1613711422">
-    <w:abstractNumId w:val="16"/>
+    <w:abstractNumId w:val="17"/>
   </w:num>
   <w:num w:numId="35" w16cid:durableId="1201284236">
-    <w:abstractNumId w:val="22"/>
+    <w:abstractNumId w:val="23"/>
   </w:num>
   <w:num w:numId="36" w16cid:durableId="1144618275">
     <w:abstractNumId w:val="11"/>
   </w:num>
   <w:num w:numId="37" w16cid:durableId="2029869380">
-    <w:abstractNumId w:val="20"/>
+    <w:abstractNumId w:val="21"/>
   </w:num>
   <w:num w:numId="38" w16cid:durableId="1473789722">
-    <w:abstractNumId w:val="14"/>
+    <w:abstractNumId w:val="15"/>
   </w:num>
   <w:num w:numId="39" w16cid:durableId="1807702015">
-    <w:abstractNumId w:val="15"/>
+    <w:abstractNumId w:val="16"/>
   </w:num>
   <w:num w:numId="40" w16cid:durableId="729689662">
-    <w:abstractNumId w:val="17"/>
+    <w:abstractNumId w:val="18"/>
   </w:num>
   <w:num w:numId="41" w16cid:durableId="1675958321">
-    <w:abstractNumId w:val="18"/>
+    <w:abstractNumId w:val="19"/>
   </w:num>
   <w:num w:numId="42" w16cid:durableId="1502772947">
     <w:abstractNumId w:val="12"/>
@@ -5793,7 +7922,10 @@
     <w:abstractNumId w:val="13"/>
   </w:num>
   <w:num w:numId="44" w16cid:durableId="2091003412">
-    <w:abstractNumId w:val="21"/>
+    <w:abstractNumId w:val="22"/>
+  </w:num>
+  <w:num w:numId="45" w16cid:durableId="1478300123">
+    <w:abstractNumId w:val="14"/>
   </w:num>
 </w:numbering>
 </file>
@@ -31019,6 +33151,19 @@
 </file>
 
 <file path=customXml/item1.xml><?xml version="1.0" encoding="utf-8"?>
+<?mso-contentType ?>
+<FormTemplates xmlns="http://schemas.microsoft.com/sharepoint/v3/contenttype/forms">
+  <Display>DocumentLibraryForm</Display>
+  <Edit>DocumentLibraryForm</Edit>
+  <New>DocumentLibraryForm</New>
+</FormTemplates>
+</file>
+
+<file path=customXml/item2.xml><?xml version="1.0" encoding="utf-8"?>
+<b:Sources xmlns:b="http://schemas.openxmlformats.org/officeDocument/2006/bibliography" xmlns="http://schemas.openxmlformats.org/officeDocument/2006/bibliography" SelectedStyle="\APASixthEditionOfficeOnline.xsl" StyleName="APA" Version="6"/>
+</file>
+
+<file path=customXml/item3.xml><?xml version="1.0" encoding="utf-8"?>
 <p:properties xmlns:p="http://schemas.microsoft.com/office/2006/metadata/properties" xmlns:xsi="http://www.w3.org/2001/XMLSchema-instance" xmlns:pc="http://schemas.microsoft.com/office/infopath/2007/PartnerControls">
   <documentManagement>
     <_ip_UnifiedCompliancePolicyUIAction xmlns="http://schemas.microsoft.com/sharepoint/v3" xsi:nil="true"/>
@@ -31035,19 +33180,6 @@
     <MediaServiceKeyPoints xmlns="71af3243-3dd4-4a8d-8c0d-dd76da1f02a5" xsi:nil="true"/>
   </documentManagement>
 </p:properties>
-</file>
-
-<file path=customXml/item2.xml><?xml version="1.0" encoding="utf-8"?>
-<b:Sources xmlns:b="http://schemas.openxmlformats.org/officeDocument/2006/bibliography" xmlns="http://schemas.openxmlformats.org/officeDocument/2006/bibliography" SelectedStyle="\APASixthEditionOfficeOnline.xsl" StyleName="APA" Version="6"/>
-</file>
-
-<file path=customXml/item3.xml><?xml version="1.0" encoding="utf-8"?>
-<?mso-contentType ?>
-<FormTemplates xmlns="http://schemas.microsoft.com/sharepoint/v3/contenttype/forms">
-  <Display>DocumentLibraryForm</Display>
-  <Edit>DocumentLibraryForm</Edit>
-  <New>DocumentLibraryForm</New>
-</FormTemplates>
 </file>
 
 <file path=customXml/item4.xml><?xml version="1.0" encoding="utf-8"?>
@@ -31327,13 +33459,9 @@
 </file>
 
 <file path=customXml/itemProps1.xml><?xml version="1.0" encoding="utf-8"?>
-<ds:datastoreItem xmlns:ds="http://schemas.openxmlformats.org/officeDocument/2006/customXml" ds:itemID="{91E7373D-5DCA-4092-912F-7D030B4FE61E}">
+<ds:datastoreItem xmlns:ds="http://schemas.openxmlformats.org/officeDocument/2006/customXml" ds:itemID="{878A3276-187E-405F-966A-BDA24FF7DCFF}">
   <ds:schemaRefs>
-    <ds:schemaRef ds:uri="http://schemas.microsoft.com/office/2006/metadata/properties"/>
-    <ds:schemaRef ds:uri="http://schemas.microsoft.com/office/infopath/2007/PartnerControls"/>
-    <ds:schemaRef ds:uri="http://schemas.microsoft.com/sharepoint/v3"/>
-    <ds:schemaRef ds:uri="71af3243-3dd4-4a8d-8c0d-dd76da1f02a5"/>
-    <ds:schemaRef ds:uri="230e9df3-be65-4c73-a93b-d1236ebd677e"/>
+    <ds:schemaRef ds:uri="http://schemas.microsoft.com/sharepoint/v3/contenttype/forms"/>
   </ds:schemaRefs>
 </ds:datastoreItem>
 </file>
@@ -31347,9 +33475,13 @@
 </file>
 
 <file path=customXml/itemProps3.xml><?xml version="1.0" encoding="utf-8"?>
-<ds:datastoreItem xmlns:ds="http://schemas.openxmlformats.org/officeDocument/2006/customXml" ds:itemID="{878A3276-187E-405F-966A-BDA24FF7DCFF}">
+<ds:datastoreItem xmlns:ds="http://schemas.openxmlformats.org/officeDocument/2006/customXml" ds:itemID="{91E7373D-5DCA-4092-912F-7D030B4FE61E}">
   <ds:schemaRefs>
-    <ds:schemaRef ds:uri="http://schemas.microsoft.com/sharepoint/v3/contenttype/forms"/>
+    <ds:schemaRef ds:uri="http://schemas.microsoft.com/office/2006/metadata/properties"/>
+    <ds:schemaRef ds:uri="http://schemas.microsoft.com/office/infopath/2007/PartnerControls"/>
+    <ds:schemaRef ds:uri="http://schemas.microsoft.com/sharepoint/v3"/>
+    <ds:schemaRef ds:uri="71af3243-3dd4-4a8d-8c0d-dd76da1f02a5"/>
+    <ds:schemaRef ds:uri="230e9df3-be65-4c73-a93b-d1236ebd677e"/>
   </ds:schemaRefs>
 </ds:datastoreItem>
 </file>

--- a/Assignment/JS Theory Assignment.docx
+++ b/Assignment/JS Theory Assignment.docx
@@ -5045,17 +5045,7 @@
           <w:sz w:val="36"/>
           <w:szCs w:val="36"/>
         </w:rPr>
-        <w:t xml:space="preserve">                        </w:t>
-      </w:r>
-      <w:r>
-        <w:rPr>
-          <w:rFonts w:asciiTheme="majorBidi" w:hAnsiTheme="majorBidi" w:cstheme="majorBidi"/>
-          <w:b/>
-          <w:bCs/>
-          <w:sz w:val="36"/>
-          <w:szCs w:val="36"/>
-        </w:rPr>
-        <w:t>JavaScript Operators</w:t>
+        <w:t xml:space="preserve">                        JavaScript Operators</w:t>
       </w:r>
     </w:p>
     <w:p>
@@ -5279,12 +5269,6 @@
         <w:gridCol w:w="2340"/>
       </w:tblGrid>
       <w:tr>
-        <w:tblPrEx>
-          <w:tblCellMar>
-            <w:top w:w="0" w:type="dxa"/>
-            <w:bottom w:w="0" w:type="dxa"/>
-          </w:tblCellMar>
-        </w:tblPrEx>
         <w:tc>
           <w:tcPr>
             <w:tcW w:w="2340" w:type="dxa"/>
@@ -5399,12 +5383,6 @@
         </w:tc>
       </w:tr>
       <w:tr>
-        <w:tblPrEx>
-          <w:tblCellMar>
-            <w:top w:w="0" w:type="dxa"/>
-            <w:bottom w:w="0" w:type="dxa"/>
-          </w:tblCellMar>
-        </w:tblPrEx>
         <w:tc>
           <w:tcPr>
             <w:tcW w:w="2340" w:type="dxa"/>
@@ -5499,12 +5477,6 @@
         </w:tc>
       </w:tr>
       <w:tr>
-        <w:tblPrEx>
-          <w:tblCellMar>
-            <w:top w:w="0" w:type="dxa"/>
-            <w:bottom w:w="0" w:type="dxa"/>
-          </w:tblCellMar>
-        </w:tblPrEx>
         <w:tc>
           <w:tcPr>
             <w:tcW w:w="2340" w:type="dxa"/>
@@ -5599,12 +5571,6 @@
         </w:tc>
       </w:tr>
       <w:tr>
-        <w:tblPrEx>
-          <w:tblCellMar>
-            <w:top w:w="0" w:type="dxa"/>
-            <w:bottom w:w="0" w:type="dxa"/>
-          </w:tblCellMar>
-        </w:tblPrEx>
         <w:tc>
           <w:tcPr>
             <w:tcW w:w="2340" w:type="dxa"/>
@@ -5699,12 +5665,6 @@
         </w:tc>
       </w:tr>
       <w:tr>
-        <w:tblPrEx>
-          <w:tblCellMar>
-            <w:top w:w="0" w:type="dxa"/>
-            <w:bottom w:w="0" w:type="dxa"/>
-          </w:tblCellMar>
-        </w:tblPrEx>
         <w:tc>
           <w:tcPr>
             <w:tcW w:w="2340" w:type="dxa"/>
@@ -5799,12 +5759,6 @@
         </w:tc>
       </w:tr>
       <w:tr>
-        <w:tblPrEx>
-          <w:tblCellMar>
-            <w:top w:w="0" w:type="dxa"/>
-            <w:bottom w:w="0" w:type="dxa"/>
-          </w:tblCellMar>
-        </w:tblPrEx>
         <w:tc>
           <w:tcPr>
             <w:tcW w:w="2340" w:type="dxa"/>
@@ -5899,12 +5853,6 @@
         </w:tc>
       </w:tr>
       <w:tr>
-        <w:tblPrEx>
-          <w:tblCellMar>
-            <w:top w:w="0" w:type="dxa"/>
-            <w:bottom w:w="0" w:type="dxa"/>
-          </w:tblCellMar>
-        </w:tblPrEx>
         <w:tc>
           <w:tcPr>
             <w:tcW w:w="2340" w:type="dxa"/>
@@ -5999,12 +5947,6 @@
         </w:tc>
       </w:tr>
       <w:tr>
-        <w:tblPrEx>
-          <w:tblCellMar>
-            <w:top w:w="0" w:type="dxa"/>
-            <w:bottom w:w="0" w:type="dxa"/>
-          </w:tblCellMar>
-        </w:tblPrEx>
         <w:tc>
           <w:tcPr>
             <w:tcW w:w="2340" w:type="dxa"/>
@@ -6099,12 +6041,6 @@
         </w:tc>
       </w:tr>
       <w:tr>
-        <w:tblPrEx>
-          <w:tblCellMar>
-            <w:top w:w="0" w:type="dxa"/>
-            <w:bottom w:w="0" w:type="dxa"/>
-          </w:tblCellMar>
-        </w:tblPrEx>
         <w:tc>
           <w:tcPr>
             <w:tcW w:w="2340" w:type="dxa"/>
@@ -6420,12 +6356,6 @@
         <w:gridCol w:w="2340"/>
       </w:tblGrid>
       <w:tr>
-        <w:tblPrEx>
-          <w:tblCellMar>
-            <w:top w:w="0" w:type="dxa"/>
-            <w:bottom w:w="0" w:type="dxa"/>
-          </w:tblCellMar>
-        </w:tblPrEx>
         <w:tc>
           <w:tcPr>
             <w:tcW w:w="2340" w:type="dxa"/>
@@ -6540,12 +6470,6 @@
         </w:tc>
       </w:tr>
       <w:tr>
-        <w:tblPrEx>
-          <w:tblCellMar>
-            <w:top w:w="0" w:type="dxa"/>
-            <w:bottom w:w="0" w:type="dxa"/>
-          </w:tblCellMar>
-        </w:tblPrEx>
         <w:tc>
           <w:tcPr>
             <w:tcW w:w="2340" w:type="dxa"/>
@@ -6640,12 +6564,6 @@
         </w:tc>
       </w:tr>
       <w:tr>
-        <w:tblPrEx>
-          <w:tblCellMar>
-            <w:top w:w="0" w:type="dxa"/>
-            <w:bottom w:w="0" w:type="dxa"/>
-          </w:tblCellMar>
-        </w:tblPrEx>
         <w:tc>
           <w:tcPr>
             <w:tcW w:w="2340" w:type="dxa"/>
@@ -6740,12 +6658,6 @@
         </w:tc>
       </w:tr>
       <w:tr>
-        <w:tblPrEx>
-          <w:tblCellMar>
-            <w:top w:w="0" w:type="dxa"/>
-            <w:bottom w:w="0" w:type="dxa"/>
-          </w:tblCellMar>
-        </w:tblPrEx>
         <w:tc>
           <w:tcPr>
             <w:tcW w:w="2340" w:type="dxa"/>
@@ -6840,12 +6752,6 @@
         </w:tc>
       </w:tr>
       <w:tr>
-        <w:tblPrEx>
-          <w:tblCellMar>
-            <w:top w:w="0" w:type="dxa"/>
-            <w:bottom w:w="0" w:type="dxa"/>
-          </w:tblCellMar>
-        </w:tblPrEx>
         <w:tc>
           <w:tcPr>
             <w:tcW w:w="2340" w:type="dxa"/>
@@ -6940,12 +6846,6 @@
         </w:tc>
       </w:tr>
       <w:tr>
-        <w:tblPrEx>
-          <w:tblCellMar>
-            <w:top w:w="0" w:type="dxa"/>
-            <w:bottom w:w="0" w:type="dxa"/>
-          </w:tblCellMar>
-        </w:tblPrEx>
         <w:tc>
           <w:tcPr>
             <w:tcW w:w="2340" w:type="dxa"/>
@@ -7040,12 +6940,6 @@
         </w:tc>
       </w:tr>
       <w:tr>
-        <w:tblPrEx>
-          <w:tblCellMar>
-            <w:top w:w="0" w:type="dxa"/>
-            <w:bottom w:w="0" w:type="dxa"/>
-          </w:tblCellMar>
-        </w:tblPrEx>
         <w:tc>
           <w:tcPr>
             <w:tcW w:w="2340" w:type="dxa"/>
@@ -7140,12 +7034,6 @@
         </w:tc>
       </w:tr>
       <w:tr>
-        <w:tblPrEx>
-          <w:tblCellMar>
-            <w:top w:w="0" w:type="dxa"/>
-            <w:bottom w:w="0" w:type="dxa"/>
-          </w:tblCellMar>
-        </w:tblPrEx>
         <w:tc>
           <w:tcPr>
             <w:tcW w:w="2340" w:type="dxa"/>
@@ -7409,12 +7297,6 @@
         <w:gridCol w:w="2340"/>
       </w:tblGrid>
       <w:tr>
-        <w:tblPrEx>
-          <w:tblCellMar>
-            <w:top w:w="0" w:type="dxa"/>
-            <w:bottom w:w="0" w:type="dxa"/>
-          </w:tblCellMar>
-        </w:tblPrEx>
         <w:tc>
           <w:tcPr>
             <w:tcW w:w="2340" w:type="dxa"/>
@@ -7529,12 +7411,6 @@
         </w:tc>
       </w:tr>
       <w:tr>
-        <w:tblPrEx>
-          <w:tblCellMar>
-            <w:top w:w="0" w:type="dxa"/>
-            <w:bottom w:w="0" w:type="dxa"/>
-          </w:tblCellMar>
-        </w:tblPrEx>
         <w:tc>
           <w:tcPr>
             <w:tcW w:w="2340" w:type="dxa"/>
@@ -7629,12 +7505,6 @@
         </w:tc>
       </w:tr>
       <w:tr>
-        <w:tblPrEx>
-          <w:tblCellMar>
-            <w:top w:w="0" w:type="dxa"/>
-            <w:bottom w:w="0" w:type="dxa"/>
-          </w:tblCellMar>
-        </w:tblPrEx>
         <w:tc>
           <w:tcPr>
             <w:tcW w:w="2340" w:type="dxa"/>
@@ -7729,12 +7599,6 @@
         </w:tc>
       </w:tr>
       <w:tr>
-        <w:tblPrEx>
-          <w:tblCellMar>
-            <w:top w:w="0" w:type="dxa"/>
-            <w:bottom w:w="0" w:type="dxa"/>
-          </w:tblCellMar>
-        </w:tblPrEx>
         <w:tc>
           <w:tcPr>
             <w:tcW w:w="2340" w:type="dxa"/>
@@ -7834,12 +7698,6 @@
         </w:tc>
       </w:tr>
       <w:tr>
-        <w:tblPrEx>
-          <w:tblCellMar>
-            <w:top w:w="0" w:type="dxa"/>
-            <w:bottom w:w="0" w:type="dxa"/>
-          </w:tblCellMar>
-        </w:tblPrEx>
         <w:tc>
           <w:tcPr>
             <w:tcW w:w="2340" w:type="dxa"/>
@@ -7939,12 +7797,6 @@
         </w:tc>
       </w:tr>
       <w:tr>
-        <w:tblPrEx>
-          <w:tblCellMar>
-            <w:top w:w="0" w:type="dxa"/>
-            <w:bottom w:w="0" w:type="dxa"/>
-          </w:tblCellMar>
-        </w:tblPrEx>
         <w:tc>
           <w:tcPr>
             <w:tcW w:w="2340" w:type="dxa"/>
@@ -8039,12 +7891,6 @@
         </w:tc>
       </w:tr>
       <w:tr>
-        <w:tblPrEx>
-          <w:tblCellMar>
-            <w:top w:w="0" w:type="dxa"/>
-            <w:bottom w:w="0" w:type="dxa"/>
-          </w:tblCellMar>
-        </w:tblPrEx>
         <w:tc>
           <w:tcPr>
             <w:tcW w:w="2340" w:type="dxa"/>
@@ -8139,12 +7985,6 @@
         </w:tc>
       </w:tr>
       <w:tr>
-        <w:tblPrEx>
-          <w:tblCellMar>
-            <w:top w:w="0" w:type="dxa"/>
-            <w:bottom w:w="0" w:type="dxa"/>
-          </w:tblCellMar>
-        </w:tblPrEx>
         <w:tc>
           <w:tcPr>
             <w:tcW w:w="2340" w:type="dxa"/>
@@ -8239,12 +8079,6 @@
         </w:tc>
       </w:tr>
       <w:tr>
-        <w:tblPrEx>
-          <w:tblCellMar>
-            <w:top w:w="0" w:type="dxa"/>
-            <w:bottom w:w="0" w:type="dxa"/>
-          </w:tblCellMar>
-        </w:tblPrEx>
         <w:tc>
           <w:tcPr>
             <w:tcW w:w="2340" w:type="dxa"/>
@@ -8543,12 +8377,6 @@
         <w:gridCol w:w="2340"/>
       </w:tblGrid>
       <w:tr>
-        <w:tblPrEx>
-          <w:tblCellMar>
-            <w:top w:w="0" w:type="dxa"/>
-            <w:bottom w:w="0" w:type="dxa"/>
-          </w:tblCellMar>
-        </w:tblPrEx>
         <w:tc>
           <w:tcPr>
             <w:tcW w:w="2340" w:type="dxa"/>
@@ -8663,12 +8491,6 @@
         </w:tc>
       </w:tr>
       <w:tr>
-        <w:tblPrEx>
-          <w:tblCellMar>
-            <w:top w:w="0" w:type="dxa"/>
-            <w:bottom w:w="0" w:type="dxa"/>
-          </w:tblCellMar>
-        </w:tblPrEx>
         <w:tc>
           <w:tcPr>
             <w:tcW w:w="2340" w:type="dxa"/>
@@ -8763,12 +8585,6 @@
         </w:tc>
       </w:tr>
       <w:tr>
-        <w:tblPrEx>
-          <w:tblCellMar>
-            <w:top w:w="0" w:type="dxa"/>
-            <w:bottom w:w="0" w:type="dxa"/>
-          </w:tblCellMar>
-        </w:tblPrEx>
         <w:tc>
           <w:tcPr>
             <w:tcW w:w="2340" w:type="dxa"/>
@@ -8863,12 +8679,6 @@
         </w:tc>
       </w:tr>
       <w:tr>
-        <w:tblPrEx>
-          <w:tblCellMar>
-            <w:top w:w="0" w:type="dxa"/>
-            <w:bottom w:w="0" w:type="dxa"/>
-          </w:tblCellMar>
-        </w:tblPrEx>
         <w:tc>
           <w:tcPr>
             <w:tcW w:w="2340" w:type="dxa"/>
@@ -9260,12 +9070,6 @@
         <w:gridCol w:w="1560"/>
       </w:tblGrid>
       <w:tr>
-        <w:tblPrEx>
-          <w:tblCellMar>
-            <w:top w:w="0" w:type="dxa"/>
-            <w:bottom w:w="0" w:type="dxa"/>
-          </w:tblCellMar>
-        </w:tblPrEx>
         <w:tc>
           <w:tcPr>
             <w:tcW w:w="1560" w:type="dxa"/>
@@ -9448,12 +9252,6 @@
         </w:tc>
       </w:tr>
       <w:tr>
-        <w:tblPrEx>
-          <w:tblCellMar>
-            <w:top w:w="0" w:type="dxa"/>
-            <w:bottom w:w="0" w:type="dxa"/>
-          </w:tblCellMar>
-        </w:tblPrEx>
         <w:tc>
           <w:tcPr>
             <w:tcW w:w="1560" w:type="dxa"/>
@@ -9618,12 +9416,6 @@
         </w:tc>
       </w:tr>
       <w:tr>
-        <w:tblPrEx>
-          <w:tblCellMar>
-            <w:top w:w="0" w:type="dxa"/>
-            <w:bottom w:w="0" w:type="dxa"/>
-          </w:tblCellMar>
-        </w:tblPrEx>
         <w:tc>
           <w:tcPr>
             <w:tcW w:w="1560" w:type="dxa"/>
@@ -9788,12 +9580,6 @@
         </w:tc>
       </w:tr>
       <w:tr>
-        <w:tblPrEx>
-          <w:tblCellMar>
-            <w:top w:w="0" w:type="dxa"/>
-            <w:bottom w:w="0" w:type="dxa"/>
-          </w:tblCellMar>
-        </w:tblPrEx>
         <w:tc>
           <w:tcPr>
             <w:tcW w:w="1560" w:type="dxa"/>
@@ -9958,12 +9744,6 @@
         </w:tc>
       </w:tr>
       <w:tr>
-        <w:tblPrEx>
-          <w:tblCellMar>
-            <w:top w:w="0" w:type="dxa"/>
-            <w:bottom w:w="0" w:type="dxa"/>
-          </w:tblCellMar>
-        </w:tblPrEx>
         <w:tc>
           <w:tcPr>
             <w:tcW w:w="1560" w:type="dxa"/>
@@ -10128,12 +9908,6 @@
         </w:tc>
       </w:tr>
       <w:tr>
-        <w:tblPrEx>
-          <w:tblCellMar>
-            <w:top w:w="0" w:type="dxa"/>
-            <w:bottom w:w="0" w:type="dxa"/>
-          </w:tblCellMar>
-        </w:tblPrEx>
         <w:tc>
           <w:tcPr>
             <w:tcW w:w="1560" w:type="dxa"/>
@@ -10298,12 +10072,6 @@
         </w:tc>
       </w:tr>
       <w:tr>
-        <w:tblPrEx>
-          <w:tblCellMar>
-            <w:top w:w="0" w:type="dxa"/>
-            <w:bottom w:w="0" w:type="dxa"/>
-          </w:tblCellMar>
-        </w:tblPrEx>
         <w:tc>
           <w:tcPr>
             <w:tcW w:w="1560" w:type="dxa"/>
@@ -10468,12 +10236,6 @@
         </w:tc>
       </w:tr>
       <w:tr>
-        <w:tblPrEx>
-          <w:tblCellMar>
-            <w:top w:w="0" w:type="dxa"/>
-            <w:bottom w:w="0" w:type="dxa"/>
-          </w:tblCellMar>
-        </w:tblPrEx>
         <w:tc>
           <w:tcPr>
             <w:tcW w:w="1560" w:type="dxa"/>
@@ -10638,12 +10400,6 @@
         </w:tc>
       </w:tr>
       <w:tr>
-        <w:tblPrEx>
-          <w:tblCellMar>
-            <w:top w:w="0" w:type="dxa"/>
-            <w:bottom w:w="0" w:type="dxa"/>
-          </w:tblCellMar>
-        </w:tblPrEx>
         <w:tc>
           <w:tcPr>
             <w:tcW w:w="1560" w:type="dxa"/>
@@ -11455,12 +11211,6 @@
         <w:gridCol w:w="3120"/>
       </w:tblGrid>
       <w:tr>
-        <w:tblPrEx>
-          <w:tblCellMar>
-            <w:top w:w="0" w:type="dxa"/>
-            <w:bottom w:w="0" w:type="dxa"/>
-          </w:tblCellMar>
-        </w:tblPrEx>
         <w:tc>
           <w:tcPr>
             <w:tcW w:w="3120" w:type="dxa"/>
@@ -11556,12 +11306,6 @@
         </w:tc>
       </w:tr>
       <w:tr>
-        <w:tblPrEx>
-          <w:tblCellMar>
-            <w:top w:w="0" w:type="dxa"/>
-            <w:bottom w:w="0" w:type="dxa"/>
-          </w:tblCellMar>
-        </w:tblPrEx>
         <w:tc>
           <w:tcPr>
             <w:tcW w:w="3120" w:type="dxa"/>
@@ -11645,12 +11389,6 @@
         </w:tc>
       </w:tr>
       <w:tr>
-        <w:tblPrEx>
-          <w:tblCellMar>
-            <w:top w:w="0" w:type="dxa"/>
-            <w:bottom w:w="0" w:type="dxa"/>
-          </w:tblCellMar>
-        </w:tblPrEx>
         <w:tc>
           <w:tcPr>
             <w:tcW w:w="3120" w:type="dxa"/>
@@ -11734,12 +11472,6 @@
         </w:tc>
       </w:tr>
       <w:tr>
-        <w:tblPrEx>
-          <w:tblCellMar>
-            <w:top w:w="0" w:type="dxa"/>
-            <w:bottom w:w="0" w:type="dxa"/>
-          </w:tblCellMar>
-        </w:tblPrEx>
         <w:tc>
           <w:tcPr>
             <w:tcW w:w="3120" w:type="dxa"/>
@@ -11823,12 +11555,6 @@
         </w:tc>
       </w:tr>
       <w:tr>
-        <w:tblPrEx>
-          <w:tblCellMar>
-            <w:top w:w="0" w:type="dxa"/>
-            <w:bottom w:w="0" w:type="dxa"/>
-          </w:tblCellMar>
-        </w:tblPrEx>
         <w:tc>
           <w:tcPr>
             <w:tcW w:w="3120" w:type="dxa"/>
@@ -11912,12 +11638,6 @@
         </w:tc>
       </w:tr>
       <w:tr>
-        <w:tblPrEx>
-          <w:tblCellMar>
-            <w:top w:w="0" w:type="dxa"/>
-            <w:bottom w:w="0" w:type="dxa"/>
-          </w:tblCellMar>
-        </w:tblPrEx>
         <w:tc>
           <w:tcPr>
             <w:tcW w:w="3120" w:type="dxa"/>
@@ -12002,12 +11722,6 @@
         </w:tc>
       </w:tr>
       <w:tr>
-        <w:tblPrEx>
-          <w:tblCellMar>
-            <w:top w:w="0" w:type="dxa"/>
-            <w:bottom w:w="0" w:type="dxa"/>
-          </w:tblCellMar>
-        </w:tblPrEx>
         <w:tc>
           <w:tcPr>
             <w:tcW w:w="3120" w:type="dxa"/>
@@ -12091,12 +11805,6 @@
         </w:tc>
       </w:tr>
       <w:tr>
-        <w:tblPrEx>
-          <w:tblCellMar>
-            <w:top w:w="0" w:type="dxa"/>
-            <w:bottom w:w="0" w:type="dxa"/>
-          </w:tblCellMar>
-        </w:tblPrEx>
         <w:tc>
           <w:tcPr>
             <w:tcW w:w="3120" w:type="dxa"/>
@@ -12850,12 +12558,6 @@
         <w:gridCol w:w="2340"/>
       </w:tblGrid>
       <w:tr>
-        <w:tblPrEx>
-          <w:tblCellMar>
-            <w:top w:w="0" w:type="dxa"/>
-            <w:bottom w:w="0" w:type="dxa"/>
-          </w:tblCellMar>
-        </w:tblPrEx>
         <w:tc>
           <w:tcPr>
             <w:tcW w:w="2340" w:type="dxa"/>
@@ -12974,12 +12676,6 @@
         </w:tc>
       </w:tr>
       <w:tr>
-        <w:tblPrEx>
-          <w:tblCellMar>
-            <w:top w:w="0" w:type="dxa"/>
-            <w:bottom w:w="0" w:type="dxa"/>
-          </w:tblCellMar>
-        </w:tblPrEx>
         <w:tc>
           <w:tcPr>
             <w:tcW w:w="2340" w:type="dxa"/>
@@ -13090,12 +12786,6 @@
         </w:tc>
       </w:tr>
       <w:tr>
-        <w:tblPrEx>
-          <w:tblCellMar>
-            <w:top w:w="0" w:type="dxa"/>
-            <w:bottom w:w="0" w:type="dxa"/>
-          </w:tblCellMar>
-        </w:tblPrEx>
         <w:tc>
           <w:tcPr>
             <w:tcW w:w="2340" w:type="dxa"/>
@@ -13206,12 +12896,6 @@
         </w:tc>
       </w:tr>
       <w:tr>
-        <w:tblPrEx>
-          <w:tblCellMar>
-            <w:top w:w="0" w:type="dxa"/>
-            <w:bottom w:w="0" w:type="dxa"/>
-          </w:tblCellMar>
-        </w:tblPrEx>
         <w:tc>
           <w:tcPr>
             <w:tcW w:w="2340" w:type="dxa"/>
@@ -13322,12 +13006,6 @@
         </w:tc>
       </w:tr>
       <w:tr>
-        <w:tblPrEx>
-          <w:tblCellMar>
-            <w:top w:w="0" w:type="dxa"/>
-            <w:bottom w:w="0" w:type="dxa"/>
-          </w:tblCellMar>
-        </w:tblPrEx>
         <w:tc>
           <w:tcPr>
             <w:tcW w:w="2340" w:type="dxa"/>
@@ -13851,15 +13529,4586 @@
         <w:ind w:right="-450"/>
         <w:rPr>
           <w:rFonts w:asciiTheme="majorBidi" w:hAnsiTheme="majorBidi" w:cstheme="majorBidi"/>
+          <w:sz w:val="36"/>
+          <w:szCs w:val="36"/>
+        </w:rPr>
+      </w:pPr>
+    </w:p>
+    <w:p>
+      <w:pPr>
+        <w:ind w:right="-450"/>
+        <w:rPr>
+          <w:rFonts w:asciiTheme="majorBidi" w:hAnsiTheme="majorBidi" w:cstheme="majorBidi"/>
+          <w:sz w:val="36"/>
+          <w:szCs w:val="36"/>
+        </w:rPr>
+      </w:pPr>
+    </w:p>
+    <w:p>
+      <w:pPr>
+        <w:ind w:left="1440" w:right="-450" w:firstLine="720"/>
+        <w:rPr>
+          <w:rFonts w:asciiTheme="majorBidi" w:hAnsiTheme="majorBidi" w:cstheme="majorBidi"/>
           <w:b/>
           <w:bCs/>
           <w:sz w:val="36"/>
           <w:szCs w:val="36"/>
         </w:rPr>
       </w:pPr>
+      <w:r>
+        <w:rPr>
+          <w:rFonts w:asciiTheme="majorBidi" w:hAnsiTheme="majorBidi" w:cstheme="majorBidi"/>
+          <w:b/>
+          <w:bCs/>
+          <w:sz w:val="36"/>
+          <w:szCs w:val="36"/>
+        </w:rPr>
+        <w:lastRenderedPageBreak/>
+        <w:t>Loops (For, While, Do-While)</w:t>
+      </w:r>
+    </w:p>
+    <w:p>
+      <w:pPr>
+        <w:ind w:right="-450"/>
+        <w:rPr>
+          <w:rFonts w:asciiTheme="majorBidi" w:hAnsiTheme="majorBidi" w:cstheme="majorBidi"/>
+          <w:sz w:val="36"/>
+          <w:szCs w:val="36"/>
+        </w:rPr>
+      </w:pPr>
+      <w:r>
+        <w:rPr>
+          <w:rFonts w:asciiTheme="majorBidi" w:hAnsiTheme="majorBidi" w:cstheme="majorBidi"/>
+          <w:sz w:val="36"/>
+          <w:szCs w:val="36"/>
+        </w:rPr>
+        <w:t>Question 1: Explain the different types of loops in JavaScript (for, while, do-while). Provide a</w:t>
+      </w:r>
+      <w:r>
+        <w:rPr>
+          <w:rFonts w:asciiTheme="majorBidi" w:hAnsiTheme="majorBidi" w:cstheme="majorBidi"/>
+          <w:sz w:val="36"/>
+          <w:szCs w:val="36"/>
+        </w:rPr>
+        <w:t xml:space="preserve"> </w:t>
+      </w:r>
+      <w:r>
+        <w:rPr>
+          <w:rFonts w:asciiTheme="majorBidi" w:hAnsiTheme="majorBidi" w:cstheme="majorBidi"/>
+          <w:sz w:val="36"/>
+          <w:szCs w:val="36"/>
+        </w:rPr>
+        <w:t>basic example of each</w:t>
+      </w:r>
+    </w:p>
+    <w:p>
+      <w:pPr>
+        <w:ind w:right="-450"/>
+        <w:rPr>
+          <w:rFonts w:asciiTheme="majorBidi" w:hAnsiTheme="majorBidi" w:cstheme="majorBidi"/>
+          <w:sz w:val="36"/>
+          <w:szCs w:val="36"/>
+        </w:rPr>
+      </w:pPr>
+      <w:r>
+        <w:rPr>
+          <w:rFonts w:asciiTheme="majorBidi" w:hAnsiTheme="majorBidi" w:cstheme="majorBidi"/>
+          <w:sz w:val="36"/>
+          <w:szCs w:val="36"/>
+        </w:rPr>
+        <w:t>Ans:</w:t>
+      </w:r>
+    </w:p>
+    <w:p>
+      <w:pPr>
+        <w:ind w:right="-450"/>
+        <w:rPr>
+          <w:rFonts w:asciiTheme="majorBidi" w:hAnsiTheme="majorBidi" w:cstheme="majorBidi"/>
+          <w:sz w:val="36"/>
+          <w:szCs w:val="36"/>
+        </w:rPr>
+      </w:pPr>
+      <w:r>
+        <w:rPr>
+          <w:rFonts w:asciiTheme="majorBidi" w:hAnsiTheme="majorBidi" w:cstheme="majorBidi"/>
+          <w:sz w:val="36"/>
+          <w:szCs w:val="36"/>
+        </w:rPr>
+        <w:t>Loops are used to execute a block of code repeatedly until a specified condition is met. JavaScript provides three main types of loops:</w:t>
+      </w:r>
+    </w:p>
+    <w:p>
+      <w:pPr>
+        <w:ind w:right="-450"/>
+        <w:rPr>
+          <w:rFonts w:asciiTheme="majorBidi" w:hAnsiTheme="majorBidi" w:cstheme="majorBidi"/>
+          <w:sz w:val="36"/>
+          <w:szCs w:val="36"/>
+        </w:rPr>
+      </w:pPr>
+      <w:r>
+        <w:rPr>
+          <w:rFonts w:asciiTheme="majorBidi" w:hAnsiTheme="majorBidi" w:cstheme="majorBidi"/>
+          <w:sz w:val="36"/>
+          <w:szCs w:val="36"/>
+        </w:rPr>
+        <w:t>1. for Loop</w:t>
+      </w:r>
+    </w:p>
+    <w:p>
+      <w:pPr>
+        <w:ind w:right="-450"/>
+        <w:rPr>
+          <w:rFonts w:asciiTheme="majorBidi" w:hAnsiTheme="majorBidi" w:cstheme="majorBidi"/>
+          <w:sz w:val="36"/>
+          <w:szCs w:val="36"/>
+        </w:rPr>
+      </w:pPr>
+      <w:r>
+        <w:rPr>
+          <w:rFonts w:asciiTheme="majorBidi" w:hAnsiTheme="majorBidi" w:cstheme="majorBidi"/>
+          <w:sz w:val="36"/>
+          <w:szCs w:val="36"/>
+        </w:rPr>
+        <w:t>The for loop is used when the number of iterations is known in advance.</w:t>
+      </w:r>
+    </w:p>
+    <w:p>
+      <w:pPr>
+        <w:ind w:right="-450"/>
+        <w:rPr>
+          <w:rFonts w:asciiTheme="majorBidi" w:hAnsiTheme="majorBidi" w:cstheme="majorBidi"/>
+          <w:b/>
+          <w:bCs/>
+          <w:sz w:val="36"/>
+          <w:szCs w:val="36"/>
+        </w:rPr>
+      </w:pPr>
+      <w:r>
+        <w:rPr>
+          <w:rFonts w:asciiTheme="majorBidi" w:hAnsiTheme="majorBidi" w:cstheme="majorBidi"/>
+          <w:b/>
+          <w:bCs/>
+          <w:sz w:val="36"/>
+          <w:szCs w:val="36"/>
+        </w:rPr>
+        <w:t>Syntax:</w:t>
+      </w:r>
+    </w:p>
+    <w:p>
+      <w:pPr>
+        <w:ind w:right="-450"/>
+        <w:rPr>
+          <w:rFonts w:asciiTheme="majorBidi" w:hAnsiTheme="majorBidi" w:cstheme="majorBidi"/>
+          <w:sz w:val="36"/>
+          <w:szCs w:val="36"/>
+        </w:rPr>
+      </w:pPr>
+      <w:r>
+        <w:rPr>
+          <w:rFonts w:asciiTheme="majorBidi" w:hAnsiTheme="majorBidi" w:cstheme="majorBidi"/>
+          <w:sz w:val="36"/>
+          <w:szCs w:val="36"/>
+        </w:rPr>
+        <w:t>for (initialization; condition; increment/decrement) {</w:t>
+      </w:r>
+      <w:r>
+        <w:rPr>
+          <w:rFonts w:asciiTheme="majorBidi" w:hAnsiTheme="majorBidi" w:cstheme="majorBidi"/>
+          <w:sz w:val="36"/>
+          <w:szCs w:val="36"/>
+        </w:rPr>
+        <w:br/>
+        <w:t xml:space="preserve">    // code to execute</w:t>
+      </w:r>
+      <w:r>
+        <w:rPr>
+          <w:rFonts w:asciiTheme="majorBidi" w:hAnsiTheme="majorBidi" w:cstheme="majorBidi"/>
+          <w:sz w:val="36"/>
+          <w:szCs w:val="36"/>
+        </w:rPr>
+        <w:br/>
+        <w:t>}</w:t>
+      </w:r>
+    </w:p>
+    <w:p>
+      <w:pPr>
+        <w:ind w:right="-450"/>
+        <w:rPr>
+          <w:rFonts w:asciiTheme="majorBidi" w:hAnsiTheme="majorBidi" w:cstheme="majorBidi"/>
+          <w:sz w:val="36"/>
+          <w:szCs w:val="36"/>
+        </w:rPr>
+      </w:pPr>
+    </w:p>
+    <w:p>
+      <w:pPr>
+        <w:ind w:right="-450"/>
+        <w:rPr>
+          <w:rFonts w:asciiTheme="majorBidi" w:hAnsiTheme="majorBidi" w:cstheme="majorBidi"/>
+          <w:b/>
+          <w:bCs/>
+          <w:sz w:val="36"/>
+          <w:szCs w:val="36"/>
+        </w:rPr>
+      </w:pPr>
+      <w:r>
+        <w:rPr>
+          <w:rFonts w:asciiTheme="majorBidi" w:hAnsiTheme="majorBidi" w:cstheme="majorBidi"/>
+          <w:b/>
+          <w:bCs/>
+          <w:sz w:val="36"/>
+          <w:szCs w:val="36"/>
+        </w:rPr>
+        <w:t>Example:</w:t>
+      </w:r>
+    </w:p>
+    <w:p>
+      <w:pPr>
+        <w:ind w:right="-450"/>
+        <w:rPr>
+          <w:rFonts w:asciiTheme="majorBidi" w:hAnsiTheme="majorBidi" w:cstheme="majorBidi"/>
+          <w:sz w:val="36"/>
+          <w:szCs w:val="36"/>
+        </w:rPr>
+      </w:pPr>
+      <w:r>
+        <w:rPr>
+          <w:rFonts w:asciiTheme="majorBidi" w:hAnsiTheme="majorBidi" w:cstheme="majorBidi"/>
+          <w:sz w:val="36"/>
+          <w:szCs w:val="36"/>
+        </w:rPr>
+        <w:t xml:space="preserve">for (let </w:t>
+      </w:r>
+      <w:proofErr w:type="spellStart"/>
+      <w:r>
+        <w:rPr>
+          <w:rFonts w:asciiTheme="majorBidi" w:hAnsiTheme="majorBidi" w:cstheme="majorBidi"/>
+          <w:sz w:val="36"/>
+          <w:szCs w:val="36"/>
+        </w:rPr>
+        <w:t>i</w:t>
+      </w:r>
+      <w:proofErr w:type="spellEnd"/>
+      <w:r>
+        <w:rPr>
+          <w:rFonts w:asciiTheme="majorBidi" w:hAnsiTheme="majorBidi" w:cstheme="majorBidi"/>
+          <w:sz w:val="36"/>
+          <w:szCs w:val="36"/>
+        </w:rPr>
+        <w:t xml:space="preserve"> = 1; </w:t>
+      </w:r>
+      <w:proofErr w:type="spellStart"/>
+      <w:r>
+        <w:rPr>
+          <w:rFonts w:asciiTheme="majorBidi" w:hAnsiTheme="majorBidi" w:cstheme="majorBidi"/>
+          <w:sz w:val="36"/>
+          <w:szCs w:val="36"/>
+        </w:rPr>
+        <w:t>i</w:t>
+      </w:r>
+      <w:proofErr w:type="spellEnd"/>
+      <w:r>
+        <w:rPr>
+          <w:rFonts w:asciiTheme="majorBidi" w:hAnsiTheme="majorBidi" w:cstheme="majorBidi"/>
+          <w:sz w:val="36"/>
+          <w:szCs w:val="36"/>
+        </w:rPr>
+        <w:t xml:space="preserve"> &lt;= 5; </w:t>
+      </w:r>
+      <w:proofErr w:type="spellStart"/>
+      <w:r>
+        <w:rPr>
+          <w:rFonts w:asciiTheme="majorBidi" w:hAnsiTheme="majorBidi" w:cstheme="majorBidi"/>
+          <w:sz w:val="36"/>
+          <w:szCs w:val="36"/>
+        </w:rPr>
+        <w:t>i</w:t>
+      </w:r>
+      <w:proofErr w:type="spellEnd"/>
+      <w:r>
+        <w:rPr>
+          <w:rFonts w:asciiTheme="majorBidi" w:hAnsiTheme="majorBidi" w:cstheme="majorBidi"/>
+          <w:sz w:val="36"/>
+          <w:szCs w:val="36"/>
+        </w:rPr>
+        <w:t>++) {</w:t>
+      </w:r>
+      <w:r>
+        <w:rPr>
+          <w:rFonts w:asciiTheme="majorBidi" w:hAnsiTheme="majorBidi" w:cstheme="majorBidi"/>
+          <w:sz w:val="36"/>
+          <w:szCs w:val="36"/>
+        </w:rPr>
+        <w:br/>
+        <w:t xml:space="preserve">    console.log(</w:t>
+      </w:r>
+      <w:proofErr w:type="spellStart"/>
+      <w:r>
+        <w:rPr>
+          <w:rFonts w:asciiTheme="majorBidi" w:hAnsiTheme="majorBidi" w:cstheme="majorBidi"/>
+          <w:sz w:val="36"/>
+          <w:szCs w:val="36"/>
+        </w:rPr>
+        <w:t>i</w:t>
+      </w:r>
+      <w:proofErr w:type="spellEnd"/>
+      <w:r>
+        <w:rPr>
+          <w:rFonts w:asciiTheme="majorBidi" w:hAnsiTheme="majorBidi" w:cstheme="majorBidi"/>
+          <w:sz w:val="36"/>
+          <w:szCs w:val="36"/>
+        </w:rPr>
+        <w:t>);</w:t>
+      </w:r>
+      <w:r>
+        <w:rPr>
+          <w:rFonts w:asciiTheme="majorBidi" w:hAnsiTheme="majorBidi" w:cstheme="majorBidi"/>
+          <w:sz w:val="36"/>
+          <w:szCs w:val="36"/>
+        </w:rPr>
+        <w:br/>
+        <w:t>}</w:t>
+      </w:r>
+    </w:p>
+    <w:p>
+      <w:pPr>
+        <w:ind w:right="-450"/>
+        <w:rPr>
+          <w:rFonts w:asciiTheme="majorBidi" w:hAnsiTheme="majorBidi" w:cstheme="majorBidi"/>
+          <w:sz w:val="36"/>
+          <w:szCs w:val="36"/>
+        </w:rPr>
+      </w:pPr>
+    </w:p>
+    <w:p>
+      <w:pPr>
+        <w:ind w:right="-450"/>
+        <w:rPr>
+          <w:rFonts w:asciiTheme="majorBidi" w:hAnsiTheme="majorBidi" w:cstheme="majorBidi"/>
+          <w:sz w:val="36"/>
+          <w:szCs w:val="36"/>
+        </w:rPr>
+      </w:pPr>
+      <w:r>
+        <w:rPr>
+          <w:rFonts w:asciiTheme="majorBidi" w:hAnsiTheme="majorBidi" w:cstheme="majorBidi"/>
+          <w:sz w:val="36"/>
+          <w:szCs w:val="36"/>
+        </w:rPr>
+        <w:t>2. while Loop</w:t>
+      </w:r>
+    </w:p>
+    <w:p>
+      <w:pPr>
+        <w:ind w:right="-450"/>
+        <w:rPr>
+          <w:rFonts w:asciiTheme="majorBidi" w:hAnsiTheme="majorBidi" w:cstheme="majorBidi"/>
+          <w:sz w:val="36"/>
+          <w:szCs w:val="36"/>
+        </w:rPr>
+      </w:pPr>
+      <w:r>
+        <w:rPr>
+          <w:rFonts w:asciiTheme="majorBidi" w:hAnsiTheme="majorBidi" w:cstheme="majorBidi"/>
+          <w:sz w:val="36"/>
+          <w:szCs w:val="36"/>
+        </w:rPr>
+        <w:t>The while loop executes a block of code as long as the specified condition is true.</w:t>
+      </w:r>
+    </w:p>
+    <w:p>
+      <w:pPr>
+        <w:ind w:right="-450"/>
+        <w:rPr>
+          <w:rFonts w:asciiTheme="majorBidi" w:hAnsiTheme="majorBidi" w:cstheme="majorBidi"/>
+          <w:b/>
+          <w:bCs/>
+          <w:sz w:val="36"/>
+          <w:szCs w:val="36"/>
+        </w:rPr>
+      </w:pPr>
+      <w:r>
+        <w:rPr>
+          <w:rFonts w:asciiTheme="majorBidi" w:hAnsiTheme="majorBidi" w:cstheme="majorBidi"/>
+          <w:b/>
+          <w:bCs/>
+          <w:sz w:val="36"/>
+          <w:szCs w:val="36"/>
+        </w:rPr>
+        <w:lastRenderedPageBreak/>
+        <w:t>Syntax:</w:t>
+      </w:r>
+    </w:p>
+    <w:p>
+      <w:pPr>
+        <w:ind w:right="-450"/>
+        <w:rPr>
+          <w:rFonts w:asciiTheme="majorBidi" w:hAnsiTheme="majorBidi" w:cstheme="majorBidi"/>
+          <w:sz w:val="36"/>
+          <w:szCs w:val="36"/>
+        </w:rPr>
+      </w:pPr>
+      <w:r>
+        <w:rPr>
+          <w:rFonts w:asciiTheme="majorBidi" w:hAnsiTheme="majorBidi" w:cstheme="majorBidi"/>
+          <w:sz w:val="36"/>
+          <w:szCs w:val="36"/>
+        </w:rPr>
+        <w:t>while (condition) {</w:t>
+      </w:r>
+      <w:r>
+        <w:rPr>
+          <w:rFonts w:asciiTheme="majorBidi" w:hAnsiTheme="majorBidi" w:cstheme="majorBidi"/>
+          <w:sz w:val="36"/>
+          <w:szCs w:val="36"/>
+        </w:rPr>
+        <w:br/>
+        <w:t xml:space="preserve">    // code to execute</w:t>
+      </w:r>
+      <w:r>
+        <w:rPr>
+          <w:rFonts w:asciiTheme="majorBidi" w:hAnsiTheme="majorBidi" w:cstheme="majorBidi"/>
+          <w:sz w:val="36"/>
+          <w:szCs w:val="36"/>
+        </w:rPr>
+        <w:br/>
+        <w:t>}</w:t>
+      </w:r>
+    </w:p>
+    <w:p>
+      <w:pPr>
+        <w:ind w:right="-450"/>
+        <w:rPr>
+          <w:rFonts w:asciiTheme="majorBidi" w:hAnsiTheme="majorBidi" w:cstheme="majorBidi"/>
+          <w:sz w:val="36"/>
+          <w:szCs w:val="36"/>
+        </w:rPr>
+      </w:pPr>
+    </w:p>
+    <w:p>
+      <w:pPr>
+        <w:ind w:right="-450"/>
+        <w:rPr>
+          <w:rFonts w:asciiTheme="majorBidi" w:hAnsiTheme="majorBidi" w:cstheme="majorBidi"/>
+          <w:b/>
+          <w:bCs/>
+          <w:sz w:val="36"/>
+          <w:szCs w:val="36"/>
+        </w:rPr>
+      </w:pPr>
+      <w:r>
+        <w:rPr>
+          <w:rFonts w:asciiTheme="majorBidi" w:hAnsiTheme="majorBidi" w:cstheme="majorBidi"/>
+          <w:b/>
+          <w:bCs/>
+          <w:sz w:val="36"/>
+          <w:szCs w:val="36"/>
+        </w:rPr>
+        <w:t>Example:</w:t>
+      </w:r>
+    </w:p>
+    <w:p>
+      <w:pPr>
+        <w:ind w:right="-450"/>
+        <w:rPr>
+          <w:rFonts w:asciiTheme="majorBidi" w:hAnsiTheme="majorBidi" w:cstheme="majorBidi"/>
+          <w:sz w:val="36"/>
+          <w:szCs w:val="36"/>
+        </w:rPr>
+      </w:pPr>
+      <w:r>
+        <w:rPr>
+          <w:rFonts w:asciiTheme="majorBidi" w:hAnsiTheme="majorBidi" w:cstheme="majorBidi"/>
+          <w:sz w:val="36"/>
+          <w:szCs w:val="36"/>
+        </w:rPr>
+        <w:t xml:space="preserve">let </w:t>
+      </w:r>
+      <w:proofErr w:type="spellStart"/>
+      <w:r>
+        <w:rPr>
+          <w:rFonts w:asciiTheme="majorBidi" w:hAnsiTheme="majorBidi" w:cstheme="majorBidi"/>
+          <w:sz w:val="36"/>
+          <w:szCs w:val="36"/>
+        </w:rPr>
+        <w:t>i</w:t>
+      </w:r>
+      <w:proofErr w:type="spellEnd"/>
+      <w:r>
+        <w:rPr>
+          <w:rFonts w:asciiTheme="majorBidi" w:hAnsiTheme="majorBidi" w:cstheme="majorBidi"/>
+          <w:sz w:val="36"/>
+          <w:szCs w:val="36"/>
+        </w:rPr>
+        <w:t xml:space="preserve"> = 1;</w:t>
+      </w:r>
+      <w:r>
+        <w:rPr>
+          <w:rFonts w:asciiTheme="majorBidi" w:hAnsiTheme="majorBidi" w:cstheme="majorBidi"/>
+          <w:sz w:val="36"/>
+          <w:szCs w:val="36"/>
+        </w:rPr>
+        <w:br/>
+      </w:r>
+      <w:r>
+        <w:rPr>
+          <w:rFonts w:asciiTheme="majorBidi" w:hAnsiTheme="majorBidi" w:cstheme="majorBidi"/>
+          <w:sz w:val="36"/>
+          <w:szCs w:val="36"/>
+        </w:rPr>
+        <w:br/>
+        <w:t>while (</w:t>
+      </w:r>
+      <w:proofErr w:type="spellStart"/>
+      <w:r>
+        <w:rPr>
+          <w:rFonts w:asciiTheme="majorBidi" w:hAnsiTheme="majorBidi" w:cstheme="majorBidi"/>
+          <w:sz w:val="36"/>
+          <w:szCs w:val="36"/>
+        </w:rPr>
+        <w:t>i</w:t>
+      </w:r>
+      <w:proofErr w:type="spellEnd"/>
+      <w:r>
+        <w:rPr>
+          <w:rFonts w:asciiTheme="majorBidi" w:hAnsiTheme="majorBidi" w:cstheme="majorBidi"/>
+          <w:sz w:val="36"/>
+          <w:szCs w:val="36"/>
+        </w:rPr>
+        <w:t xml:space="preserve"> &lt;= 5) {</w:t>
+      </w:r>
+      <w:r>
+        <w:rPr>
+          <w:rFonts w:asciiTheme="majorBidi" w:hAnsiTheme="majorBidi" w:cstheme="majorBidi"/>
+          <w:sz w:val="36"/>
+          <w:szCs w:val="36"/>
+        </w:rPr>
+        <w:br/>
+        <w:t xml:space="preserve">    console.log(</w:t>
+      </w:r>
+      <w:proofErr w:type="spellStart"/>
+      <w:r>
+        <w:rPr>
+          <w:rFonts w:asciiTheme="majorBidi" w:hAnsiTheme="majorBidi" w:cstheme="majorBidi"/>
+          <w:sz w:val="36"/>
+          <w:szCs w:val="36"/>
+        </w:rPr>
+        <w:t>i</w:t>
+      </w:r>
+      <w:proofErr w:type="spellEnd"/>
+      <w:r>
+        <w:rPr>
+          <w:rFonts w:asciiTheme="majorBidi" w:hAnsiTheme="majorBidi" w:cstheme="majorBidi"/>
+          <w:sz w:val="36"/>
+          <w:szCs w:val="36"/>
+        </w:rPr>
+        <w:t>);</w:t>
+      </w:r>
+      <w:r>
+        <w:rPr>
+          <w:rFonts w:asciiTheme="majorBidi" w:hAnsiTheme="majorBidi" w:cstheme="majorBidi"/>
+          <w:sz w:val="36"/>
+          <w:szCs w:val="36"/>
+        </w:rPr>
+        <w:br/>
+        <w:t xml:space="preserve">    </w:t>
+      </w:r>
+      <w:proofErr w:type="spellStart"/>
+      <w:r>
+        <w:rPr>
+          <w:rFonts w:asciiTheme="majorBidi" w:hAnsiTheme="majorBidi" w:cstheme="majorBidi"/>
+          <w:sz w:val="36"/>
+          <w:szCs w:val="36"/>
+        </w:rPr>
+        <w:t>i</w:t>
+      </w:r>
+      <w:proofErr w:type="spellEnd"/>
+      <w:r>
+        <w:rPr>
+          <w:rFonts w:asciiTheme="majorBidi" w:hAnsiTheme="majorBidi" w:cstheme="majorBidi"/>
+          <w:sz w:val="36"/>
+          <w:szCs w:val="36"/>
+        </w:rPr>
+        <w:t>++;</w:t>
+      </w:r>
+      <w:r>
+        <w:rPr>
+          <w:rFonts w:asciiTheme="majorBidi" w:hAnsiTheme="majorBidi" w:cstheme="majorBidi"/>
+          <w:sz w:val="36"/>
+          <w:szCs w:val="36"/>
+        </w:rPr>
+        <w:br/>
+        <w:t>}</w:t>
+      </w:r>
+    </w:p>
+    <w:p>
+      <w:pPr>
+        <w:ind w:right="-450"/>
+        <w:rPr>
+          <w:rFonts w:asciiTheme="majorBidi" w:hAnsiTheme="majorBidi" w:cstheme="majorBidi"/>
+          <w:sz w:val="36"/>
+          <w:szCs w:val="36"/>
+        </w:rPr>
+      </w:pPr>
+      <w:r>
+        <w:rPr>
+          <w:rFonts w:asciiTheme="majorBidi" w:hAnsiTheme="majorBidi" w:cstheme="majorBidi"/>
+          <w:sz w:val="36"/>
+          <w:szCs w:val="36"/>
+        </w:rPr>
+        <w:t>o/p -</w:t>
+      </w:r>
+      <w:proofErr w:type="gramStart"/>
+      <w:r>
+        <w:rPr>
+          <w:rFonts w:asciiTheme="majorBidi" w:hAnsiTheme="majorBidi" w:cstheme="majorBidi"/>
+          <w:sz w:val="36"/>
+          <w:szCs w:val="36"/>
+        </w:rPr>
+        <w:t>&gt;  1</w:t>
+      </w:r>
+      <w:proofErr w:type="gramEnd"/>
+      <w:r>
+        <w:rPr>
+          <w:rFonts w:asciiTheme="majorBidi" w:hAnsiTheme="majorBidi" w:cstheme="majorBidi"/>
+          <w:sz w:val="36"/>
+          <w:szCs w:val="36"/>
+        </w:rPr>
+        <w:t xml:space="preserve"> 2 3 4 5</w:t>
+      </w:r>
+    </w:p>
+    <w:p>
+      <w:pPr>
+        <w:ind w:right="-450"/>
+        <w:rPr>
+          <w:rFonts w:asciiTheme="majorBidi" w:hAnsiTheme="majorBidi" w:cstheme="majorBidi"/>
+          <w:sz w:val="36"/>
+          <w:szCs w:val="36"/>
+        </w:rPr>
+      </w:pPr>
+    </w:p>
+    <w:p>
+      <w:pPr>
+        <w:ind w:right="-450"/>
+        <w:rPr>
+          <w:rFonts w:asciiTheme="majorBidi" w:hAnsiTheme="majorBidi" w:cstheme="majorBidi"/>
+          <w:sz w:val="36"/>
+          <w:szCs w:val="36"/>
+        </w:rPr>
+      </w:pPr>
+      <w:r>
+        <w:rPr>
+          <w:rFonts w:asciiTheme="majorBidi" w:hAnsiTheme="majorBidi" w:cstheme="majorBidi"/>
+          <w:sz w:val="36"/>
+          <w:szCs w:val="36"/>
+        </w:rPr>
+        <w:t>3. do-while Loop</w:t>
+      </w:r>
+    </w:p>
+    <w:p>
+      <w:pPr>
+        <w:ind w:right="-450"/>
+        <w:rPr>
+          <w:rFonts w:asciiTheme="majorBidi" w:hAnsiTheme="majorBidi" w:cstheme="majorBidi"/>
+          <w:sz w:val="36"/>
+          <w:szCs w:val="36"/>
+        </w:rPr>
+      </w:pPr>
+      <w:r>
+        <w:rPr>
+          <w:rFonts w:asciiTheme="majorBidi" w:hAnsiTheme="majorBidi" w:cstheme="majorBidi"/>
+          <w:sz w:val="36"/>
+          <w:szCs w:val="36"/>
+        </w:rPr>
+        <w:t>The do-while loop executes the code block at least once before checking the condition.</w:t>
+      </w:r>
+    </w:p>
+    <w:p>
+      <w:pPr>
+        <w:ind w:right="-450"/>
+        <w:rPr>
+          <w:rFonts w:asciiTheme="majorBidi" w:hAnsiTheme="majorBidi" w:cstheme="majorBidi"/>
+          <w:b/>
+          <w:bCs/>
+          <w:sz w:val="36"/>
+          <w:szCs w:val="36"/>
+        </w:rPr>
+      </w:pPr>
+      <w:r>
+        <w:rPr>
+          <w:rFonts w:asciiTheme="majorBidi" w:hAnsiTheme="majorBidi" w:cstheme="majorBidi"/>
+          <w:b/>
+          <w:bCs/>
+          <w:sz w:val="36"/>
+          <w:szCs w:val="36"/>
+        </w:rPr>
+        <w:t>Syntax:</w:t>
+      </w:r>
+    </w:p>
+    <w:p>
+      <w:pPr>
+        <w:ind w:right="-450"/>
+        <w:rPr>
+          <w:rFonts w:asciiTheme="majorBidi" w:hAnsiTheme="majorBidi" w:cstheme="majorBidi"/>
+          <w:sz w:val="36"/>
+          <w:szCs w:val="36"/>
+        </w:rPr>
+      </w:pPr>
+      <w:r>
+        <w:rPr>
+          <w:rFonts w:asciiTheme="majorBidi" w:hAnsiTheme="majorBidi" w:cstheme="majorBidi"/>
+          <w:sz w:val="36"/>
+          <w:szCs w:val="36"/>
+        </w:rPr>
+        <w:t>do {</w:t>
+      </w:r>
+      <w:r>
+        <w:rPr>
+          <w:rFonts w:asciiTheme="majorBidi" w:hAnsiTheme="majorBidi" w:cstheme="majorBidi"/>
+          <w:sz w:val="36"/>
+          <w:szCs w:val="36"/>
+        </w:rPr>
+        <w:br/>
+        <w:t xml:space="preserve">    // code to execute</w:t>
+      </w:r>
+      <w:r>
+        <w:rPr>
+          <w:rFonts w:asciiTheme="majorBidi" w:hAnsiTheme="majorBidi" w:cstheme="majorBidi"/>
+          <w:sz w:val="36"/>
+          <w:szCs w:val="36"/>
+        </w:rPr>
+        <w:br/>
+        <w:t>} while (condition);</w:t>
+      </w:r>
+    </w:p>
+    <w:p>
+      <w:pPr>
+        <w:ind w:right="-450"/>
+        <w:rPr>
+          <w:rFonts w:asciiTheme="majorBidi" w:hAnsiTheme="majorBidi" w:cstheme="majorBidi"/>
+          <w:b/>
+          <w:bCs/>
+          <w:sz w:val="36"/>
+          <w:szCs w:val="36"/>
+        </w:rPr>
+      </w:pPr>
+      <w:r>
+        <w:rPr>
+          <w:rFonts w:asciiTheme="majorBidi" w:hAnsiTheme="majorBidi" w:cstheme="majorBidi"/>
+          <w:b/>
+          <w:bCs/>
+          <w:sz w:val="36"/>
+          <w:szCs w:val="36"/>
+        </w:rPr>
+        <w:t>Example:</w:t>
+      </w:r>
+    </w:p>
+    <w:p>
+      <w:pPr>
+        <w:ind w:right="-450"/>
+        <w:rPr>
+          <w:rFonts w:asciiTheme="majorBidi" w:hAnsiTheme="majorBidi" w:cstheme="majorBidi"/>
+          <w:sz w:val="36"/>
+          <w:szCs w:val="36"/>
+        </w:rPr>
+      </w:pPr>
+      <w:r>
+        <w:rPr>
+          <w:rFonts w:asciiTheme="majorBidi" w:hAnsiTheme="majorBidi" w:cstheme="majorBidi"/>
+          <w:sz w:val="36"/>
+          <w:szCs w:val="36"/>
+        </w:rPr>
+        <w:t xml:space="preserve">let </w:t>
+      </w:r>
+      <w:proofErr w:type="spellStart"/>
+      <w:r>
+        <w:rPr>
+          <w:rFonts w:asciiTheme="majorBidi" w:hAnsiTheme="majorBidi" w:cstheme="majorBidi"/>
+          <w:sz w:val="36"/>
+          <w:szCs w:val="36"/>
+        </w:rPr>
+        <w:t>i</w:t>
+      </w:r>
+      <w:proofErr w:type="spellEnd"/>
+      <w:r>
+        <w:rPr>
+          <w:rFonts w:asciiTheme="majorBidi" w:hAnsiTheme="majorBidi" w:cstheme="majorBidi"/>
+          <w:sz w:val="36"/>
+          <w:szCs w:val="36"/>
+        </w:rPr>
+        <w:t xml:space="preserve"> = 1;</w:t>
+      </w:r>
+      <w:r>
+        <w:rPr>
+          <w:rFonts w:asciiTheme="majorBidi" w:hAnsiTheme="majorBidi" w:cstheme="majorBidi"/>
+          <w:sz w:val="36"/>
+          <w:szCs w:val="36"/>
+        </w:rPr>
+        <w:br/>
+      </w:r>
+      <w:r>
+        <w:rPr>
+          <w:rFonts w:asciiTheme="majorBidi" w:hAnsiTheme="majorBidi" w:cstheme="majorBidi"/>
+          <w:sz w:val="36"/>
+          <w:szCs w:val="36"/>
+        </w:rPr>
+        <w:br/>
+      </w:r>
+      <w:r>
+        <w:rPr>
+          <w:rFonts w:asciiTheme="majorBidi" w:hAnsiTheme="majorBidi" w:cstheme="majorBidi"/>
+          <w:sz w:val="36"/>
+          <w:szCs w:val="36"/>
+        </w:rPr>
+        <w:lastRenderedPageBreak/>
+        <w:t>do {</w:t>
+      </w:r>
+      <w:r>
+        <w:rPr>
+          <w:rFonts w:asciiTheme="majorBidi" w:hAnsiTheme="majorBidi" w:cstheme="majorBidi"/>
+          <w:sz w:val="36"/>
+          <w:szCs w:val="36"/>
+        </w:rPr>
+        <w:br/>
+        <w:t xml:space="preserve">    console.log(</w:t>
+      </w:r>
+      <w:proofErr w:type="spellStart"/>
+      <w:r>
+        <w:rPr>
+          <w:rFonts w:asciiTheme="majorBidi" w:hAnsiTheme="majorBidi" w:cstheme="majorBidi"/>
+          <w:sz w:val="36"/>
+          <w:szCs w:val="36"/>
+        </w:rPr>
+        <w:t>i</w:t>
+      </w:r>
+      <w:proofErr w:type="spellEnd"/>
+      <w:r>
+        <w:rPr>
+          <w:rFonts w:asciiTheme="majorBidi" w:hAnsiTheme="majorBidi" w:cstheme="majorBidi"/>
+          <w:sz w:val="36"/>
+          <w:szCs w:val="36"/>
+        </w:rPr>
+        <w:t>);</w:t>
+      </w:r>
+      <w:r>
+        <w:rPr>
+          <w:rFonts w:asciiTheme="majorBidi" w:hAnsiTheme="majorBidi" w:cstheme="majorBidi"/>
+          <w:sz w:val="36"/>
+          <w:szCs w:val="36"/>
+        </w:rPr>
+        <w:br/>
+        <w:t xml:space="preserve">    </w:t>
+      </w:r>
+      <w:proofErr w:type="spellStart"/>
+      <w:r>
+        <w:rPr>
+          <w:rFonts w:asciiTheme="majorBidi" w:hAnsiTheme="majorBidi" w:cstheme="majorBidi"/>
+          <w:sz w:val="36"/>
+          <w:szCs w:val="36"/>
+        </w:rPr>
+        <w:t>i</w:t>
+      </w:r>
+      <w:proofErr w:type="spellEnd"/>
+      <w:r>
+        <w:rPr>
+          <w:rFonts w:asciiTheme="majorBidi" w:hAnsiTheme="majorBidi" w:cstheme="majorBidi"/>
+          <w:sz w:val="36"/>
+          <w:szCs w:val="36"/>
+        </w:rPr>
+        <w:t>++;</w:t>
+      </w:r>
+      <w:r>
+        <w:rPr>
+          <w:rFonts w:asciiTheme="majorBidi" w:hAnsiTheme="majorBidi" w:cstheme="majorBidi"/>
+          <w:sz w:val="36"/>
+          <w:szCs w:val="36"/>
+        </w:rPr>
+        <w:br/>
+        <w:t>} while (</w:t>
+      </w:r>
+      <w:proofErr w:type="spellStart"/>
+      <w:r>
+        <w:rPr>
+          <w:rFonts w:asciiTheme="majorBidi" w:hAnsiTheme="majorBidi" w:cstheme="majorBidi"/>
+          <w:sz w:val="36"/>
+          <w:szCs w:val="36"/>
+        </w:rPr>
+        <w:t>i</w:t>
+      </w:r>
+      <w:proofErr w:type="spellEnd"/>
+      <w:r>
+        <w:rPr>
+          <w:rFonts w:asciiTheme="majorBidi" w:hAnsiTheme="majorBidi" w:cstheme="majorBidi"/>
+          <w:sz w:val="36"/>
+          <w:szCs w:val="36"/>
+        </w:rPr>
+        <w:t xml:space="preserve"> &lt;= 5);</w:t>
+      </w:r>
+    </w:p>
+    <w:p>
+      <w:pPr>
+        <w:ind w:right="-450"/>
+        <w:rPr>
+          <w:rFonts w:asciiTheme="majorBidi" w:hAnsiTheme="majorBidi" w:cstheme="majorBidi"/>
+          <w:sz w:val="36"/>
+          <w:szCs w:val="36"/>
+        </w:rPr>
+      </w:pPr>
+    </w:p>
+    <w:p>
+      <w:pPr>
+        <w:ind w:right="-450"/>
+        <w:rPr>
+          <w:rFonts w:asciiTheme="majorBidi" w:hAnsiTheme="majorBidi" w:cstheme="majorBidi"/>
+          <w:sz w:val="36"/>
+          <w:szCs w:val="36"/>
+        </w:rPr>
+      </w:pPr>
+    </w:p>
+    <w:p>
+      <w:pPr>
+        <w:ind w:right="-450"/>
+        <w:rPr>
+          <w:rFonts w:asciiTheme="majorBidi" w:hAnsiTheme="majorBidi" w:cstheme="majorBidi"/>
+          <w:sz w:val="36"/>
+          <w:szCs w:val="36"/>
+        </w:rPr>
+      </w:pPr>
+    </w:p>
+    <w:p>
+      <w:pPr>
+        <w:ind w:right="-450"/>
+        <w:rPr>
+          <w:rFonts w:asciiTheme="majorBidi" w:hAnsiTheme="majorBidi" w:cstheme="majorBidi"/>
+          <w:sz w:val="36"/>
+          <w:szCs w:val="36"/>
+        </w:rPr>
+      </w:pPr>
+    </w:p>
+    <w:p>
+      <w:pPr>
+        <w:ind w:right="-450"/>
+        <w:rPr>
+          <w:rFonts w:asciiTheme="majorBidi" w:hAnsiTheme="majorBidi" w:cstheme="majorBidi"/>
+          <w:sz w:val="36"/>
+          <w:szCs w:val="36"/>
+        </w:rPr>
+      </w:pPr>
+    </w:p>
+    <w:p>
+      <w:pPr>
+        <w:ind w:right="-450"/>
+        <w:rPr>
+          <w:rFonts w:asciiTheme="majorBidi" w:hAnsiTheme="majorBidi" w:cstheme="majorBidi"/>
+          <w:sz w:val="36"/>
+          <w:szCs w:val="36"/>
+        </w:rPr>
+      </w:pPr>
+    </w:p>
+    <w:p>
+      <w:pPr>
+        <w:ind w:right="-450"/>
+        <w:rPr>
+          <w:rFonts w:asciiTheme="majorBidi" w:hAnsiTheme="majorBidi" w:cstheme="majorBidi"/>
+          <w:sz w:val="36"/>
+          <w:szCs w:val="36"/>
+        </w:rPr>
+      </w:pPr>
+    </w:p>
+    <w:p>
+      <w:pPr>
+        <w:ind w:right="-450"/>
+        <w:rPr>
+          <w:rFonts w:asciiTheme="majorBidi" w:hAnsiTheme="majorBidi" w:cstheme="majorBidi"/>
+          <w:sz w:val="36"/>
+          <w:szCs w:val="36"/>
+        </w:rPr>
+      </w:pPr>
+    </w:p>
+    <w:p>
+      <w:pPr>
+        <w:ind w:right="-450"/>
+        <w:rPr>
+          <w:rFonts w:asciiTheme="majorBidi" w:hAnsiTheme="majorBidi" w:cstheme="majorBidi"/>
+          <w:sz w:val="36"/>
+          <w:szCs w:val="36"/>
+        </w:rPr>
+      </w:pPr>
+    </w:p>
+    <w:p>
+      <w:pPr>
+        <w:ind w:right="-450"/>
+        <w:rPr>
+          <w:rFonts w:asciiTheme="majorBidi" w:hAnsiTheme="majorBidi" w:cstheme="majorBidi"/>
+          <w:sz w:val="36"/>
+          <w:szCs w:val="36"/>
+        </w:rPr>
+      </w:pPr>
+    </w:p>
+    <w:p>
+      <w:pPr>
+        <w:ind w:right="-450"/>
+        <w:rPr>
+          <w:rFonts w:asciiTheme="majorBidi" w:hAnsiTheme="majorBidi" w:cstheme="majorBidi"/>
+          <w:sz w:val="36"/>
+          <w:szCs w:val="36"/>
+        </w:rPr>
+      </w:pPr>
+    </w:p>
+    <w:p>
+      <w:pPr>
+        <w:ind w:right="-450"/>
+        <w:rPr>
+          <w:rFonts w:asciiTheme="majorBidi" w:hAnsiTheme="majorBidi" w:cstheme="majorBidi"/>
+          <w:sz w:val="36"/>
+          <w:szCs w:val="36"/>
+        </w:rPr>
+      </w:pPr>
+    </w:p>
+    <w:p>
+      <w:pPr>
+        <w:ind w:right="-450"/>
+        <w:rPr>
+          <w:rFonts w:asciiTheme="majorBidi" w:hAnsiTheme="majorBidi" w:cstheme="majorBidi"/>
+          <w:sz w:val="36"/>
+          <w:szCs w:val="36"/>
+        </w:rPr>
+      </w:pPr>
+    </w:p>
+    <w:p>
+      <w:pPr>
+        <w:ind w:right="-450"/>
+        <w:rPr>
+          <w:rFonts w:asciiTheme="majorBidi" w:hAnsiTheme="majorBidi" w:cstheme="majorBidi"/>
+          <w:sz w:val="36"/>
+          <w:szCs w:val="36"/>
+        </w:rPr>
+      </w:pPr>
+    </w:p>
+    <w:p>
+      <w:pPr>
+        <w:ind w:right="-450"/>
+        <w:rPr>
+          <w:rFonts w:asciiTheme="majorBidi" w:hAnsiTheme="majorBidi" w:cstheme="majorBidi"/>
+          <w:sz w:val="36"/>
+          <w:szCs w:val="36"/>
+        </w:rPr>
+      </w:pPr>
+    </w:p>
+    <w:p>
+      <w:pPr>
+        <w:ind w:right="-450"/>
+        <w:rPr>
+          <w:rFonts w:asciiTheme="majorBidi" w:hAnsiTheme="majorBidi" w:cstheme="majorBidi"/>
+          <w:sz w:val="36"/>
+          <w:szCs w:val="36"/>
+        </w:rPr>
+      </w:pPr>
+    </w:p>
+    <w:p>
+      <w:pPr>
+        <w:ind w:right="-450"/>
+        <w:rPr>
+          <w:rFonts w:asciiTheme="majorBidi" w:hAnsiTheme="majorBidi" w:cstheme="majorBidi"/>
+          <w:sz w:val="36"/>
+          <w:szCs w:val="36"/>
+        </w:rPr>
+      </w:pPr>
+    </w:p>
+    <w:p>
+      <w:pPr>
+        <w:ind w:right="-450"/>
+        <w:rPr>
+          <w:rFonts w:asciiTheme="majorBidi" w:hAnsiTheme="majorBidi" w:cstheme="majorBidi"/>
+          <w:sz w:val="36"/>
+          <w:szCs w:val="36"/>
+        </w:rPr>
+      </w:pPr>
+    </w:p>
+    <w:p>
+      <w:pPr>
+        <w:ind w:right="-450"/>
+        <w:rPr>
+          <w:rFonts w:asciiTheme="majorBidi" w:hAnsiTheme="majorBidi" w:cstheme="majorBidi"/>
+          <w:b/>
+          <w:bCs/>
+          <w:sz w:val="36"/>
+          <w:szCs w:val="36"/>
+        </w:rPr>
+      </w:pPr>
+      <w:r>
+        <w:rPr>
+          <w:rFonts w:asciiTheme="majorBidi" w:hAnsiTheme="majorBidi" w:cstheme="majorBidi"/>
+          <w:b/>
+          <w:bCs/>
+          <w:sz w:val="36"/>
+          <w:szCs w:val="36"/>
+        </w:rPr>
+        <w:lastRenderedPageBreak/>
+        <w:t>Question 2: What is the difference between a while loop and a do-while loop?</w:t>
+      </w:r>
+    </w:p>
+    <w:p>
+      <w:pPr>
+        <w:ind w:right="-450"/>
+        <w:rPr>
+          <w:rFonts w:asciiTheme="majorBidi" w:hAnsiTheme="majorBidi" w:cstheme="majorBidi"/>
+          <w:b/>
+          <w:bCs/>
+          <w:sz w:val="36"/>
+          <w:szCs w:val="36"/>
+        </w:rPr>
+      </w:pPr>
+      <w:proofErr w:type="gramStart"/>
+      <w:r>
+        <w:rPr>
+          <w:rFonts w:asciiTheme="majorBidi" w:hAnsiTheme="majorBidi" w:cstheme="majorBidi"/>
+          <w:b/>
+          <w:bCs/>
+          <w:sz w:val="36"/>
+          <w:szCs w:val="36"/>
+        </w:rPr>
+        <w:t>Ans :</w:t>
+      </w:r>
+      <w:proofErr w:type="gramEnd"/>
+    </w:p>
+    <w:p>
+      <w:pPr>
+        <w:ind w:right="-450"/>
+        <w:rPr>
+          <w:rFonts w:asciiTheme="majorBidi" w:hAnsiTheme="majorBidi" w:cstheme="majorBidi"/>
+          <w:b/>
+          <w:bCs/>
+          <w:sz w:val="36"/>
+          <w:szCs w:val="36"/>
+        </w:rPr>
+      </w:pPr>
+    </w:p>
+    <w:p>
+      <w:pPr>
+        <w:ind w:right="-450"/>
+        <w:rPr>
+          <w:rFonts w:asciiTheme="majorBidi" w:hAnsiTheme="majorBidi" w:cstheme="majorBidi"/>
+          <w:b/>
+          <w:bCs/>
+          <w:sz w:val="36"/>
+          <w:szCs w:val="36"/>
+        </w:rPr>
+      </w:pPr>
+      <w:r>
+        <w:rPr>
+          <w:rFonts w:asciiTheme="majorBidi" w:hAnsiTheme="majorBidi" w:cstheme="majorBidi"/>
+          <w:b/>
+          <w:bCs/>
+          <w:sz w:val="36"/>
+          <w:szCs w:val="36"/>
+        </w:rPr>
+        <w:drawing>
+          <wp:inline distT="0" distB="0" distL="0" distR="0" wp14:anchorId="1297729E" wp14:editId="01E3D73C">
+            <wp:extent cx="5943600" cy="2489200"/>
+            <wp:effectExtent l="0" t="0" r="0" b="6350"/>
+            <wp:docPr id="1653244312" name="Picture 1"/>
+            <wp:cNvGraphicFramePr>
+              <a:graphicFrameLocks xmlns:a="http://schemas.openxmlformats.org/drawingml/2006/main" noChangeAspect="1"/>
+            </wp:cNvGraphicFramePr>
+            <a:graphic xmlns:a="http://schemas.openxmlformats.org/drawingml/2006/main">
+              <a:graphicData uri="http://schemas.openxmlformats.org/drawingml/2006/picture">
+                <pic:pic xmlns:pic="http://schemas.openxmlformats.org/drawingml/2006/picture">
+                  <pic:nvPicPr>
+                    <pic:cNvPr id="1653244312" name=""/>
+                    <pic:cNvPicPr/>
+                  </pic:nvPicPr>
+                  <pic:blipFill>
+                    <a:blip r:embed="rId11"/>
+                    <a:stretch>
+                      <a:fillRect/>
+                    </a:stretch>
+                  </pic:blipFill>
+                  <pic:spPr>
+                    <a:xfrm>
+                      <a:off x="0" y="0"/>
+                      <a:ext cx="5943600" cy="2489200"/>
+                    </a:xfrm>
+                    <a:prstGeom prst="rect">
+                      <a:avLst/>
+                    </a:prstGeom>
+                  </pic:spPr>
+                </pic:pic>
+              </a:graphicData>
+            </a:graphic>
+          </wp:inline>
+        </w:drawing>
+      </w:r>
+    </w:p>
+    <w:p>
+      <w:pPr>
+        <w:ind w:right="-450"/>
+        <w:rPr>
+          <w:rFonts w:asciiTheme="majorBidi" w:hAnsiTheme="majorBidi" w:cstheme="majorBidi"/>
+          <w:b/>
+          <w:bCs/>
+          <w:sz w:val="36"/>
+          <w:szCs w:val="36"/>
+        </w:rPr>
+      </w:pPr>
+    </w:p>
+    <w:p>
+      <w:pPr>
+        <w:ind w:right="-450"/>
+        <w:rPr>
+          <w:rFonts w:asciiTheme="majorBidi" w:hAnsiTheme="majorBidi" w:cstheme="majorBidi"/>
+          <w:b/>
+          <w:bCs/>
+          <w:sz w:val="36"/>
+          <w:szCs w:val="36"/>
+        </w:rPr>
+      </w:pPr>
+    </w:p>
+    <w:p>
+      <w:pPr>
+        <w:ind w:right="-450"/>
+        <w:rPr>
+          <w:rFonts w:asciiTheme="majorBidi" w:hAnsiTheme="majorBidi" w:cstheme="majorBidi"/>
+          <w:b/>
+          <w:bCs/>
+          <w:sz w:val="36"/>
+          <w:szCs w:val="36"/>
+        </w:rPr>
+      </w:pPr>
+    </w:p>
+    <w:p>
+      <w:pPr>
+        <w:ind w:right="-450"/>
+        <w:rPr>
+          <w:rFonts w:asciiTheme="majorBidi" w:hAnsiTheme="majorBidi" w:cstheme="majorBidi"/>
+          <w:b/>
+          <w:bCs/>
+          <w:sz w:val="36"/>
+          <w:szCs w:val="36"/>
+        </w:rPr>
+      </w:pPr>
+    </w:p>
+    <w:p>
+      <w:pPr>
+        <w:ind w:right="-450"/>
+        <w:rPr>
+          <w:rFonts w:asciiTheme="majorBidi" w:hAnsiTheme="majorBidi" w:cstheme="majorBidi"/>
+          <w:b/>
+          <w:bCs/>
+          <w:sz w:val="36"/>
+          <w:szCs w:val="36"/>
+        </w:rPr>
+      </w:pPr>
+    </w:p>
+    <w:p>
+      <w:pPr>
+        <w:ind w:right="-450"/>
+        <w:rPr>
+          <w:rFonts w:asciiTheme="majorBidi" w:hAnsiTheme="majorBidi" w:cstheme="majorBidi"/>
+          <w:b/>
+          <w:bCs/>
+          <w:sz w:val="36"/>
+          <w:szCs w:val="36"/>
+        </w:rPr>
+      </w:pPr>
+    </w:p>
+    <w:p>
+      <w:pPr>
+        <w:ind w:right="-450"/>
+        <w:rPr>
+          <w:rFonts w:asciiTheme="majorBidi" w:hAnsiTheme="majorBidi" w:cstheme="majorBidi"/>
+          <w:b/>
+          <w:bCs/>
+          <w:sz w:val="36"/>
+          <w:szCs w:val="36"/>
+        </w:rPr>
+      </w:pPr>
+    </w:p>
+    <w:p>
+      <w:pPr>
+        <w:ind w:right="-450"/>
+        <w:rPr>
+          <w:rFonts w:asciiTheme="majorBidi" w:hAnsiTheme="majorBidi" w:cstheme="majorBidi"/>
+          <w:b/>
+          <w:bCs/>
+          <w:sz w:val="36"/>
+          <w:szCs w:val="36"/>
+        </w:rPr>
+      </w:pPr>
+    </w:p>
+    <w:p>
+      <w:pPr>
+        <w:ind w:right="-450"/>
+        <w:rPr>
+          <w:rFonts w:asciiTheme="majorBidi" w:hAnsiTheme="majorBidi" w:cstheme="majorBidi"/>
+          <w:b/>
+          <w:bCs/>
+          <w:sz w:val="36"/>
+          <w:szCs w:val="36"/>
+        </w:rPr>
+      </w:pPr>
+    </w:p>
+    <w:p>
+      <w:pPr>
+        <w:ind w:right="-450"/>
+        <w:rPr>
+          <w:rFonts w:asciiTheme="majorBidi" w:hAnsiTheme="majorBidi" w:cstheme="majorBidi"/>
+          <w:b/>
+          <w:bCs/>
+          <w:sz w:val="36"/>
+          <w:szCs w:val="36"/>
+        </w:rPr>
+      </w:pPr>
+    </w:p>
+    <w:p>
+      <w:pPr>
+        <w:ind w:left="3600" w:right="-450"/>
+        <w:rPr>
+          <w:rFonts w:asciiTheme="majorBidi" w:hAnsiTheme="majorBidi" w:cstheme="majorBidi"/>
+          <w:b/>
+          <w:bCs/>
+          <w:sz w:val="36"/>
+          <w:szCs w:val="36"/>
+        </w:rPr>
+      </w:pPr>
+      <w:r>
+        <w:rPr>
+          <w:rFonts w:asciiTheme="majorBidi" w:hAnsiTheme="majorBidi" w:cstheme="majorBidi"/>
+          <w:b/>
+          <w:bCs/>
+          <w:sz w:val="36"/>
+          <w:szCs w:val="36"/>
+        </w:rPr>
+        <w:lastRenderedPageBreak/>
+        <w:t xml:space="preserve"> </w:t>
+      </w:r>
+      <w:r>
+        <w:rPr>
+          <w:rFonts w:asciiTheme="majorBidi" w:hAnsiTheme="majorBidi" w:cstheme="majorBidi"/>
+          <w:b/>
+          <w:bCs/>
+          <w:sz w:val="36"/>
+          <w:szCs w:val="36"/>
+        </w:rPr>
+        <w:t>Functions</w:t>
+      </w:r>
+      <w:r>
+        <w:rPr>
+          <w:rFonts w:asciiTheme="majorBidi" w:hAnsiTheme="majorBidi" w:cstheme="majorBidi"/>
+          <w:b/>
+          <w:bCs/>
+          <w:sz w:val="36"/>
+          <w:szCs w:val="36"/>
+        </w:rPr>
+        <w:tab/>
+      </w:r>
+    </w:p>
+    <w:p>
+      <w:pPr>
+        <w:ind w:right="-450"/>
+        <w:rPr>
+          <w:rFonts w:asciiTheme="majorBidi" w:hAnsiTheme="majorBidi" w:cstheme="majorBidi"/>
+          <w:b/>
+          <w:bCs/>
+          <w:sz w:val="36"/>
+          <w:szCs w:val="36"/>
+        </w:rPr>
+      </w:pPr>
+      <w:r>
+        <w:rPr>
+          <w:rFonts w:asciiTheme="majorBidi" w:hAnsiTheme="majorBidi" w:cstheme="majorBidi"/>
+          <w:b/>
+          <w:bCs/>
+          <w:sz w:val="36"/>
+          <w:szCs w:val="36"/>
+        </w:rPr>
+        <w:t>Question 1: What are functions in JavaScript? Explain the syntax for declaring and calling a function</w:t>
+      </w:r>
+    </w:p>
+    <w:p>
+      <w:pPr>
+        <w:ind w:right="-450"/>
+        <w:rPr>
+          <w:rFonts w:asciiTheme="majorBidi" w:hAnsiTheme="majorBidi" w:cstheme="majorBidi"/>
+          <w:b/>
+          <w:bCs/>
+          <w:sz w:val="36"/>
+          <w:szCs w:val="36"/>
+        </w:rPr>
+      </w:pPr>
+      <w:proofErr w:type="gramStart"/>
+      <w:r>
+        <w:rPr>
+          <w:rFonts w:asciiTheme="majorBidi" w:hAnsiTheme="majorBidi" w:cstheme="majorBidi"/>
+          <w:b/>
+          <w:bCs/>
+          <w:sz w:val="36"/>
+          <w:szCs w:val="36"/>
+        </w:rPr>
+        <w:t>Ans :</w:t>
+      </w:r>
+      <w:proofErr w:type="gramEnd"/>
+    </w:p>
+    <w:p>
+      <w:pPr>
+        <w:ind w:right="-450"/>
+        <w:rPr>
+          <w:rFonts w:asciiTheme="majorBidi" w:hAnsiTheme="majorBidi" w:cstheme="majorBidi"/>
+          <w:sz w:val="36"/>
+          <w:szCs w:val="36"/>
+        </w:rPr>
+      </w:pPr>
+      <w:r>
+        <w:rPr>
+          <w:rFonts w:asciiTheme="majorBidi" w:hAnsiTheme="majorBidi" w:cstheme="majorBidi"/>
+          <w:sz w:val="36"/>
+          <w:szCs w:val="36"/>
+        </w:rPr>
+        <w:t>A function is a block of reusable code that performs a specific task. Functions help organize code, reduce repetition, and make programs easier to maintain.</w:t>
+      </w:r>
+    </w:p>
+    <w:p>
+      <w:pPr>
+        <w:ind w:right="-450"/>
+        <w:rPr>
+          <w:rFonts w:asciiTheme="majorBidi" w:hAnsiTheme="majorBidi" w:cstheme="majorBidi"/>
+          <w:sz w:val="36"/>
+          <w:szCs w:val="36"/>
+        </w:rPr>
+      </w:pPr>
+      <w:r>
+        <w:rPr>
+          <w:rFonts w:asciiTheme="majorBidi" w:hAnsiTheme="majorBidi" w:cstheme="majorBidi"/>
+          <w:b/>
+          <w:bCs/>
+          <w:sz w:val="36"/>
+          <w:szCs w:val="36"/>
+        </w:rPr>
+        <w:t>Syntax for Declaring a Function</w:t>
+      </w:r>
+    </w:p>
+    <w:p>
+      <w:pPr>
+        <w:ind w:right="-450"/>
+        <w:rPr>
+          <w:rFonts w:asciiTheme="majorBidi" w:hAnsiTheme="majorBidi" w:cstheme="majorBidi"/>
+          <w:sz w:val="36"/>
+          <w:szCs w:val="36"/>
+        </w:rPr>
+      </w:pPr>
+      <w:r>
+        <w:rPr>
+          <w:rFonts w:asciiTheme="majorBidi" w:hAnsiTheme="majorBidi" w:cstheme="majorBidi"/>
+          <w:sz w:val="36"/>
+          <w:szCs w:val="36"/>
+        </w:rPr>
+        <w:t xml:space="preserve">function </w:t>
+      </w:r>
+      <w:proofErr w:type="spellStart"/>
+      <w:proofErr w:type="gramStart"/>
+      <w:r>
+        <w:rPr>
+          <w:rFonts w:asciiTheme="majorBidi" w:hAnsiTheme="majorBidi" w:cstheme="majorBidi"/>
+          <w:sz w:val="36"/>
+          <w:szCs w:val="36"/>
+        </w:rPr>
+        <w:t>functionName</w:t>
+      </w:r>
+      <w:proofErr w:type="spellEnd"/>
+      <w:r>
+        <w:rPr>
+          <w:rFonts w:asciiTheme="majorBidi" w:hAnsiTheme="majorBidi" w:cstheme="majorBidi"/>
+          <w:sz w:val="36"/>
+          <w:szCs w:val="36"/>
+        </w:rPr>
+        <w:t>(</w:t>
+      </w:r>
+      <w:proofErr w:type="gramEnd"/>
+      <w:r>
+        <w:rPr>
+          <w:rFonts w:asciiTheme="majorBidi" w:hAnsiTheme="majorBidi" w:cstheme="majorBidi"/>
+          <w:sz w:val="36"/>
+          <w:szCs w:val="36"/>
+        </w:rPr>
+        <w:t>) {</w:t>
+      </w:r>
+    </w:p>
+    <w:p>
+      <w:pPr>
+        <w:ind w:right="-450"/>
+        <w:rPr>
+          <w:rFonts w:asciiTheme="majorBidi" w:hAnsiTheme="majorBidi" w:cstheme="majorBidi"/>
+          <w:sz w:val="36"/>
+          <w:szCs w:val="36"/>
+        </w:rPr>
+      </w:pPr>
+      <w:r>
+        <w:rPr>
+          <w:rFonts w:asciiTheme="majorBidi" w:hAnsiTheme="majorBidi" w:cstheme="majorBidi"/>
+          <w:sz w:val="36"/>
+          <w:szCs w:val="36"/>
+        </w:rPr>
+        <w:t xml:space="preserve">    // code to be executed</w:t>
+      </w:r>
+    </w:p>
+    <w:p>
+      <w:pPr>
+        <w:ind w:right="-450"/>
+        <w:rPr>
+          <w:rFonts w:asciiTheme="majorBidi" w:hAnsiTheme="majorBidi" w:cstheme="majorBidi"/>
+          <w:sz w:val="36"/>
+          <w:szCs w:val="36"/>
+        </w:rPr>
+      </w:pPr>
+      <w:r>
+        <w:rPr>
+          <w:rFonts w:asciiTheme="majorBidi" w:hAnsiTheme="majorBidi" w:cstheme="majorBidi"/>
+          <w:sz w:val="36"/>
+          <w:szCs w:val="36"/>
+        </w:rPr>
+        <w:t>}</w:t>
+      </w:r>
+    </w:p>
+    <w:p>
+      <w:pPr>
+        <w:ind w:right="-450"/>
+        <w:rPr>
+          <w:rFonts w:asciiTheme="majorBidi" w:hAnsiTheme="majorBidi" w:cstheme="majorBidi"/>
+          <w:sz w:val="36"/>
+          <w:szCs w:val="36"/>
+        </w:rPr>
+      </w:pPr>
+    </w:p>
+    <w:p>
+      <w:pPr>
+        <w:ind w:right="-450"/>
+        <w:rPr>
+          <w:rFonts w:asciiTheme="majorBidi" w:hAnsiTheme="majorBidi" w:cstheme="majorBidi"/>
+          <w:sz w:val="36"/>
+          <w:szCs w:val="36"/>
+        </w:rPr>
+      </w:pPr>
+      <w:r>
+        <w:rPr>
+          <w:rFonts w:asciiTheme="majorBidi" w:hAnsiTheme="majorBidi" w:cstheme="majorBidi"/>
+          <w:sz w:val="36"/>
+          <w:szCs w:val="36"/>
+        </w:rPr>
+        <w:t>Example:</w:t>
+      </w:r>
+    </w:p>
+    <w:p>
+      <w:pPr>
+        <w:ind w:right="-450"/>
+        <w:rPr>
+          <w:rFonts w:asciiTheme="majorBidi" w:hAnsiTheme="majorBidi" w:cstheme="majorBidi"/>
+          <w:sz w:val="36"/>
+          <w:szCs w:val="36"/>
+        </w:rPr>
+      </w:pPr>
+      <w:r>
+        <w:rPr>
+          <w:rFonts w:asciiTheme="majorBidi" w:hAnsiTheme="majorBidi" w:cstheme="majorBidi"/>
+          <w:sz w:val="36"/>
+          <w:szCs w:val="36"/>
+        </w:rPr>
+        <w:t xml:space="preserve">function </w:t>
+      </w:r>
+      <w:proofErr w:type="gramStart"/>
+      <w:r>
+        <w:rPr>
+          <w:rFonts w:asciiTheme="majorBidi" w:hAnsiTheme="majorBidi" w:cstheme="majorBidi"/>
+          <w:sz w:val="36"/>
+          <w:szCs w:val="36"/>
+        </w:rPr>
+        <w:t>greet(</w:t>
+      </w:r>
+      <w:proofErr w:type="gramEnd"/>
+      <w:r>
+        <w:rPr>
+          <w:rFonts w:asciiTheme="majorBidi" w:hAnsiTheme="majorBidi" w:cstheme="majorBidi"/>
+          <w:sz w:val="36"/>
+          <w:szCs w:val="36"/>
+        </w:rPr>
+        <w:t>) {</w:t>
+      </w:r>
+    </w:p>
+    <w:p>
+      <w:pPr>
+        <w:ind w:right="-450"/>
+        <w:rPr>
+          <w:rFonts w:asciiTheme="majorBidi" w:hAnsiTheme="majorBidi" w:cstheme="majorBidi"/>
+          <w:sz w:val="36"/>
+          <w:szCs w:val="36"/>
+        </w:rPr>
+      </w:pPr>
+      <w:r>
+        <w:rPr>
+          <w:rFonts w:asciiTheme="majorBidi" w:hAnsiTheme="majorBidi" w:cstheme="majorBidi"/>
+          <w:sz w:val="36"/>
+          <w:szCs w:val="36"/>
+        </w:rPr>
+        <w:t xml:space="preserve">    </w:t>
+      </w:r>
+      <w:proofErr w:type="gramStart"/>
+      <w:r>
+        <w:rPr>
+          <w:rFonts w:asciiTheme="majorBidi" w:hAnsiTheme="majorBidi" w:cstheme="majorBidi"/>
+          <w:sz w:val="36"/>
+          <w:szCs w:val="36"/>
+        </w:rPr>
+        <w:t>console.log(</w:t>
+      </w:r>
+      <w:proofErr w:type="gramEnd"/>
+      <w:r>
+        <w:rPr>
+          <w:rFonts w:asciiTheme="majorBidi" w:hAnsiTheme="majorBidi" w:cstheme="majorBidi"/>
+          <w:sz w:val="36"/>
+          <w:szCs w:val="36"/>
+        </w:rPr>
+        <w:t>"Hello, World!");</w:t>
+      </w:r>
+    </w:p>
+    <w:p>
+      <w:pPr>
+        <w:ind w:right="-450"/>
+        <w:rPr>
+          <w:rFonts w:asciiTheme="majorBidi" w:hAnsiTheme="majorBidi" w:cstheme="majorBidi"/>
+          <w:sz w:val="36"/>
+          <w:szCs w:val="36"/>
+        </w:rPr>
+      </w:pPr>
+      <w:r>
+        <w:rPr>
+          <w:rFonts w:asciiTheme="majorBidi" w:hAnsiTheme="majorBidi" w:cstheme="majorBidi"/>
+          <w:sz w:val="36"/>
+          <w:szCs w:val="36"/>
+        </w:rPr>
+        <w:t>}</w:t>
+      </w:r>
+    </w:p>
+    <w:p>
+      <w:pPr>
+        <w:ind w:right="-450"/>
+        <w:rPr>
+          <w:rFonts w:asciiTheme="majorBidi" w:hAnsiTheme="majorBidi" w:cstheme="majorBidi"/>
+          <w:sz w:val="36"/>
+          <w:szCs w:val="36"/>
+        </w:rPr>
+      </w:pPr>
+    </w:p>
+    <w:p>
+      <w:pPr>
+        <w:ind w:right="-450"/>
+        <w:rPr>
+          <w:rFonts w:asciiTheme="majorBidi" w:hAnsiTheme="majorBidi" w:cstheme="majorBidi"/>
+          <w:b/>
+          <w:bCs/>
+          <w:sz w:val="36"/>
+          <w:szCs w:val="36"/>
+        </w:rPr>
+      </w:pPr>
+      <w:r>
+        <w:rPr>
+          <w:rFonts w:asciiTheme="majorBidi" w:hAnsiTheme="majorBidi" w:cstheme="majorBidi"/>
+          <w:b/>
+          <w:bCs/>
+          <w:sz w:val="36"/>
+          <w:szCs w:val="36"/>
+        </w:rPr>
+        <w:t>Calling a Function</w:t>
+      </w:r>
+    </w:p>
+    <w:p>
+      <w:pPr>
+        <w:ind w:right="-450"/>
+        <w:rPr>
+          <w:rFonts w:asciiTheme="majorBidi" w:hAnsiTheme="majorBidi" w:cstheme="majorBidi"/>
+          <w:sz w:val="36"/>
+          <w:szCs w:val="36"/>
+        </w:rPr>
+      </w:pPr>
+      <w:r>
+        <w:rPr>
+          <w:rFonts w:asciiTheme="majorBidi" w:hAnsiTheme="majorBidi" w:cstheme="majorBidi"/>
+          <w:sz w:val="36"/>
+          <w:szCs w:val="36"/>
+        </w:rPr>
+        <w:t>To execute a function, it must be called using its name followed by parentheses ().</w:t>
+      </w:r>
+    </w:p>
+    <w:p>
+      <w:pPr>
+        <w:ind w:right="-450"/>
+        <w:rPr>
+          <w:rFonts w:asciiTheme="majorBidi" w:hAnsiTheme="majorBidi" w:cstheme="majorBidi"/>
+          <w:sz w:val="36"/>
+          <w:szCs w:val="36"/>
+        </w:rPr>
+      </w:pPr>
+    </w:p>
+    <w:p>
+      <w:pPr>
+        <w:ind w:right="-450"/>
+        <w:rPr>
+          <w:rFonts w:asciiTheme="majorBidi" w:hAnsiTheme="majorBidi" w:cstheme="majorBidi"/>
+          <w:sz w:val="36"/>
+          <w:szCs w:val="36"/>
+        </w:rPr>
+      </w:pPr>
+      <w:r>
+        <w:rPr>
+          <w:rFonts w:asciiTheme="majorBidi" w:hAnsiTheme="majorBidi" w:cstheme="majorBidi"/>
+          <w:sz w:val="36"/>
+          <w:szCs w:val="36"/>
+        </w:rPr>
+        <w:t>Example:</w:t>
+      </w:r>
+    </w:p>
+    <w:p>
+      <w:pPr>
+        <w:ind w:right="-450"/>
+        <w:rPr>
+          <w:rFonts w:asciiTheme="majorBidi" w:hAnsiTheme="majorBidi" w:cstheme="majorBidi"/>
+          <w:sz w:val="36"/>
+          <w:szCs w:val="36"/>
+        </w:rPr>
+      </w:pPr>
+      <w:r>
+        <w:rPr>
+          <w:rFonts w:asciiTheme="majorBidi" w:hAnsiTheme="majorBidi" w:cstheme="majorBidi"/>
+          <w:sz w:val="36"/>
+          <w:szCs w:val="36"/>
+        </w:rPr>
+        <w:lastRenderedPageBreak/>
+        <w:t xml:space="preserve">function </w:t>
+      </w:r>
+      <w:proofErr w:type="gramStart"/>
+      <w:r>
+        <w:rPr>
+          <w:rFonts w:asciiTheme="majorBidi" w:hAnsiTheme="majorBidi" w:cstheme="majorBidi"/>
+          <w:sz w:val="36"/>
+          <w:szCs w:val="36"/>
+        </w:rPr>
+        <w:t>greet(</w:t>
+      </w:r>
+      <w:proofErr w:type="gramEnd"/>
+      <w:r>
+        <w:rPr>
+          <w:rFonts w:asciiTheme="majorBidi" w:hAnsiTheme="majorBidi" w:cstheme="majorBidi"/>
+          <w:sz w:val="36"/>
+          <w:szCs w:val="36"/>
+        </w:rPr>
+        <w:t>) {</w:t>
+      </w:r>
+    </w:p>
+    <w:p>
+      <w:pPr>
+        <w:ind w:right="-450"/>
+        <w:rPr>
+          <w:rFonts w:asciiTheme="majorBidi" w:hAnsiTheme="majorBidi" w:cstheme="majorBidi"/>
+          <w:sz w:val="36"/>
+          <w:szCs w:val="36"/>
+        </w:rPr>
+      </w:pPr>
+      <w:r>
+        <w:rPr>
+          <w:rFonts w:asciiTheme="majorBidi" w:hAnsiTheme="majorBidi" w:cstheme="majorBidi"/>
+          <w:sz w:val="36"/>
+          <w:szCs w:val="36"/>
+        </w:rPr>
+        <w:t xml:space="preserve">    </w:t>
+      </w:r>
+      <w:proofErr w:type="gramStart"/>
+      <w:r>
+        <w:rPr>
+          <w:rFonts w:asciiTheme="majorBidi" w:hAnsiTheme="majorBidi" w:cstheme="majorBidi"/>
+          <w:sz w:val="36"/>
+          <w:szCs w:val="36"/>
+        </w:rPr>
+        <w:t>console.log(</w:t>
+      </w:r>
+      <w:proofErr w:type="gramEnd"/>
+      <w:r>
+        <w:rPr>
+          <w:rFonts w:asciiTheme="majorBidi" w:hAnsiTheme="majorBidi" w:cstheme="majorBidi"/>
+          <w:sz w:val="36"/>
+          <w:szCs w:val="36"/>
+        </w:rPr>
+        <w:t>"Hello, World!");</w:t>
+      </w:r>
+    </w:p>
+    <w:p>
+      <w:pPr>
+        <w:ind w:right="-450"/>
+        <w:rPr>
+          <w:rFonts w:asciiTheme="majorBidi" w:hAnsiTheme="majorBidi" w:cstheme="majorBidi"/>
+          <w:sz w:val="36"/>
+          <w:szCs w:val="36"/>
+        </w:rPr>
+      </w:pPr>
+      <w:r>
+        <w:rPr>
+          <w:rFonts w:asciiTheme="majorBidi" w:hAnsiTheme="majorBidi" w:cstheme="majorBidi"/>
+          <w:sz w:val="36"/>
+          <w:szCs w:val="36"/>
+        </w:rPr>
+        <w:t>}</w:t>
+      </w:r>
+    </w:p>
+    <w:p>
+      <w:pPr>
+        <w:ind w:right="-450"/>
+        <w:rPr>
+          <w:rFonts w:asciiTheme="majorBidi" w:hAnsiTheme="majorBidi" w:cstheme="majorBidi"/>
+          <w:sz w:val="36"/>
+          <w:szCs w:val="36"/>
+        </w:rPr>
+      </w:pPr>
+    </w:p>
+    <w:p>
+      <w:pPr>
+        <w:ind w:right="-450"/>
+        <w:rPr>
+          <w:rFonts w:asciiTheme="majorBidi" w:hAnsiTheme="majorBidi" w:cstheme="majorBidi"/>
+          <w:sz w:val="36"/>
+          <w:szCs w:val="36"/>
+        </w:rPr>
+      </w:pPr>
+      <w:proofErr w:type="gramStart"/>
+      <w:r>
+        <w:rPr>
+          <w:rFonts w:asciiTheme="majorBidi" w:hAnsiTheme="majorBidi" w:cstheme="majorBidi"/>
+          <w:sz w:val="36"/>
+          <w:szCs w:val="36"/>
+        </w:rPr>
+        <w:t>greet(</w:t>
+      </w:r>
+      <w:proofErr w:type="gramEnd"/>
+      <w:r>
+        <w:rPr>
+          <w:rFonts w:asciiTheme="majorBidi" w:hAnsiTheme="majorBidi" w:cstheme="majorBidi"/>
+          <w:sz w:val="36"/>
+          <w:szCs w:val="36"/>
+        </w:rPr>
+        <w:t>);</w:t>
+      </w:r>
+    </w:p>
+    <w:p>
+      <w:pPr>
+        <w:ind w:right="-450"/>
+        <w:rPr>
+          <w:rFonts w:asciiTheme="majorBidi" w:hAnsiTheme="majorBidi" w:cstheme="majorBidi"/>
+          <w:sz w:val="36"/>
+          <w:szCs w:val="36"/>
+        </w:rPr>
+      </w:pPr>
+    </w:p>
+    <w:p>
+      <w:pPr>
+        <w:ind w:right="-450"/>
+        <w:rPr>
+          <w:rFonts w:asciiTheme="majorBidi" w:hAnsiTheme="majorBidi" w:cstheme="majorBidi"/>
+          <w:sz w:val="36"/>
+          <w:szCs w:val="36"/>
+        </w:rPr>
+      </w:pPr>
+      <w:r>
+        <w:rPr>
+          <w:rFonts w:asciiTheme="majorBidi" w:hAnsiTheme="majorBidi" w:cstheme="majorBidi"/>
+          <w:sz w:val="36"/>
+          <w:szCs w:val="36"/>
+        </w:rPr>
+        <w:t xml:space="preserve">o/p = </w:t>
+      </w:r>
+      <w:r>
+        <w:rPr>
+          <w:rFonts w:asciiTheme="majorBidi" w:hAnsiTheme="majorBidi" w:cstheme="majorBidi"/>
+          <w:sz w:val="36"/>
+          <w:szCs w:val="36"/>
+        </w:rPr>
+        <w:t>Hello, World!</w:t>
+      </w:r>
+    </w:p>
+    <w:p>
+      <w:pPr>
+        <w:ind w:right="-450"/>
+        <w:rPr>
+          <w:rFonts w:asciiTheme="majorBidi" w:hAnsiTheme="majorBidi" w:cstheme="majorBidi"/>
+          <w:sz w:val="36"/>
+          <w:szCs w:val="36"/>
+        </w:rPr>
+      </w:pPr>
+    </w:p>
+    <w:p>
+      <w:pPr>
+        <w:ind w:right="-450"/>
+        <w:rPr>
+          <w:rFonts w:asciiTheme="majorBidi" w:hAnsiTheme="majorBidi" w:cstheme="majorBidi"/>
+          <w:sz w:val="36"/>
+          <w:szCs w:val="36"/>
+        </w:rPr>
+      </w:pPr>
+      <w:r>
+        <w:rPr>
+          <w:rFonts w:asciiTheme="majorBidi" w:hAnsiTheme="majorBidi" w:cstheme="majorBidi"/>
+          <w:b/>
+          <w:bCs/>
+          <w:sz w:val="36"/>
+          <w:szCs w:val="36"/>
+        </w:rPr>
+        <w:t>Function with Parameters</w:t>
+      </w:r>
+    </w:p>
+    <w:p>
+      <w:pPr>
+        <w:ind w:right="-450"/>
+        <w:rPr>
+          <w:rFonts w:asciiTheme="majorBidi" w:hAnsiTheme="majorBidi" w:cstheme="majorBidi"/>
+          <w:sz w:val="36"/>
+          <w:szCs w:val="36"/>
+        </w:rPr>
+      </w:pPr>
+      <w:r>
+        <w:rPr>
+          <w:rFonts w:asciiTheme="majorBidi" w:hAnsiTheme="majorBidi" w:cstheme="majorBidi"/>
+          <w:sz w:val="36"/>
+          <w:szCs w:val="36"/>
+        </w:rPr>
+        <w:t>Functions can accept values called parameters.</w:t>
+      </w:r>
+      <w:r>
+        <w:rPr>
+          <w:rFonts w:asciiTheme="majorBidi" w:hAnsiTheme="majorBidi" w:cstheme="majorBidi"/>
+          <w:sz w:val="36"/>
+          <w:szCs w:val="36"/>
+        </w:rPr>
+        <w:t xml:space="preserve"> </w:t>
+      </w:r>
+    </w:p>
+    <w:p>
+      <w:pPr>
+        <w:ind w:right="-450"/>
+        <w:rPr>
+          <w:rFonts w:asciiTheme="majorBidi" w:hAnsiTheme="majorBidi" w:cstheme="majorBidi"/>
+          <w:sz w:val="36"/>
+          <w:szCs w:val="36"/>
+        </w:rPr>
+      </w:pPr>
+      <w:r>
+        <w:rPr>
+          <w:rFonts w:asciiTheme="majorBidi" w:hAnsiTheme="majorBidi" w:cstheme="majorBidi"/>
+          <w:sz w:val="36"/>
+          <w:szCs w:val="36"/>
+        </w:rPr>
+        <w:t>Example:</w:t>
+      </w:r>
+    </w:p>
+    <w:p>
+      <w:pPr>
+        <w:ind w:right="-450"/>
+        <w:rPr>
+          <w:rFonts w:asciiTheme="majorBidi" w:hAnsiTheme="majorBidi" w:cstheme="majorBidi"/>
+          <w:sz w:val="36"/>
+          <w:szCs w:val="36"/>
+        </w:rPr>
+      </w:pPr>
+      <w:r>
+        <w:rPr>
+          <w:rFonts w:asciiTheme="majorBidi" w:hAnsiTheme="majorBidi" w:cstheme="majorBidi"/>
+          <w:sz w:val="36"/>
+          <w:szCs w:val="36"/>
+        </w:rPr>
+        <w:t>function greet(name) {</w:t>
+      </w:r>
+    </w:p>
+    <w:p>
+      <w:pPr>
+        <w:ind w:right="-450"/>
+        <w:rPr>
+          <w:rFonts w:asciiTheme="majorBidi" w:hAnsiTheme="majorBidi" w:cstheme="majorBidi"/>
+          <w:sz w:val="36"/>
+          <w:szCs w:val="36"/>
+        </w:rPr>
+      </w:pPr>
+      <w:r>
+        <w:rPr>
+          <w:rFonts w:asciiTheme="majorBidi" w:hAnsiTheme="majorBidi" w:cstheme="majorBidi"/>
+          <w:sz w:val="36"/>
+          <w:szCs w:val="36"/>
+        </w:rPr>
+        <w:t xml:space="preserve">    </w:t>
+      </w:r>
+      <w:proofErr w:type="gramStart"/>
+      <w:r>
+        <w:rPr>
+          <w:rFonts w:asciiTheme="majorBidi" w:hAnsiTheme="majorBidi" w:cstheme="majorBidi"/>
+          <w:sz w:val="36"/>
+          <w:szCs w:val="36"/>
+        </w:rPr>
+        <w:t>console.log(</w:t>
+      </w:r>
+      <w:proofErr w:type="gramEnd"/>
+      <w:r>
+        <w:rPr>
+          <w:rFonts w:asciiTheme="majorBidi" w:hAnsiTheme="majorBidi" w:cstheme="majorBidi"/>
+          <w:sz w:val="36"/>
+          <w:szCs w:val="36"/>
+        </w:rPr>
+        <w:t>"Hello, " + name);</w:t>
+      </w:r>
+    </w:p>
+    <w:p>
+      <w:pPr>
+        <w:ind w:right="-450"/>
+        <w:rPr>
+          <w:rFonts w:asciiTheme="majorBidi" w:hAnsiTheme="majorBidi" w:cstheme="majorBidi"/>
+          <w:sz w:val="36"/>
+          <w:szCs w:val="36"/>
+        </w:rPr>
+      </w:pPr>
+      <w:r>
+        <w:rPr>
+          <w:rFonts w:asciiTheme="majorBidi" w:hAnsiTheme="majorBidi" w:cstheme="majorBidi"/>
+          <w:sz w:val="36"/>
+          <w:szCs w:val="36"/>
+        </w:rPr>
+        <w:t>}</w:t>
+      </w:r>
+    </w:p>
+    <w:p>
+      <w:pPr>
+        <w:ind w:right="-450"/>
+        <w:rPr>
+          <w:rFonts w:asciiTheme="majorBidi" w:hAnsiTheme="majorBidi" w:cstheme="majorBidi"/>
+          <w:sz w:val="36"/>
+          <w:szCs w:val="36"/>
+        </w:rPr>
+      </w:pPr>
+    </w:p>
+    <w:p>
+      <w:pPr>
+        <w:ind w:right="-450"/>
+        <w:rPr>
+          <w:rFonts w:asciiTheme="majorBidi" w:hAnsiTheme="majorBidi" w:cstheme="majorBidi"/>
+          <w:sz w:val="36"/>
+          <w:szCs w:val="36"/>
+        </w:rPr>
+      </w:pPr>
+      <w:r>
+        <w:rPr>
+          <w:rFonts w:asciiTheme="majorBidi" w:hAnsiTheme="majorBidi" w:cstheme="majorBidi"/>
+          <w:sz w:val="36"/>
+          <w:szCs w:val="36"/>
+        </w:rPr>
+        <w:t>greet("Shreyansh");</w:t>
+      </w:r>
+    </w:p>
+    <w:p>
+      <w:pPr>
+        <w:ind w:right="-450"/>
+        <w:rPr>
+          <w:rFonts w:asciiTheme="majorBidi" w:hAnsiTheme="majorBidi" w:cstheme="majorBidi"/>
+          <w:sz w:val="36"/>
+          <w:szCs w:val="36"/>
+        </w:rPr>
+      </w:pPr>
+    </w:p>
+    <w:p>
+      <w:pPr>
+        <w:ind w:right="-450"/>
+        <w:rPr>
+          <w:rFonts w:asciiTheme="majorBidi" w:hAnsiTheme="majorBidi" w:cstheme="majorBidi"/>
+          <w:sz w:val="36"/>
+          <w:szCs w:val="36"/>
+        </w:rPr>
+      </w:pPr>
+      <w:r>
+        <w:rPr>
+          <w:rFonts w:asciiTheme="majorBidi" w:hAnsiTheme="majorBidi" w:cstheme="majorBidi"/>
+          <w:sz w:val="36"/>
+          <w:szCs w:val="36"/>
+        </w:rPr>
+        <w:t xml:space="preserve">o/p - </w:t>
+      </w:r>
+      <w:r>
+        <w:rPr>
+          <w:rFonts w:asciiTheme="majorBidi" w:hAnsiTheme="majorBidi" w:cstheme="majorBidi"/>
+          <w:sz w:val="36"/>
+          <w:szCs w:val="36"/>
+        </w:rPr>
+        <w:t>Hello, Shreyansh</w:t>
+      </w:r>
+    </w:p>
+    <w:p>
+      <w:pPr>
+        <w:ind w:right="-450"/>
+        <w:rPr>
+          <w:rFonts w:asciiTheme="majorBidi" w:hAnsiTheme="majorBidi" w:cstheme="majorBidi"/>
+          <w:sz w:val="36"/>
+          <w:szCs w:val="36"/>
+        </w:rPr>
+      </w:pPr>
+    </w:p>
+    <w:p>
+      <w:pPr>
+        <w:ind w:right="-450"/>
+        <w:rPr>
+          <w:rFonts w:asciiTheme="majorBidi" w:hAnsiTheme="majorBidi" w:cstheme="majorBidi"/>
+          <w:sz w:val="36"/>
+          <w:szCs w:val="36"/>
+        </w:rPr>
+      </w:pPr>
+    </w:p>
+    <w:p>
+      <w:pPr>
+        <w:ind w:right="-450"/>
+        <w:rPr>
+          <w:rFonts w:asciiTheme="majorBidi" w:hAnsiTheme="majorBidi" w:cstheme="majorBidi"/>
+          <w:sz w:val="36"/>
+          <w:szCs w:val="36"/>
+        </w:rPr>
+      </w:pPr>
+    </w:p>
+    <w:p>
+      <w:pPr>
+        <w:ind w:right="-450"/>
+        <w:rPr>
+          <w:rFonts w:asciiTheme="majorBidi" w:hAnsiTheme="majorBidi" w:cstheme="majorBidi"/>
+          <w:sz w:val="36"/>
+          <w:szCs w:val="36"/>
+        </w:rPr>
+      </w:pPr>
+      <w:r>
+        <w:rPr>
+          <w:rFonts w:asciiTheme="majorBidi" w:hAnsiTheme="majorBidi" w:cstheme="majorBidi"/>
+          <w:sz w:val="36"/>
+          <w:szCs w:val="36"/>
+        </w:rPr>
+        <w:lastRenderedPageBreak/>
+        <w:t>Question 2: What is the difference between a function declaration and a function expression?</w:t>
+      </w:r>
+    </w:p>
+    <w:p>
+      <w:pPr>
+        <w:ind w:right="-450"/>
+        <w:rPr>
+          <w:rFonts w:asciiTheme="majorBidi" w:hAnsiTheme="majorBidi" w:cstheme="majorBidi"/>
+          <w:sz w:val="36"/>
+          <w:szCs w:val="36"/>
+        </w:rPr>
+      </w:pPr>
+      <w:proofErr w:type="gramStart"/>
+      <w:r>
+        <w:rPr>
+          <w:rFonts w:asciiTheme="majorBidi" w:hAnsiTheme="majorBidi" w:cstheme="majorBidi"/>
+          <w:sz w:val="36"/>
+          <w:szCs w:val="36"/>
+        </w:rPr>
+        <w:t>Ans :</w:t>
+      </w:r>
+      <w:proofErr w:type="gramEnd"/>
+      <w:r>
+        <w:rPr>
+          <w:rFonts w:asciiTheme="majorBidi" w:hAnsiTheme="majorBidi" w:cstheme="majorBidi"/>
+          <w:sz w:val="36"/>
+          <w:szCs w:val="36"/>
+        </w:rPr>
+        <w:t xml:space="preserve"> </w:t>
+      </w:r>
+    </w:p>
+    <w:p>
+      <w:pPr>
+        <w:ind w:right="-450"/>
+        <w:rPr>
+          <w:rFonts w:asciiTheme="majorBidi" w:hAnsiTheme="majorBidi" w:cstheme="majorBidi"/>
+          <w:sz w:val="36"/>
+          <w:szCs w:val="36"/>
+        </w:rPr>
+      </w:pPr>
+      <w:r>
+        <w:rPr>
+          <w:rFonts w:asciiTheme="majorBidi" w:hAnsiTheme="majorBidi" w:cstheme="majorBidi"/>
+          <w:sz w:val="36"/>
+          <w:szCs w:val="36"/>
+        </w:rPr>
+        <w:drawing>
+          <wp:inline distT="0" distB="0" distL="0" distR="0" wp14:anchorId="42BE9437" wp14:editId="766DC1C3">
+            <wp:extent cx="5943600" cy="2579370"/>
+            <wp:effectExtent l="0" t="0" r="0" b="0"/>
+            <wp:docPr id="355054362" name="Picture 1"/>
+            <wp:cNvGraphicFramePr>
+              <a:graphicFrameLocks xmlns:a="http://schemas.openxmlformats.org/drawingml/2006/main" noChangeAspect="1"/>
+            </wp:cNvGraphicFramePr>
+            <a:graphic xmlns:a="http://schemas.openxmlformats.org/drawingml/2006/main">
+              <a:graphicData uri="http://schemas.openxmlformats.org/drawingml/2006/picture">
+                <pic:pic xmlns:pic="http://schemas.openxmlformats.org/drawingml/2006/picture">
+                  <pic:nvPicPr>
+                    <pic:cNvPr id="355054362" name=""/>
+                    <pic:cNvPicPr/>
+                  </pic:nvPicPr>
+                  <pic:blipFill>
+                    <a:blip r:embed="rId12"/>
+                    <a:stretch>
+                      <a:fillRect/>
+                    </a:stretch>
+                  </pic:blipFill>
+                  <pic:spPr>
+                    <a:xfrm>
+                      <a:off x="0" y="0"/>
+                      <a:ext cx="5943600" cy="2579370"/>
+                    </a:xfrm>
+                    <a:prstGeom prst="rect">
+                      <a:avLst/>
+                    </a:prstGeom>
+                  </pic:spPr>
+                </pic:pic>
+              </a:graphicData>
+            </a:graphic>
+          </wp:inline>
+        </w:drawing>
+      </w:r>
+    </w:p>
+    <w:p>
+      <w:pPr>
+        <w:ind w:right="-450"/>
+        <w:rPr>
+          <w:rFonts w:asciiTheme="majorBidi" w:hAnsiTheme="majorBidi" w:cstheme="majorBidi"/>
+          <w:sz w:val="36"/>
+          <w:szCs w:val="36"/>
+        </w:rPr>
+      </w:pPr>
+    </w:p>
+    <w:p>
+      <w:pPr>
+        <w:ind w:right="-450"/>
+        <w:rPr>
+          <w:rFonts w:asciiTheme="majorBidi" w:hAnsiTheme="majorBidi" w:cstheme="majorBidi"/>
+          <w:sz w:val="36"/>
+          <w:szCs w:val="36"/>
+        </w:rPr>
+      </w:pPr>
+    </w:p>
+    <w:p>
+      <w:pPr>
+        <w:ind w:right="-450"/>
+        <w:rPr>
+          <w:rFonts w:asciiTheme="majorBidi" w:hAnsiTheme="majorBidi" w:cstheme="majorBidi"/>
+          <w:sz w:val="36"/>
+          <w:szCs w:val="36"/>
+        </w:rPr>
+      </w:pPr>
+    </w:p>
+    <w:p>
+      <w:pPr>
+        <w:ind w:right="-450"/>
+        <w:rPr>
+          <w:rFonts w:asciiTheme="majorBidi" w:hAnsiTheme="majorBidi" w:cstheme="majorBidi"/>
+          <w:sz w:val="36"/>
+          <w:szCs w:val="36"/>
+        </w:rPr>
+      </w:pPr>
+    </w:p>
+    <w:p>
+      <w:pPr>
+        <w:ind w:right="-450"/>
+        <w:rPr>
+          <w:rFonts w:asciiTheme="majorBidi" w:hAnsiTheme="majorBidi" w:cstheme="majorBidi"/>
+          <w:sz w:val="36"/>
+          <w:szCs w:val="36"/>
+        </w:rPr>
+      </w:pPr>
+    </w:p>
+    <w:p>
+      <w:pPr>
+        <w:ind w:right="-450"/>
+        <w:rPr>
+          <w:rFonts w:asciiTheme="majorBidi" w:hAnsiTheme="majorBidi" w:cstheme="majorBidi"/>
+          <w:sz w:val="36"/>
+          <w:szCs w:val="36"/>
+        </w:rPr>
+      </w:pPr>
+    </w:p>
+    <w:p>
+      <w:pPr>
+        <w:ind w:right="-450"/>
+        <w:rPr>
+          <w:rFonts w:asciiTheme="majorBidi" w:hAnsiTheme="majorBidi" w:cstheme="majorBidi"/>
+          <w:sz w:val="36"/>
+          <w:szCs w:val="36"/>
+        </w:rPr>
+      </w:pPr>
+    </w:p>
+    <w:p>
+      <w:pPr>
+        <w:ind w:right="-450"/>
+        <w:rPr>
+          <w:rFonts w:asciiTheme="majorBidi" w:hAnsiTheme="majorBidi" w:cstheme="majorBidi"/>
+          <w:sz w:val="36"/>
+          <w:szCs w:val="36"/>
+        </w:rPr>
+      </w:pPr>
+    </w:p>
+    <w:p>
+      <w:pPr>
+        <w:ind w:right="-450"/>
+        <w:rPr>
+          <w:rFonts w:asciiTheme="majorBidi" w:hAnsiTheme="majorBidi" w:cstheme="majorBidi"/>
+          <w:sz w:val="36"/>
+          <w:szCs w:val="36"/>
+        </w:rPr>
+      </w:pPr>
+    </w:p>
+    <w:p>
+      <w:pPr>
+        <w:ind w:right="-450"/>
+        <w:rPr>
+          <w:rFonts w:asciiTheme="majorBidi" w:hAnsiTheme="majorBidi" w:cstheme="majorBidi"/>
+          <w:sz w:val="36"/>
+          <w:szCs w:val="36"/>
+        </w:rPr>
+      </w:pPr>
+    </w:p>
+    <w:p>
+      <w:pPr>
+        <w:ind w:right="-450"/>
+        <w:rPr>
+          <w:rFonts w:asciiTheme="majorBidi" w:hAnsiTheme="majorBidi" w:cstheme="majorBidi"/>
+          <w:sz w:val="36"/>
+          <w:szCs w:val="36"/>
+        </w:rPr>
+      </w:pPr>
+    </w:p>
+    <w:p>
+      <w:pPr>
+        <w:ind w:right="-450"/>
+        <w:rPr>
+          <w:rFonts w:asciiTheme="majorBidi" w:hAnsiTheme="majorBidi" w:cstheme="majorBidi"/>
+          <w:sz w:val="36"/>
+          <w:szCs w:val="36"/>
+        </w:rPr>
+      </w:pPr>
+      <w:r>
+        <w:rPr>
+          <w:rFonts w:asciiTheme="majorBidi" w:hAnsiTheme="majorBidi" w:cstheme="majorBidi"/>
+          <w:sz w:val="36"/>
+          <w:szCs w:val="36"/>
+        </w:rPr>
+        <w:lastRenderedPageBreak/>
+        <w:t>Question 3: Discuss the concept of parameters and return values in functions.</w:t>
+      </w:r>
+    </w:p>
+    <w:p>
+      <w:pPr>
+        <w:ind w:right="-450"/>
+        <w:rPr>
+          <w:rFonts w:asciiTheme="majorBidi" w:hAnsiTheme="majorBidi" w:cstheme="majorBidi"/>
+          <w:sz w:val="36"/>
+          <w:szCs w:val="36"/>
+        </w:rPr>
+      </w:pPr>
+      <w:proofErr w:type="gramStart"/>
+      <w:r>
+        <w:rPr>
+          <w:rFonts w:asciiTheme="majorBidi" w:hAnsiTheme="majorBidi" w:cstheme="majorBidi"/>
+          <w:sz w:val="36"/>
+          <w:szCs w:val="36"/>
+        </w:rPr>
+        <w:t>Ans :</w:t>
+      </w:r>
+      <w:proofErr w:type="gramEnd"/>
+    </w:p>
+    <w:p>
+      <w:pPr>
+        <w:ind w:right="-450"/>
+        <w:rPr>
+          <w:rFonts w:asciiTheme="majorBidi" w:hAnsiTheme="majorBidi" w:cstheme="majorBidi"/>
+          <w:b/>
+          <w:bCs/>
+          <w:sz w:val="36"/>
+          <w:szCs w:val="36"/>
+        </w:rPr>
+      </w:pPr>
+      <w:r>
+        <w:rPr>
+          <w:rFonts w:asciiTheme="majorBidi" w:hAnsiTheme="majorBidi" w:cstheme="majorBidi"/>
+          <w:b/>
+          <w:bCs/>
+          <w:sz w:val="36"/>
+          <w:szCs w:val="36"/>
+        </w:rPr>
+        <w:t>Parameters and Return Values in JavaScript Functions</w:t>
+      </w:r>
+    </w:p>
+    <w:p>
+      <w:pPr>
+        <w:ind w:left="792" w:right="-450"/>
+        <w:rPr>
+          <w:rFonts w:asciiTheme="majorBidi" w:hAnsiTheme="majorBidi" w:cstheme="majorBidi"/>
+          <w:sz w:val="36"/>
+          <w:szCs w:val="36"/>
+        </w:rPr>
+      </w:pPr>
+      <w:r>
+        <w:rPr>
+          <w:rFonts w:asciiTheme="majorBidi" w:hAnsiTheme="majorBidi" w:cstheme="majorBidi"/>
+          <w:b/>
+          <w:bCs/>
+          <w:sz w:val="36"/>
+          <w:szCs w:val="36"/>
+        </w:rPr>
+        <w:t>Parameters</w:t>
+      </w:r>
+      <w:r>
+        <w:rPr>
+          <w:rFonts w:asciiTheme="majorBidi" w:hAnsiTheme="majorBidi" w:cstheme="majorBidi"/>
+          <w:sz w:val="36"/>
+          <w:szCs w:val="36"/>
+        </w:rPr>
+        <w:t xml:space="preserve"> and </w:t>
+      </w:r>
+      <w:r>
+        <w:rPr>
+          <w:rFonts w:asciiTheme="majorBidi" w:hAnsiTheme="majorBidi" w:cstheme="majorBidi"/>
+          <w:b/>
+          <w:bCs/>
+          <w:sz w:val="36"/>
+          <w:szCs w:val="36"/>
+        </w:rPr>
+        <w:t>return values</w:t>
+      </w:r>
+      <w:r>
+        <w:rPr>
+          <w:rFonts w:asciiTheme="majorBidi" w:hAnsiTheme="majorBidi" w:cstheme="majorBidi"/>
+          <w:sz w:val="36"/>
+          <w:szCs w:val="36"/>
+        </w:rPr>
+        <w:t xml:space="preserve"> are important concepts in JavaScript functions that allow functions to accept input and produce output.</w:t>
+      </w:r>
+    </w:p>
+    <w:p>
+      <w:pPr>
+        <w:ind w:right="-450"/>
+        <w:rPr>
+          <w:rFonts w:asciiTheme="majorBidi" w:hAnsiTheme="majorBidi" w:cstheme="majorBidi"/>
+          <w:b/>
+          <w:bCs/>
+          <w:sz w:val="36"/>
+          <w:szCs w:val="36"/>
+        </w:rPr>
+      </w:pPr>
+      <w:r>
+        <w:rPr>
+          <w:rFonts w:asciiTheme="majorBidi" w:hAnsiTheme="majorBidi" w:cstheme="majorBidi"/>
+          <w:b/>
+          <w:bCs/>
+          <w:sz w:val="36"/>
+          <w:szCs w:val="36"/>
+        </w:rPr>
+        <w:t>1. Parameters</w:t>
+      </w:r>
+    </w:p>
+    <w:p>
+      <w:pPr>
+        <w:ind w:right="-450"/>
+        <w:rPr>
+          <w:rFonts w:asciiTheme="majorBidi" w:hAnsiTheme="majorBidi" w:cstheme="majorBidi"/>
+          <w:sz w:val="36"/>
+          <w:szCs w:val="36"/>
+        </w:rPr>
+      </w:pPr>
+      <w:r>
+        <w:rPr>
+          <w:rFonts w:asciiTheme="majorBidi" w:hAnsiTheme="majorBidi" w:cstheme="majorBidi"/>
+          <w:sz w:val="36"/>
+          <w:szCs w:val="36"/>
+        </w:rPr>
+        <w:t>Parameters are variables listed in the function definition. They receive values (called arguments) when the function is called.</w:t>
+      </w:r>
+    </w:p>
+    <w:p>
+      <w:pPr>
+        <w:ind w:right="-450"/>
+        <w:rPr>
+          <w:rFonts w:asciiTheme="majorBidi" w:hAnsiTheme="majorBidi" w:cstheme="majorBidi"/>
+          <w:b/>
+          <w:bCs/>
+          <w:sz w:val="36"/>
+          <w:szCs w:val="36"/>
+        </w:rPr>
+      </w:pPr>
+      <w:r>
+        <w:rPr>
+          <w:rFonts w:asciiTheme="majorBidi" w:hAnsiTheme="majorBidi" w:cstheme="majorBidi"/>
+          <w:b/>
+          <w:bCs/>
+          <w:sz w:val="36"/>
+          <w:szCs w:val="36"/>
+        </w:rPr>
+        <w:t>Example:</w:t>
+      </w:r>
+    </w:p>
+    <w:p>
+      <w:pPr>
+        <w:ind w:right="-450"/>
+        <w:rPr>
+          <w:rFonts w:asciiTheme="majorBidi" w:hAnsiTheme="majorBidi" w:cstheme="majorBidi"/>
+          <w:sz w:val="36"/>
+          <w:szCs w:val="36"/>
+        </w:rPr>
+      </w:pPr>
+      <w:r>
+        <w:rPr>
+          <w:rFonts w:asciiTheme="majorBidi" w:hAnsiTheme="majorBidi" w:cstheme="majorBidi"/>
+          <w:sz w:val="36"/>
+          <w:szCs w:val="36"/>
+        </w:rPr>
+        <w:t xml:space="preserve">function </w:t>
+      </w:r>
+      <w:proofErr w:type="gramStart"/>
+      <w:r>
+        <w:rPr>
+          <w:rFonts w:asciiTheme="majorBidi" w:hAnsiTheme="majorBidi" w:cstheme="majorBidi"/>
+          <w:sz w:val="36"/>
+          <w:szCs w:val="36"/>
+        </w:rPr>
+        <w:t>add(</w:t>
+      </w:r>
+      <w:proofErr w:type="gramEnd"/>
+      <w:r>
+        <w:rPr>
+          <w:rFonts w:asciiTheme="majorBidi" w:hAnsiTheme="majorBidi" w:cstheme="majorBidi"/>
+          <w:sz w:val="36"/>
+          <w:szCs w:val="36"/>
+        </w:rPr>
+        <w:t>a, b) {</w:t>
+      </w:r>
+      <w:r>
+        <w:rPr>
+          <w:rFonts w:asciiTheme="majorBidi" w:hAnsiTheme="majorBidi" w:cstheme="majorBidi"/>
+          <w:sz w:val="36"/>
+          <w:szCs w:val="36"/>
+        </w:rPr>
+        <w:br/>
+        <w:t xml:space="preserve">    </w:t>
+      </w:r>
+      <w:proofErr w:type="gramStart"/>
+      <w:r>
+        <w:rPr>
+          <w:rFonts w:asciiTheme="majorBidi" w:hAnsiTheme="majorBidi" w:cstheme="majorBidi"/>
+          <w:sz w:val="36"/>
+          <w:szCs w:val="36"/>
+        </w:rPr>
+        <w:t>console.log(</w:t>
+      </w:r>
+      <w:proofErr w:type="gramEnd"/>
+      <w:r>
+        <w:rPr>
+          <w:rFonts w:asciiTheme="majorBidi" w:hAnsiTheme="majorBidi" w:cstheme="majorBidi"/>
+          <w:sz w:val="36"/>
+          <w:szCs w:val="36"/>
+        </w:rPr>
+        <w:t>a + b);</w:t>
+      </w:r>
+      <w:r>
+        <w:rPr>
+          <w:rFonts w:asciiTheme="majorBidi" w:hAnsiTheme="majorBidi" w:cstheme="majorBidi"/>
+          <w:sz w:val="36"/>
+          <w:szCs w:val="36"/>
+        </w:rPr>
+        <w:br/>
+        <w:t>}</w:t>
+      </w:r>
+      <w:r>
+        <w:rPr>
+          <w:rFonts w:asciiTheme="majorBidi" w:hAnsiTheme="majorBidi" w:cstheme="majorBidi"/>
+          <w:sz w:val="36"/>
+          <w:szCs w:val="36"/>
+        </w:rPr>
+        <w:br/>
+      </w:r>
+      <w:r>
+        <w:rPr>
+          <w:rFonts w:asciiTheme="majorBidi" w:hAnsiTheme="majorBidi" w:cstheme="majorBidi"/>
+          <w:sz w:val="36"/>
+          <w:szCs w:val="36"/>
+        </w:rPr>
+        <w:br/>
+      </w:r>
+      <w:proofErr w:type="gramStart"/>
+      <w:r>
+        <w:rPr>
+          <w:rFonts w:asciiTheme="majorBidi" w:hAnsiTheme="majorBidi" w:cstheme="majorBidi"/>
+          <w:sz w:val="36"/>
+          <w:szCs w:val="36"/>
+        </w:rPr>
+        <w:t>add(</w:t>
+      </w:r>
+      <w:proofErr w:type="gramEnd"/>
+      <w:r>
+        <w:rPr>
+          <w:rFonts w:asciiTheme="majorBidi" w:hAnsiTheme="majorBidi" w:cstheme="majorBidi"/>
+          <w:sz w:val="36"/>
+          <w:szCs w:val="36"/>
+        </w:rPr>
+        <w:t>10, 20);</w:t>
+      </w:r>
+    </w:p>
+    <w:p>
+      <w:pPr>
+        <w:ind w:right="-450"/>
+        <w:rPr>
+          <w:rFonts w:asciiTheme="majorBidi" w:hAnsiTheme="majorBidi" w:cstheme="majorBidi"/>
+          <w:b/>
+          <w:bCs/>
+          <w:sz w:val="36"/>
+          <w:szCs w:val="36"/>
+        </w:rPr>
+      </w:pPr>
+      <w:r>
+        <w:rPr>
+          <w:rFonts w:asciiTheme="majorBidi" w:hAnsiTheme="majorBidi" w:cstheme="majorBidi"/>
+          <w:b/>
+          <w:bCs/>
+          <w:sz w:val="36"/>
+          <w:szCs w:val="36"/>
+        </w:rPr>
+        <w:t>Output:</w:t>
+      </w:r>
+    </w:p>
+    <w:p>
+      <w:pPr>
+        <w:ind w:right="-450"/>
+        <w:rPr>
+          <w:rFonts w:asciiTheme="majorBidi" w:hAnsiTheme="majorBidi" w:cstheme="majorBidi"/>
+          <w:sz w:val="36"/>
+          <w:szCs w:val="36"/>
+        </w:rPr>
+      </w:pPr>
+      <w:r>
+        <w:rPr>
+          <w:rFonts w:asciiTheme="majorBidi" w:hAnsiTheme="majorBidi" w:cstheme="majorBidi"/>
+          <w:sz w:val="36"/>
+          <w:szCs w:val="36"/>
+        </w:rPr>
+        <w:t>30</w:t>
+      </w:r>
+    </w:p>
+    <w:p>
+      <w:pPr>
+        <w:ind w:right="-450"/>
+        <w:rPr>
+          <w:rFonts w:asciiTheme="majorBidi" w:hAnsiTheme="majorBidi" w:cstheme="majorBidi"/>
+          <w:sz w:val="36"/>
+          <w:szCs w:val="36"/>
+        </w:rPr>
+      </w:pPr>
+      <w:r>
+        <w:rPr>
+          <w:rFonts w:asciiTheme="majorBidi" w:hAnsiTheme="majorBidi" w:cstheme="majorBidi"/>
+          <w:sz w:val="36"/>
+          <w:szCs w:val="36"/>
+        </w:rPr>
+        <w:t>In this example:</w:t>
+      </w:r>
+    </w:p>
+    <w:p>
+      <w:pPr>
+        <w:numPr>
+          <w:ilvl w:val="0"/>
+          <w:numId w:val="48"/>
+        </w:numPr>
+        <w:ind w:right="-450"/>
+        <w:rPr>
+          <w:rFonts w:asciiTheme="majorBidi" w:hAnsiTheme="majorBidi" w:cstheme="majorBidi"/>
+          <w:sz w:val="36"/>
+          <w:szCs w:val="36"/>
+        </w:rPr>
+      </w:pPr>
+      <w:r>
+        <w:rPr>
+          <w:rFonts w:asciiTheme="majorBidi" w:hAnsiTheme="majorBidi" w:cstheme="majorBidi"/>
+          <w:sz w:val="36"/>
+          <w:szCs w:val="36"/>
+        </w:rPr>
+        <w:t xml:space="preserve">a and b are parameters. </w:t>
+      </w:r>
+    </w:p>
+    <w:p>
+      <w:pPr>
+        <w:numPr>
+          <w:ilvl w:val="0"/>
+          <w:numId w:val="48"/>
+        </w:numPr>
+        <w:ind w:right="-450"/>
+        <w:rPr>
+          <w:rFonts w:asciiTheme="majorBidi" w:hAnsiTheme="majorBidi" w:cstheme="majorBidi"/>
+          <w:sz w:val="36"/>
+          <w:szCs w:val="36"/>
+        </w:rPr>
+      </w:pPr>
+      <w:r>
+        <w:rPr>
+          <w:rFonts w:asciiTheme="majorBidi" w:hAnsiTheme="majorBidi" w:cstheme="majorBidi"/>
+          <w:sz w:val="36"/>
+          <w:szCs w:val="36"/>
+        </w:rPr>
+        <w:t xml:space="preserve">10 and 20 are arguments passed to the function. </w:t>
+      </w:r>
+    </w:p>
+    <w:p>
+      <w:pPr>
+        <w:ind w:right="-450"/>
+        <w:rPr>
+          <w:rFonts w:asciiTheme="majorBidi" w:hAnsiTheme="majorBidi" w:cstheme="majorBidi"/>
+          <w:sz w:val="36"/>
+          <w:szCs w:val="36"/>
+        </w:rPr>
+      </w:pPr>
+      <w:r>
+        <w:rPr>
+          <w:rFonts w:asciiTheme="majorBidi" w:hAnsiTheme="majorBidi" w:cstheme="majorBidi"/>
+          <w:sz w:val="36"/>
+          <w:szCs w:val="36"/>
+        </w:rPr>
+        <w:pict w14:anchorId="0C223344">
+          <v:rect id="_x0000_i1040" style="width:0;height:1.5pt" o:hralign="center" o:hrstd="t" o:hr="t" fillcolor="#a0a0a0" stroked="f"/>
+        </w:pict>
+      </w:r>
+    </w:p>
+    <w:p>
+      <w:pPr>
+        <w:ind w:right="-450"/>
+        <w:rPr>
+          <w:rFonts w:asciiTheme="majorBidi" w:hAnsiTheme="majorBidi" w:cstheme="majorBidi"/>
+          <w:b/>
+          <w:bCs/>
+          <w:sz w:val="36"/>
+          <w:szCs w:val="36"/>
+        </w:rPr>
+      </w:pPr>
+      <w:r>
+        <w:rPr>
+          <w:rFonts w:asciiTheme="majorBidi" w:hAnsiTheme="majorBidi" w:cstheme="majorBidi"/>
+          <w:b/>
+          <w:bCs/>
+          <w:sz w:val="36"/>
+          <w:szCs w:val="36"/>
+        </w:rPr>
+        <w:t>2. Return Values</w:t>
+      </w:r>
+    </w:p>
+    <w:p>
+      <w:pPr>
+        <w:ind w:right="-450"/>
+        <w:rPr>
+          <w:rFonts w:asciiTheme="majorBidi" w:hAnsiTheme="majorBidi" w:cstheme="majorBidi"/>
+          <w:sz w:val="36"/>
+          <w:szCs w:val="36"/>
+        </w:rPr>
+      </w:pPr>
+      <w:r>
+        <w:rPr>
+          <w:rFonts w:asciiTheme="majorBidi" w:hAnsiTheme="majorBidi" w:cstheme="majorBidi"/>
+          <w:sz w:val="36"/>
+          <w:szCs w:val="36"/>
+        </w:rPr>
+        <w:lastRenderedPageBreak/>
+        <w:t>A return value is the result that a function sends back using the return keyword. The returned value can be stored in a variable or used elsewhere in the program.</w:t>
+      </w:r>
+    </w:p>
+    <w:p>
+      <w:pPr>
+        <w:ind w:right="-450"/>
+        <w:rPr>
+          <w:rFonts w:asciiTheme="majorBidi" w:hAnsiTheme="majorBidi" w:cstheme="majorBidi"/>
+          <w:b/>
+          <w:bCs/>
+          <w:sz w:val="36"/>
+          <w:szCs w:val="36"/>
+        </w:rPr>
+      </w:pPr>
+      <w:r>
+        <w:rPr>
+          <w:rFonts w:asciiTheme="majorBidi" w:hAnsiTheme="majorBidi" w:cstheme="majorBidi"/>
+          <w:b/>
+          <w:bCs/>
+          <w:sz w:val="36"/>
+          <w:szCs w:val="36"/>
+        </w:rPr>
+        <w:t>Example:</w:t>
+      </w:r>
+    </w:p>
+    <w:p>
+      <w:pPr>
+        <w:ind w:right="-450"/>
+        <w:rPr>
+          <w:rFonts w:asciiTheme="majorBidi" w:hAnsiTheme="majorBidi" w:cstheme="majorBidi"/>
+          <w:sz w:val="36"/>
+          <w:szCs w:val="36"/>
+        </w:rPr>
+      </w:pPr>
+      <w:r>
+        <w:rPr>
+          <w:rFonts w:asciiTheme="majorBidi" w:hAnsiTheme="majorBidi" w:cstheme="majorBidi"/>
+          <w:sz w:val="36"/>
+          <w:szCs w:val="36"/>
+        </w:rPr>
+        <w:t xml:space="preserve">function </w:t>
+      </w:r>
+      <w:proofErr w:type="gramStart"/>
+      <w:r>
+        <w:rPr>
+          <w:rFonts w:asciiTheme="majorBidi" w:hAnsiTheme="majorBidi" w:cstheme="majorBidi"/>
+          <w:sz w:val="36"/>
+          <w:szCs w:val="36"/>
+        </w:rPr>
+        <w:t>add(</w:t>
+      </w:r>
+      <w:proofErr w:type="gramEnd"/>
+      <w:r>
+        <w:rPr>
+          <w:rFonts w:asciiTheme="majorBidi" w:hAnsiTheme="majorBidi" w:cstheme="majorBidi"/>
+          <w:sz w:val="36"/>
+          <w:szCs w:val="36"/>
+        </w:rPr>
+        <w:t>a, b) {</w:t>
+      </w:r>
+      <w:r>
+        <w:rPr>
+          <w:rFonts w:asciiTheme="majorBidi" w:hAnsiTheme="majorBidi" w:cstheme="majorBidi"/>
+          <w:sz w:val="36"/>
+          <w:szCs w:val="36"/>
+        </w:rPr>
+        <w:br/>
+        <w:t xml:space="preserve">    return a + b;</w:t>
+      </w:r>
+      <w:r>
+        <w:rPr>
+          <w:rFonts w:asciiTheme="majorBidi" w:hAnsiTheme="majorBidi" w:cstheme="majorBidi"/>
+          <w:sz w:val="36"/>
+          <w:szCs w:val="36"/>
+        </w:rPr>
+        <w:br/>
+        <w:t>}</w:t>
+      </w:r>
+      <w:r>
+        <w:rPr>
+          <w:rFonts w:asciiTheme="majorBidi" w:hAnsiTheme="majorBidi" w:cstheme="majorBidi"/>
+          <w:sz w:val="36"/>
+          <w:szCs w:val="36"/>
+        </w:rPr>
+        <w:br/>
+      </w:r>
+      <w:r>
+        <w:rPr>
+          <w:rFonts w:asciiTheme="majorBidi" w:hAnsiTheme="majorBidi" w:cstheme="majorBidi"/>
+          <w:sz w:val="36"/>
+          <w:szCs w:val="36"/>
+        </w:rPr>
+        <w:br/>
+        <w:t xml:space="preserve">let result = </w:t>
+      </w:r>
+      <w:proofErr w:type="gramStart"/>
+      <w:r>
+        <w:rPr>
+          <w:rFonts w:asciiTheme="majorBidi" w:hAnsiTheme="majorBidi" w:cstheme="majorBidi"/>
+          <w:sz w:val="36"/>
+          <w:szCs w:val="36"/>
+        </w:rPr>
+        <w:t>add(</w:t>
+      </w:r>
+      <w:proofErr w:type="gramEnd"/>
+      <w:r>
+        <w:rPr>
+          <w:rFonts w:asciiTheme="majorBidi" w:hAnsiTheme="majorBidi" w:cstheme="majorBidi"/>
+          <w:sz w:val="36"/>
+          <w:szCs w:val="36"/>
+        </w:rPr>
+        <w:t>10, 20);</w:t>
+      </w:r>
+      <w:r>
+        <w:rPr>
+          <w:rFonts w:asciiTheme="majorBidi" w:hAnsiTheme="majorBidi" w:cstheme="majorBidi"/>
+          <w:sz w:val="36"/>
+          <w:szCs w:val="36"/>
+        </w:rPr>
+        <w:br/>
+        <w:t>console.log(result);</w:t>
+      </w:r>
+    </w:p>
+    <w:p>
+      <w:pPr>
+        <w:ind w:right="-450"/>
+        <w:rPr>
+          <w:rFonts w:asciiTheme="majorBidi" w:hAnsiTheme="majorBidi" w:cstheme="majorBidi"/>
+          <w:b/>
+          <w:bCs/>
+          <w:sz w:val="36"/>
+          <w:szCs w:val="36"/>
+        </w:rPr>
+      </w:pPr>
+      <w:r>
+        <w:rPr>
+          <w:rFonts w:asciiTheme="majorBidi" w:hAnsiTheme="majorBidi" w:cstheme="majorBidi"/>
+          <w:b/>
+          <w:bCs/>
+          <w:sz w:val="36"/>
+          <w:szCs w:val="36"/>
+        </w:rPr>
+        <w:t>Output:</w:t>
+      </w:r>
+    </w:p>
+    <w:p>
+      <w:pPr>
+        <w:ind w:right="-450"/>
+        <w:rPr>
+          <w:rFonts w:asciiTheme="majorBidi" w:hAnsiTheme="majorBidi" w:cstheme="majorBidi"/>
+          <w:sz w:val="36"/>
+          <w:szCs w:val="36"/>
+        </w:rPr>
+      </w:pPr>
+      <w:r>
+        <w:rPr>
+          <w:rFonts w:asciiTheme="majorBidi" w:hAnsiTheme="majorBidi" w:cstheme="majorBidi"/>
+          <w:sz w:val="36"/>
+          <w:szCs w:val="36"/>
+        </w:rPr>
+        <w:t>30</w:t>
+      </w:r>
+    </w:p>
+    <w:p>
+      <w:pPr>
+        <w:ind w:right="-450"/>
+        <w:rPr>
+          <w:rFonts w:asciiTheme="majorBidi" w:hAnsiTheme="majorBidi" w:cstheme="majorBidi"/>
+          <w:sz w:val="36"/>
+          <w:szCs w:val="36"/>
+        </w:rPr>
+      </w:pPr>
+      <w:r>
+        <w:rPr>
+          <w:rFonts w:asciiTheme="majorBidi" w:hAnsiTheme="majorBidi" w:cstheme="majorBidi"/>
+          <w:sz w:val="36"/>
+          <w:szCs w:val="36"/>
+        </w:rPr>
+        <w:t>In this example:</w:t>
+      </w:r>
+    </w:p>
+    <w:p>
+      <w:pPr>
+        <w:numPr>
+          <w:ilvl w:val="0"/>
+          <w:numId w:val="49"/>
+        </w:numPr>
+        <w:ind w:right="-450"/>
+        <w:rPr>
+          <w:rFonts w:asciiTheme="majorBidi" w:hAnsiTheme="majorBidi" w:cstheme="majorBidi"/>
+          <w:sz w:val="36"/>
+          <w:szCs w:val="36"/>
+        </w:rPr>
+      </w:pPr>
+      <w:r>
+        <w:rPr>
+          <w:rFonts w:asciiTheme="majorBidi" w:hAnsiTheme="majorBidi" w:cstheme="majorBidi"/>
+          <w:sz w:val="36"/>
+          <w:szCs w:val="36"/>
+        </w:rPr>
+        <w:t xml:space="preserve">The function calculates a + b. </w:t>
+      </w:r>
+    </w:p>
+    <w:p>
+      <w:pPr>
+        <w:numPr>
+          <w:ilvl w:val="0"/>
+          <w:numId w:val="49"/>
+        </w:numPr>
+        <w:ind w:right="-450"/>
+        <w:rPr>
+          <w:rFonts w:asciiTheme="majorBidi" w:hAnsiTheme="majorBidi" w:cstheme="majorBidi"/>
+          <w:sz w:val="36"/>
+          <w:szCs w:val="36"/>
+        </w:rPr>
+      </w:pPr>
+      <w:r>
+        <w:rPr>
+          <w:rFonts w:asciiTheme="majorBidi" w:hAnsiTheme="majorBidi" w:cstheme="majorBidi"/>
+          <w:sz w:val="36"/>
+          <w:szCs w:val="36"/>
+        </w:rPr>
+        <w:t xml:space="preserve">The return statement sends the result back to the caller. </w:t>
+      </w:r>
+    </w:p>
+    <w:p>
+      <w:pPr>
+        <w:numPr>
+          <w:ilvl w:val="0"/>
+          <w:numId w:val="49"/>
+        </w:numPr>
+        <w:ind w:right="-450"/>
+        <w:rPr>
+          <w:rFonts w:asciiTheme="majorBidi" w:hAnsiTheme="majorBidi" w:cstheme="majorBidi"/>
+          <w:sz w:val="36"/>
+          <w:szCs w:val="36"/>
+        </w:rPr>
+      </w:pPr>
+      <w:r>
+        <w:rPr>
+          <w:rFonts w:asciiTheme="majorBidi" w:hAnsiTheme="majorBidi" w:cstheme="majorBidi"/>
+          <w:sz w:val="36"/>
+          <w:szCs w:val="36"/>
+        </w:rPr>
+        <w:t xml:space="preserve">The returned value is stored in the result variable. </w:t>
+      </w:r>
+    </w:p>
+    <w:p>
+      <w:pPr>
+        <w:ind w:right="-450"/>
+        <w:rPr>
+          <w:rFonts w:asciiTheme="majorBidi" w:hAnsiTheme="majorBidi" w:cstheme="majorBidi"/>
+          <w:sz w:val="36"/>
+          <w:szCs w:val="36"/>
+        </w:rPr>
+      </w:pPr>
+      <w:r>
+        <w:rPr>
+          <w:rFonts w:asciiTheme="majorBidi" w:hAnsiTheme="majorBidi" w:cstheme="majorBidi"/>
+          <w:sz w:val="36"/>
+          <w:szCs w:val="36"/>
+        </w:rPr>
+        <w:pict w14:anchorId="1715767F">
+          <v:rect id="_x0000_i1041" style="width:0;height:1.5pt" o:hralign="center" o:hrstd="t" o:hr="t" fillcolor="#a0a0a0" stroked="f"/>
+        </w:pict>
+      </w:r>
+    </w:p>
+    <w:p>
+      <w:pPr>
+        <w:ind w:right="-450"/>
+        <w:rPr>
+          <w:rFonts w:asciiTheme="majorBidi" w:hAnsiTheme="majorBidi" w:cstheme="majorBidi"/>
+          <w:b/>
+          <w:bCs/>
+          <w:sz w:val="36"/>
+          <w:szCs w:val="36"/>
+        </w:rPr>
+      </w:pPr>
+      <w:r>
+        <w:rPr>
+          <w:rFonts w:asciiTheme="majorBidi" w:hAnsiTheme="majorBidi" w:cstheme="majorBidi"/>
+          <w:b/>
+          <w:bCs/>
+          <w:sz w:val="36"/>
+          <w:szCs w:val="36"/>
+        </w:rPr>
+        <w:t>Example Using Both Parameters and Return Value</w:t>
+      </w:r>
+    </w:p>
+    <w:p>
+      <w:pPr>
+        <w:ind w:right="-450"/>
+        <w:rPr>
+          <w:rFonts w:asciiTheme="majorBidi" w:hAnsiTheme="majorBidi" w:cstheme="majorBidi"/>
+          <w:sz w:val="36"/>
+          <w:szCs w:val="36"/>
+        </w:rPr>
+      </w:pPr>
+      <w:r>
+        <w:rPr>
+          <w:rFonts w:asciiTheme="majorBidi" w:hAnsiTheme="majorBidi" w:cstheme="majorBidi"/>
+          <w:sz w:val="36"/>
+          <w:szCs w:val="36"/>
+        </w:rPr>
+        <w:t xml:space="preserve">function </w:t>
+      </w:r>
+      <w:proofErr w:type="gramStart"/>
+      <w:r>
+        <w:rPr>
+          <w:rFonts w:asciiTheme="majorBidi" w:hAnsiTheme="majorBidi" w:cstheme="majorBidi"/>
+          <w:sz w:val="36"/>
+          <w:szCs w:val="36"/>
+        </w:rPr>
+        <w:t>multiply(</w:t>
+      </w:r>
+      <w:proofErr w:type="gramEnd"/>
+      <w:r>
+        <w:rPr>
+          <w:rFonts w:asciiTheme="majorBidi" w:hAnsiTheme="majorBidi" w:cstheme="majorBidi"/>
+          <w:sz w:val="36"/>
+          <w:szCs w:val="36"/>
+        </w:rPr>
+        <w:t>x, y) {</w:t>
+      </w:r>
+      <w:r>
+        <w:rPr>
+          <w:rFonts w:asciiTheme="majorBidi" w:hAnsiTheme="majorBidi" w:cstheme="majorBidi"/>
+          <w:sz w:val="36"/>
+          <w:szCs w:val="36"/>
+        </w:rPr>
+        <w:br/>
+        <w:t xml:space="preserve">    return x * y;</w:t>
+      </w:r>
+      <w:r>
+        <w:rPr>
+          <w:rFonts w:asciiTheme="majorBidi" w:hAnsiTheme="majorBidi" w:cstheme="majorBidi"/>
+          <w:sz w:val="36"/>
+          <w:szCs w:val="36"/>
+        </w:rPr>
+        <w:br/>
+        <w:t>}</w:t>
+      </w:r>
+      <w:r>
+        <w:rPr>
+          <w:rFonts w:asciiTheme="majorBidi" w:hAnsiTheme="majorBidi" w:cstheme="majorBidi"/>
+          <w:sz w:val="36"/>
+          <w:szCs w:val="36"/>
+        </w:rPr>
+        <w:br/>
+      </w:r>
+      <w:r>
+        <w:rPr>
+          <w:rFonts w:asciiTheme="majorBidi" w:hAnsiTheme="majorBidi" w:cstheme="majorBidi"/>
+          <w:sz w:val="36"/>
+          <w:szCs w:val="36"/>
+        </w:rPr>
+        <w:br/>
+        <w:t xml:space="preserve">let answer = </w:t>
+      </w:r>
+      <w:proofErr w:type="gramStart"/>
+      <w:r>
+        <w:rPr>
+          <w:rFonts w:asciiTheme="majorBidi" w:hAnsiTheme="majorBidi" w:cstheme="majorBidi"/>
+          <w:sz w:val="36"/>
+          <w:szCs w:val="36"/>
+        </w:rPr>
+        <w:t>multiply(</w:t>
+      </w:r>
+      <w:proofErr w:type="gramEnd"/>
+      <w:r>
+        <w:rPr>
+          <w:rFonts w:asciiTheme="majorBidi" w:hAnsiTheme="majorBidi" w:cstheme="majorBidi"/>
+          <w:sz w:val="36"/>
+          <w:szCs w:val="36"/>
+        </w:rPr>
+        <w:t>5, 4);</w:t>
+      </w:r>
+      <w:r>
+        <w:rPr>
+          <w:rFonts w:asciiTheme="majorBidi" w:hAnsiTheme="majorBidi" w:cstheme="majorBidi"/>
+          <w:sz w:val="36"/>
+          <w:szCs w:val="36"/>
+        </w:rPr>
+        <w:br/>
+        <w:t>console.log(answer);</w:t>
+      </w:r>
+    </w:p>
+    <w:p>
+      <w:pPr>
+        <w:ind w:right="-450"/>
+        <w:rPr>
+          <w:rFonts w:asciiTheme="majorBidi" w:hAnsiTheme="majorBidi" w:cstheme="majorBidi"/>
+          <w:b/>
+          <w:bCs/>
+          <w:sz w:val="36"/>
+          <w:szCs w:val="36"/>
+        </w:rPr>
+      </w:pPr>
+      <w:r>
+        <w:rPr>
+          <w:rFonts w:asciiTheme="majorBidi" w:hAnsiTheme="majorBidi" w:cstheme="majorBidi"/>
+          <w:b/>
+          <w:bCs/>
+          <w:sz w:val="36"/>
+          <w:szCs w:val="36"/>
+        </w:rPr>
+        <w:lastRenderedPageBreak/>
+        <w:t>Output:</w:t>
+      </w:r>
+    </w:p>
+    <w:p>
+      <w:pPr>
+        <w:ind w:right="-450"/>
+        <w:rPr>
+          <w:rFonts w:asciiTheme="majorBidi" w:hAnsiTheme="majorBidi" w:cstheme="majorBidi"/>
+          <w:sz w:val="36"/>
+          <w:szCs w:val="36"/>
+        </w:rPr>
+      </w:pPr>
+      <w:r>
+        <w:rPr>
+          <w:rFonts w:asciiTheme="majorBidi" w:hAnsiTheme="majorBidi" w:cstheme="majorBidi"/>
+          <w:sz w:val="36"/>
+          <w:szCs w:val="36"/>
+        </w:rPr>
+        <w:t>20</w:t>
+      </w:r>
+    </w:p>
+    <w:p>
+      <w:pPr>
+        <w:ind w:right="-450"/>
+        <w:rPr>
+          <w:rFonts w:asciiTheme="majorBidi" w:hAnsiTheme="majorBidi" w:cstheme="majorBidi"/>
+          <w:sz w:val="36"/>
+          <w:szCs w:val="36"/>
+        </w:rPr>
+      </w:pPr>
+    </w:p>
+    <w:p>
+      <w:pPr>
+        <w:ind w:right="-450"/>
+        <w:rPr>
+          <w:rFonts w:asciiTheme="majorBidi" w:hAnsiTheme="majorBidi" w:cstheme="majorBidi"/>
+          <w:sz w:val="36"/>
+          <w:szCs w:val="36"/>
+        </w:rPr>
+      </w:pPr>
+    </w:p>
+    <w:p>
+      <w:pPr>
+        <w:ind w:right="-450"/>
+        <w:rPr>
+          <w:rFonts w:asciiTheme="majorBidi" w:hAnsiTheme="majorBidi" w:cstheme="majorBidi"/>
+          <w:sz w:val="36"/>
+          <w:szCs w:val="36"/>
+        </w:rPr>
+      </w:pPr>
+    </w:p>
+    <w:p>
+      <w:pPr>
+        <w:ind w:right="-450"/>
+        <w:rPr>
+          <w:rFonts w:asciiTheme="majorBidi" w:hAnsiTheme="majorBidi" w:cstheme="majorBidi"/>
+          <w:sz w:val="36"/>
+          <w:szCs w:val="36"/>
+        </w:rPr>
+      </w:pPr>
+    </w:p>
+    <w:p>
+      <w:pPr>
+        <w:ind w:right="-450"/>
+        <w:rPr>
+          <w:rFonts w:asciiTheme="majorBidi" w:hAnsiTheme="majorBidi" w:cstheme="majorBidi"/>
+          <w:sz w:val="36"/>
+          <w:szCs w:val="36"/>
+        </w:rPr>
+      </w:pPr>
+    </w:p>
+    <w:p>
+      <w:pPr>
+        <w:ind w:right="-450"/>
+        <w:rPr>
+          <w:rFonts w:asciiTheme="majorBidi" w:hAnsiTheme="majorBidi" w:cstheme="majorBidi"/>
+          <w:sz w:val="36"/>
+          <w:szCs w:val="36"/>
+        </w:rPr>
+      </w:pPr>
+    </w:p>
+    <w:p>
+      <w:pPr>
+        <w:ind w:right="-450"/>
+        <w:rPr>
+          <w:rFonts w:asciiTheme="majorBidi" w:hAnsiTheme="majorBidi" w:cstheme="majorBidi"/>
+          <w:sz w:val="36"/>
+          <w:szCs w:val="36"/>
+        </w:rPr>
+      </w:pPr>
+    </w:p>
+    <w:p>
+      <w:pPr>
+        <w:ind w:right="-450"/>
+        <w:rPr>
+          <w:rFonts w:asciiTheme="majorBidi" w:hAnsiTheme="majorBidi" w:cstheme="majorBidi"/>
+          <w:sz w:val="36"/>
+          <w:szCs w:val="36"/>
+        </w:rPr>
+      </w:pPr>
+    </w:p>
+    <w:p>
+      <w:pPr>
+        <w:ind w:right="-450"/>
+        <w:rPr>
+          <w:rFonts w:asciiTheme="majorBidi" w:hAnsiTheme="majorBidi" w:cstheme="majorBidi"/>
+          <w:sz w:val="36"/>
+          <w:szCs w:val="36"/>
+        </w:rPr>
+      </w:pPr>
+    </w:p>
+    <w:p>
+      <w:pPr>
+        <w:ind w:right="-450"/>
+        <w:rPr>
+          <w:rFonts w:asciiTheme="majorBidi" w:hAnsiTheme="majorBidi" w:cstheme="majorBidi"/>
+          <w:sz w:val="36"/>
+          <w:szCs w:val="36"/>
+        </w:rPr>
+      </w:pPr>
+    </w:p>
+    <w:p>
+      <w:pPr>
+        <w:ind w:right="-450"/>
+        <w:rPr>
+          <w:rFonts w:asciiTheme="majorBidi" w:hAnsiTheme="majorBidi" w:cstheme="majorBidi"/>
+          <w:sz w:val="36"/>
+          <w:szCs w:val="36"/>
+        </w:rPr>
+      </w:pPr>
+    </w:p>
+    <w:p>
+      <w:pPr>
+        <w:ind w:right="-450"/>
+        <w:rPr>
+          <w:rFonts w:asciiTheme="majorBidi" w:hAnsiTheme="majorBidi" w:cstheme="majorBidi"/>
+          <w:sz w:val="36"/>
+          <w:szCs w:val="36"/>
+        </w:rPr>
+      </w:pPr>
+    </w:p>
+    <w:p>
+      <w:pPr>
+        <w:ind w:right="-450"/>
+        <w:rPr>
+          <w:rFonts w:asciiTheme="majorBidi" w:hAnsiTheme="majorBidi" w:cstheme="majorBidi"/>
+          <w:sz w:val="36"/>
+          <w:szCs w:val="36"/>
+        </w:rPr>
+      </w:pPr>
+    </w:p>
+    <w:p>
+      <w:pPr>
+        <w:ind w:right="-450"/>
+        <w:rPr>
+          <w:rFonts w:asciiTheme="majorBidi" w:hAnsiTheme="majorBidi" w:cstheme="majorBidi"/>
+          <w:sz w:val="36"/>
+          <w:szCs w:val="36"/>
+        </w:rPr>
+      </w:pPr>
+    </w:p>
+    <w:p>
+      <w:pPr>
+        <w:ind w:right="-450"/>
+        <w:rPr>
+          <w:rFonts w:asciiTheme="majorBidi" w:hAnsiTheme="majorBidi" w:cstheme="majorBidi"/>
+          <w:sz w:val="36"/>
+          <w:szCs w:val="36"/>
+        </w:rPr>
+      </w:pPr>
+    </w:p>
+    <w:p>
+      <w:pPr>
+        <w:ind w:right="-450"/>
+        <w:rPr>
+          <w:rFonts w:asciiTheme="majorBidi" w:hAnsiTheme="majorBidi" w:cstheme="majorBidi"/>
+          <w:sz w:val="36"/>
+          <w:szCs w:val="36"/>
+        </w:rPr>
+      </w:pPr>
+    </w:p>
+    <w:p>
+      <w:pPr>
+        <w:ind w:right="-450"/>
+        <w:rPr>
+          <w:rFonts w:asciiTheme="majorBidi" w:hAnsiTheme="majorBidi" w:cstheme="majorBidi"/>
+          <w:sz w:val="36"/>
+          <w:szCs w:val="36"/>
+        </w:rPr>
+      </w:pPr>
+    </w:p>
+    <w:p>
+      <w:pPr>
+        <w:ind w:right="-450"/>
+        <w:rPr>
+          <w:rFonts w:asciiTheme="majorBidi" w:hAnsiTheme="majorBidi" w:cstheme="majorBidi"/>
+          <w:sz w:val="36"/>
+          <w:szCs w:val="36"/>
+        </w:rPr>
+      </w:pPr>
+    </w:p>
+    <w:p>
+      <w:pPr>
+        <w:ind w:right="-450"/>
+        <w:rPr>
+          <w:rFonts w:asciiTheme="majorBidi" w:hAnsiTheme="majorBidi" w:cstheme="majorBidi"/>
+          <w:sz w:val="36"/>
+          <w:szCs w:val="36"/>
+        </w:rPr>
+      </w:pPr>
+    </w:p>
+    <w:p>
+      <w:pPr>
+        <w:ind w:right="-450"/>
+        <w:rPr>
+          <w:rFonts w:asciiTheme="majorBidi" w:hAnsiTheme="majorBidi" w:cstheme="majorBidi"/>
+          <w:b/>
+          <w:bCs/>
+          <w:sz w:val="36"/>
+          <w:szCs w:val="36"/>
+        </w:rPr>
+      </w:pPr>
+      <w:r>
+        <w:rPr>
+          <w:rFonts w:asciiTheme="majorBidi" w:hAnsiTheme="majorBidi" w:cstheme="majorBidi"/>
+          <w:b/>
+          <w:bCs/>
+          <w:sz w:val="36"/>
+          <w:szCs w:val="36"/>
+        </w:rPr>
+        <w:lastRenderedPageBreak/>
+        <w:t>Question 1: What is an array in JavaScript? How do you declare and initialize an array?</w:t>
+      </w:r>
+    </w:p>
+    <w:p>
+      <w:pPr>
+        <w:ind w:right="-450"/>
+        <w:rPr>
+          <w:rFonts w:asciiTheme="majorBidi" w:hAnsiTheme="majorBidi" w:cstheme="majorBidi"/>
+          <w:sz w:val="36"/>
+          <w:szCs w:val="36"/>
+        </w:rPr>
+      </w:pPr>
+      <w:proofErr w:type="gramStart"/>
+      <w:r>
+        <w:rPr>
+          <w:rFonts w:asciiTheme="majorBidi" w:hAnsiTheme="majorBidi" w:cstheme="majorBidi"/>
+          <w:sz w:val="36"/>
+          <w:szCs w:val="36"/>
+        </w:rPr>
+        <w:t>Ans :</w:t>
+      </w:r>
+      <w:proofErr w:type="gramEnd"/>
+    </w:p>
+    <w:p>
+      <w:pPr>
+        <w:ind w:right="-450"/>
+        <w:rPr>
+          <w:rFonts w:asciiTheme="majorBidi" w:hAnsiTheme="majorBidi" w:cstheme="majorBidi"/>
+          <w:b/>
+          <w:bCs/>
+          <w:sz w:val="36"/>
+          <w:szCs w:val="36"/>
+        </w:rPr>
+      </w:pPr>
+      <w:r>
+        <w:rPr>
+          <w:rFonts w:asciiTheme="majorBidi" w:hAnsiTheme="majorBidi" w:cstheme="majorBidi"/>
+          <w:b/>
+          <w:bCs/>
+          <w:sz w:val="36"/>
+          <w:szCs w:val="36"/>
+        </w:rPr>
+        <w:t>What is an Array in JavaScript?</w:t>
+      </w:r>
+    </w:p>
+    <w:p>
+      <w:pPr>
+        <w:ind w:right="-450"/>
+        <w:rPr>
+          <w:rFonts w:asciiTheme="majorBidi" w:hAnsiTheme="majorBidi" w:cstheme="majorBidi"/>
+          <w:sz w:val="36"/>
+          <w:szCs w:val="36"/>
+        </w:rPr>
+      </w:pPr>
+      <w:r>
+        <w:rPr>
+          <w:rFonts w:asciiTheme="majorBidi" w:hAnsiTheme="majorBidi" w:cstheme="majorBidi"/>
+          <w:sz w:val="36"/>
+          <w:szCs w:val="36"/>
+        </w:rPr>
+        <w:t xml:space="preserve">An </w:t>
+      </w:r>
+      <w:r>
+        <w:rPr>
+          <w:rFonts w:asciiTheme="majorBidi" w:hAnsiTheme="majorBidi" w:cstheme="majorBidi"/>
+          <w:b/>
+          <w:bCs/>
+          <w:sz w:val="36"/>
+          <w:szCs w:val="36"/>
+        </w:rPr>
+        <w:t>array</w:t>
+      </w:r>
+      <w:r>
+        <w:rPr>
+          <w:rFonts w:asciiTheme="majorBidi" w:hAnsiTheme="majorBidi" w:cstheme="majorBidi"/>
+          <w:sz w:val="36"/>
+          <w:szCs w:val="36"/>
+        </w:rPr>
+        <w:t xml:space="preserve"> is a data structure used to store multiple values in a single variable.</w:t>
+      </w:r>
+    </w:p>
+    <w:p>
+      <w:pPr>
+        <w:ind w:right="-450"/>
+        <w:rPr>
+          <w:rFonts w:asciiTheme="majorBidi" w:hAnsiTheme="majorBidi" w:cstheme="majorBidi"/>
+          <w:b/>
+          <w:bCs/>
+          <w:sz w:val="36"/>
+          <w:szCs w:val="36"/>
+        </w:rPr>
+      </w:pPr>
+      <w:r>
+        <w:rPr>
+          <w:rFonts w:asciiTheme="majorBidi" w:hAnsiTheme="majorBidi" w:cstheme="majorBidi"/>
+          <w:b/>
+          <w:bCs/>
+          <w:sz w:val="36"/>
+          <w:szCs w:val="36"/>
+        </w:rPr>
+        <w:t>Declaring and Initializing an Array</w:t>
+      </w:r>
+    </w:p>
+    <w:p>
+      <w:pPr>
+        <w:ind w:right="-450"/>
+        <w:rPr>
+          <w:rFonts w:asciiTheme="majorBidi" w:hAnsiTheme="majorBidi" w:cstheme="majorBidi"/>
+          <w:sz w:val="36"/>
+          <w:szCs w:val="36"/>
+        </w:rPr>
+      </w:pPr>
+      <w:r>
+        <w:rPr>
+          <w:rFonts w:asciiTheme="majorBidi" w:hAnsiTheme="majorBidi" w:cstheme="majorBidi"/>
+          <w:sz w:val="36"/>
+          <w:szCs w:val="36"/>
+        </w:rPr>
+        <w:t>let fruits = ["Apple", "Banana", "Mango"];</w:t>
+      </w:r>
+    </w:p>
+    <w:p>
+      <w:pPr>
+        <w:ind w:right="-450"/>
+        <w:rPr>
+          <w:rFonts w:asciiTheme="majorBidi" w:hAnsiTheme="majorBidi" w:cstheme="majorBidi"/>
+          <w:b/>
+          <w:bCs/>
+          <w:sz w:val="36"/>
+          <w:szCs w:val="36"/>
+        </w:rPr>
+      </w:pPr>
+      <w:r>
+        <w:rPr>
+          <w:rFonts w:asciiTheme="majorBidi" w:hAnsiTheme="majorBidi" w:cstheme="majorBidi"/>
+          <w:b/>
+          <w:bCs/>
+          <w:sz w:val="36"/>
+          <w:szCs w:val="36"/>
+        </w:rPr>
+        <w:t>Example:</w:t>
+      </w:r>
+    </w:p>
+    <w:p>
+      <w:pPr>
+        <w:ind w:right="-450"/>
+        <w:rPr>
+          <w:rFonts w:asciiTheme="majorBidi" w:hAnsiTheme="majorBidi" w:cstheme="majorBidi"/>
+          <w:sz w:val="36"/>
+          <w:szCs w:val="36"/>
+        </w:rPr>
+      </w:pPr>
+      <w:r>
+        <w:rPr>
+          <w:rFonts w:asciiTheme="majorBidi" w:hAnsiTheme="majorBidi" w:cstheme="majorBidi"/>
+          <w:sz w:val="36"/>
+          <w:szCs w:val="36"/>
+        </w:rPr>
+        <w:t>let numbers = [10, 20, 30, 40];</w:t>
+      </w:r>
+      <w:r>
+        <w:rPr>
+          <w:rFonts w:asciiTheme="majorBidi" w:hAnsiTheme="majorBidi" w:cstheme="majorBidi"/>
+          <w:sz w:val="36"/>
+          <w:szCs w:val="36"/>
+        </w:rPr>
+        <w:br/>
+        <w:t>console.log(numbers);</w:t>
+      </w:r>
+    </w:p>
+    <w:p>
+      <w:pPr>
+        <w:ind w:right="-450"/>
+        <w:rPr>
+          <w:rFonts w:asciiTheme="majorBidi" w:hAnsiTheme="majorBidi" w:cstheme="majorBidi"/>
+          <w:b/>
+          <w:bCs/>
+          <w:sz w:val="36"/>
+          <w:szCs w:val="36"/>
+        </w:rPr>
+      </w:pPr>
+      <w:r>
+        <w:rPr>
+          <w:rFonts w:asciiTheme="majorBidi" w:hAnsiTheme="majorBidi" w:cstheme="majorBidi"/>
+          <w:b/>
+          <w:bCs/>
+          <w:sz w:val="36"/>
+          <w:szCs w:val="36"/>
+        </w:rPr>
+        <w:t>Output:</w:t>
+      </w:r>
+    </w:p>
+    <w:p>
+      <w:pPr>
+        <w:ind w:right="-450"/>
+        <w:rPr>
+          <w:rFonts w:asciiTheme="majorBidi" w:hAnsiTheme="majorBidi" w:cstheme="majorBidi"/>
+          <w:sz w:val="36"/>
+          <w:szCs w:val="36"/>
+        </w:rPr>
+      </w:pPr>
+      <w:r>
+        <w:rPr>
+          <w:rFonts w:asciiTheme="majorBidi" w:hAnsiTheme="majorBidi" w:cstheme="majorBidi"/>
+          <w:sz w:val="36"/>
+          <w:szCs w:val="36"/>
+        </w:rPr>
+        <w:t>[10, 20, 30, 40]</w:t>
+      </w:r>
+    </w:p>
+    <w:p>
+      <w:pPr>
+        <w:ind w:right="-450"/>
+        <w:rPr>
+          <w:rFonts w:asciiTheme="majorBidi" w:hAnsiTheme="majorBidi" w:cstheme="majorBidi"/>
+          <w:sz w:val="36"/>
+          <w:szCs w:val="36"/>
+        </w:rPr>
+      </w:pPr>
+    </w:p>
+    <w:p>
+      <w:pPr>
+        <w:ind w:right="-450"/>
+        <w:rPr>
+          <w:rFonts w:asciiTheme="majorBidi" w:hAnsiTheme="majorBidi" w:cstheme="majorBidi"/>
+          <w:sz w:val="36"/>
+          <w:szCs w:val="36"/>
+        </w:rPr>
+      </w:pPr>
+    </w:p>
+    <w:p>
+      <w:pPr>
+        <w:ind w:right="-450"/>
+        <w:rPr>
+          <w:rFonts w:asciiTheme="majorBidi" w:hAnsiTheme="majorBidi" w:cstheme="majorBidi"/>
+          <w:sz w:val="36"/>
+          <w:szCs w:val="36"/>
+        </w:rPr>
+      </w:pPr>
+    </w:p>
+    <w:p>
+      <w:pPr>
+        <w:ind w:right="-450"/>
+        <w:rPr>
+          <w:rFonts w:asciiTheme="majorBidi" w:hAnsiTheme="majorBidi" w:cstheme="majorBidi"/>
+          <w:sz w:val="36"/>
+          <w:szCs w:val="36"/>
+        </w:rPr>
+      </w:pPr>
+    </w:p>
+    <w:p>
+      <w:pPr>
+        <w:ind w:right="-450"/>
+        <w:rPr>
+          <w:rFonts w:asciiTheme="majorBidi" w:hAnsiTheme="majorBidi" w:cstheme="majorBidi"/>
+          <w:sz w:val="36"/>
+          <w:szCs w:val="36"/>
+        </w:rPr>
+      </w:pPr>
+    </w:p>
+    <w:p>
+      <w:pPr>
+        <w:ind w:right="-450"/>
+        <w:rPr>
+          <w:rFonts w:asciiTheme="majorBidi" w:hAnsiTheme="majorBidi" w:cstheme="majorBidi"/>
+          <w:sz w:val="36"/>
+          <w:szCs w:val="36"/>
+        </w:rPr>
+      </w:pPr>
+    </w:p>
+    <w:p>
+      <w:pPr>
+        <w:ind w:right="-450"/>
+        <w:rPr>
+          <w:rFonts w:asciiTheme="majorBidi" w:hAnsiTheme="majorBidi" w:cstheme="majorBidi"/>
+          <w:sz w:val="36"/>
+          <w:szCs w:val="36"/>
+        </w:rPr>
+      </w:pPr>
+    </w:p>
+    <w:p>
+      <w:pPr>
+        <w:ind w:right="-450"/>
+        <w:rPr>
+          <w:rFonts w:asciiTheme="majorBidi" w:hAnsiTheme="majorBidi" w:cstheme="majorBidi"/>
+          <w:sz w:val="36"/>
+          <w:szCs w:val="36"/>
+        </w:rPr>
+      </w:pPr>
+    </w:p>
+    <w:p>
+      <w:pPr>
+        <w:ind w:right="-450"/>
+        <w:rPr>
+          <w:rFonts w:asciiTheme="majorBidi" w:hAnsiTheme="majorBidi" w:cstheme="majorBidi"/>
+          <w:sz w:val="36"/>
+          <w:szCs w:val="36"/>
+        </w:rPr>
+      </w:pPr>
+    </w:p>
+    <w:p>
+      <w:pPr>
+        <w:ind w:right="-450"/>
+        <w:rPr>
+          <w:rFonts w:asciiTheme="majorBidi" w:hAnsiTheme="majorBidi" w:cstheme="majorBidi"/>
+          <w:b/>
+          <w:bCs/>
+          <w:sz w:val="36"/>
+          <w:szCs w:val="36"/>
+        </w:rPr>
+      </w:pPr>
+      <w:r>
+        <w:rPr>
+          <w:rFonts w:asciiTheme="majorBidi" w:hAnsiTheme="majorBidi" w:cstheme="majorBidi"/>
+          <w:b/>
+          <w:bCs/>
+          <w:sz w:val="36"/>
+          <w:szCs w:val="36"/>
+        </w:rPr>
+        <w:lastRenderedPageBreak/>
+        <w:t xml:space="preserve">Question 2: Explain the methods </w:t>
+      </w:r>
+      <w:proofErr w:type="gramStart"/>
+      <w:r>
+        <w:rPr>
+          <w:rFonts w:asciiTheme="majorBidi" w:hAnsiTheme="majorBidi" w:cstheme="majorBidi"/>
+          <w:b/>
+          <w:bCs/>
+          <w:sz w:val="36"/>
+          <w:szCs w:val="36"/>
+        </w:rPr>
+        <w:t>push(</w:t>
+      </w:r>
+      <w:proofErr w:type="gramEnd"/>
+      <w:r>
+        <w:rPr>
+          <w:rFonts w:asciiTheme="majorBidi" w:hAnsiTheme="majorBidi" w:cstheme="majorBidi"/>
+          <w:b/>
+          <w:bCs/>
+          <w:sz w:val="36"/>
+          <w:szCs w:val="36"/>
+        </w:rPr>
+        <w:t xml:space="preserve">), </w:t>
+      </w:r>
+      <w:proofErr w:type="gramStart"/>
+      <w:r>
+        <w:rPr>
+          <w:rFonts w:asciiTheme="majorBidi" w:hAnsiTheme="majorBidi" w:cstheme="majorBidi"/>
+          <w:b/>
+          <w:bCs/>
+          <w:sz w:val="36"/>
+          <w:szCs w:val="36"/>
+        </w:rPr>
+        <w:t>pop(</w:t>
+      </w:r>
+      <w:proofErr w:type="gramEnd"/>
+      <w:r>
+        <w:rPr>
+          <w:rFonts w:asciiTheme="majorBidi" w:hAnsiTheme="majorBidi" w:cstheme="majorBidi"/>
+          <w:b/>
+          <w:bCs/>
+          <w:sz w:val="36"/>
+          <w:szCs w:val="36"/>
+        </w:rPr>
+        <w:t xml:space="preserve">), </w:t>
+      </w:r>
+      <w:proofErr w:type="gramStart"/>
+      <w:r>
+        <w:rPr>
+          <w:rFonts w:asciiTheme="majorBidi" w:hAnsiTheme="majorBidi" w:cstheme="majorBidi"/>
+          <w:b/>
+          <w:bCs/>
+          <w:sz w:val="36"/>
+          <w:szCs w:val="36"/>
+        </w:rPr>
+        <w:t>shift(</w:t>
+      </w:r>
+      <w:proofErr w:type="gramEnd"/>
+      <w:r>
+        <w:rPr>
+          <w:rFonts w:asciiTheme="majorBidi" w:hAnsiTheme="majorBidi" w:cstheme="majorBidi"/>
+          <w:b/>
+          <w:bCs/>
+          <w:sz w:val="36"/>
+          <w:szCs w:val="36"/>
+        </w:rPr>
+        <w:t xml:space="preserve">), and </w:t>
+      </w:r>
+      <w:proofErr w:type="gramStart"/>
+      <w:r>
+        <w:rPr>
+          <w:rFonts w:asciiTheme="majorBidi" w:hAnsiTheme="majorBidi" w:cstheme="majorBidi"/>
+          <w:b/>
+          <w:bCs/>
+          <w:sz w:val="36"/>
+          <w:szCs w:val="36"/>
+        </w:rPr>
+        <w:t>unshift(</w:t>
+      </w:r>
+      <w:proofErr w:type="gramEnd"/>
+      <w:r>
+        <w:rPr>
+          <w:rFonts w:asciiTheme="majorBidi" w:hAnsiTheme="majorBidi" w:cstheme="majorBidi"/>
+          <w:b/>
+          <w:bCs/>
+          <w:sz w:val="36"/>
+          <w:szCs w:val="36"/>
+        </w:rPr>
+        <w:t>) used in arrays.</w:t>
+      </w:r>
+    </w:p>
+    <w:p>
+      <w:pPr>
+        <w:ind w:right="-450"/>
+        <w:rPr>
+          <w:rFonts w:asciiTheme="majorBidi" w:hAnsiTheme="majorBidi" w:cstheme="majorBidi"/>
+          <w:b/>
+          <w:bCs/>
+          <w:sz w:val="36"/>
+          <w:szCs w:val="36"/>
+        </w:rPr>
+      </w:pPr>
+      <w:proofErr w:type="gramStart"/>
+      <w:r>
+        <w:rPr>
+          <w:rFonts w:asciiTheme="majorBidi" w:hAnsiTheme="majorBidi" w:cstheme="majorBidi"/>
+          <w:b/>
+          <w:bCs/>
+          <w:sz w:val="36"/>
+          <w:szCs w:val="36"/>
+        </w:rPr>
+        <w:t>Ans :</w:t>
+      </w:r>
+      <w:proofErr w:type="gramEnd"/>
+    </w:p>
+    <w:p>
+      <w:pPr>
+        <w:ind w:right="-450"/>
+        <w:rPr>
+          <w:rFonts w:asciiTheme="majorBidi" w:hAnsiTheme="majorBidi" w:cstheme="majorBidi"/>
+          <w:b/>
+          <w:bCs/>
+          <w:sz w:val="36"/>
+          <w:szCs w:val="36"/>
+        </w:rPr>
+      </w:pPr>
+      <w:r>
+        <w:rPr>
+          <w:rFonts w:asciiTheme="majorBidi" w:hAnsiTheme="majorBidi" w:cstheme="majorBidi"/>
+          <w:b/>
+          <w:bCs/>
+          <w:sz w:val="36"/>
+          <w:szCs w:val="36"/>
+        </w:rPr>
+        <w:t>Array Methods in JavaScript</w:t>
+      </w:r>
+    </w:p>
+    <w:p>
+      <w:pPr>
+        <w:ind w:right="-450"/>
+        <w:rPr>
+          <w:rFonts w:asciiTheme="majorBidi" w:hAnsiTheme="majorBidi" w:cstheme="majorBidi"/>
+          <w:b/>
+          <w:bCs/>
+          <w:sz w:val="36"/>
+          <w:szCs w:val="36"/>
+        </w:rPr>
+      </w:pPr>
+      <w:r>
+        <w:rPr>
+          <w:rFonts w:asciiTheme="majorBidi" w:hAnsiTheme="majorBidi" w:cstheme="majorBidi"/>
+          <w:b/>
+          <w:bCs/>
+          <w:sz w:val="36"/>
+          <w:szCs w:val="36"/>
+        </w:rPr>
+        <w:t xml:space="preserve">1. </w:t>
+      </w:r>
+      <w:proofErr w:type="gramStart"/>
+      <w:r>
+        <w:rPr>
+          <w:rFonts w:asciiTheme="majorBidi" w:hAnsiTheme="majorBidi" w:cstheme="majorBidi"/>
+          <w:b/>
+          <w:bCs/>
+          <w:sz w:val="36"/>
+          <w:szCs w:val="36"/>
+        </w:rPr>
+        <w:t>push(</w:t>
+      </w:r>
+      <w:proofErr w:type="gramEnd"/>
+      <w:r>
+        <w:rPr>
+          <w:rFonts w:asciiTheme="majorBidi" w:hAnsiTheme="majorBidi" w:cstheme="majorBidi"/>
+          <w:b/>
+          <w:bCs/>
+          <w:sz w:val="36"/>
+          <w:szCs w:val="36"/>
+        </w:rPr>
+        <w:t>)</w:t>
+      </w:r>
+    </w:p>
+    <w:p>
+      <w:pPr>
+        <w:ind w:right="-450"/>
+        <w:rPr>
+          <w:rFonts w:asciiTheme="majorBidi" w:hAnsiTheme="majorBidi" w:cstheme="majorBidi"/>
+          <w:sz w:val="36"/>
+          <w:szCs w:val="36"/>
+        </w:rPr>
+      </w:pPr>
+      <w:r>
+        <w:rPr>
+          <w:rFonts w:asciiTheme="majorBidi" w:hAnsiTheme="majorBidi" w:cstheme="majorBidi"/>
+          <w:sz w:val="36"/>
+          <w:szCs w:val="36"/>
+        </w:rPr>
+        <w:t>Adds an element to the end of an array.</w:t>
+      </w:r>
+    </w:p>
+    <w:p>
+      <w:pPr>
+        <w:ind w:right="-450"/>
+        <w:rPr>
+          <w:rFonts w:asciiTheme="majorBidi" w:hAnsiTheme="majorBidi" w:cstheme="majorBidi"/>
+          <w:sz w:val="36"/>
+          <w:szCs w:val="36"/>
+        </w:rPr>
+      </w:pPr>
+      <w:r>
+        <w:rPr>
+          <w:rFonts w:asciiTheme="majorBidi" w:hAnsiTheme="majorBidi" w:cstheme="majorBidi"/>
+          <w:sz w:val="36"/>
+          <w:szCs w:val="36"/>
+        </w:rPr>
+        <w:t>let fruits = ["Apple", "Banana"];</w:t>
+      </w:r>
+      <w:r>
+        <w:rPr>
+          <w:rFonts w:asciiTheme="majorBidi" w:hAnsiTheme="majorBidi" w:cstheme="majorBidi"/>
+          <w:sz w:val="36"/>
+          <w:szCs w:val="36"/>
+        </w:rPr>
+        <w:br/>
+      </w:r>
+      <w:proofErr w:type="spellStart"/>
+      <w:proofErr w:type="gramStart"/>
+      <w:r>
+        <w:rPr>
+          <w:rFonts w:asciiTheme="majorBidi" w:hAnsiTheme="majorBidi" w:cstheme="majorBidi"/>
+          <w:sz w:val="36"/>
+          <w:szCs w:val="36"/>
+        </w:rPr>
+        <w:t>fruits.push</w:t>
+      </w:r>
+      <w:proofErr w:type="spellEnd"/>
+      <w:proofErr w:type="gramEnd"/>
+      <w:r>
+        <w:rPr>
+          <w:rFonts w:asciiTheme="majorBidi" w:hAnsiTheme="majorBidi" w:cstheme="majorBidi"/>
+          <w:sz w:val="36"/>
+          <w:szCs w:val="36"/>
+        </w:rPr>
+        <w:t>("Mango");</w:t>
+      </w:r>
+    </w:p>
+    <w:p>
+      <w:pPr>
+        <w:ind w:right="-450"/>
+        <w:rPr>
+          <w:rFonts w:asciiTheme="majorBidi" w:hAnsiTheme="majorBidi" w:cstheme="majorBidi"/>
+          <w:sz w:val="36"/>
+          <w:szCs w:val="36"/>
+        </w:rPr>
+      </w:pPr>
+      <w:r>
+        <w:rPr>
+          <w:rFonts w:asciiTheme="majorBidi" w:hAnsiTheme="majorBidi" w:cstheme="majorBidi"/>
+          <w:sz w:val="36"/>
+          <w:szCs w:val="36"/>
+        </w:rPr>
+        <w:t>Result: ["Apple", "Banana", "Mango"]</w:t>
+      </w:r>
+    </w:p>
+    <w:p>
+      <w:pPr>
+        <w:ind w:right="-450"/>
+        <w:rPr>
+          <w:rFonts w:asciiTheme="majorBidi" w:hAnsiTheme="majorBidi" w:cstheme="majorBidi"/>
+          <w:sz w:val="36"/>
+          <w:szCs w:val="36"/>
+        </w:rPr>
+      </w:pPr>
+      <w:r>
+        <w:rPr>
+          <w:rFonts w:asciiTheme="majorBidi" w:hAnsiTheme="majorBidi" w:cstheme="majorBidi"/>
+          <w:sz w:val="36"/>
+          <w:szCs w:val="36"/>
+        </w:rPr>
+        <w:pict w14:anchorId="1BD62DC3">
+          <v:rect id="_x0000_i1062" style="width:0;height:1.5pt" o:hralign="center" o:hrstd="t" o:hr="t" fillcolor="#a0a0a0" stroked="f"/>
+        </w:pict>
+      </w:r>
+    </w:p>
+    <w:p>
+      <w:pPr>
+        <w:ind w:right="-450"/>
+        <w:rPr>
+          <w:rFonts w:asciiTheme="majorBidi" w:hAnsiTheme="majorBidi" w:cstheme="majorBidi"/>
+          <w:b/>
+          <w:bCs/>
+          <w:sz w:val="36"/>
+          <w:szCs w:val="36"/>
+        </w:rPr>
+      </w:pPr>
+      <w:r>
+        <w:rPr>
+          <w:rFonts w:asciiTheme="majorBidi" w:hAnsiTheme="majorBidi" w:cstheme="majorBidi"/>
+          <w:b/>
+          <w:bCs/>
+          <w:sz w:val="36"/>
+          <w:szCs w:val="36"/>
+        </w:rPr>
+        <w:t xml:space="preserve">2. </w:t>
+      </w:r>
+      <w:proofErr w:type="gramStart"/>
+      <w:r>
+        <w:rPr>
+          <w:rFonts w:asciiTheme="majorBidi" w:hAnsiTheme="majorBidi" w:cstheme="majorBidi"/>
+          <w:b/>
+          <w:bCs/>
+          <w:sz w:val="36"/>
+          <w:szCs w:val="36"/>
+        </w:rPr>
+        <w:t>pop(</w:t>
+      </w:r>
+      <w:proofErr w:type="gramEnd"/>
+      <w:r>
+        <w:rPr>
+          <w:rFonts w:asciiTheme="majorBidi" w:hAnsiTheme="majorBidi" w:cstheme="majorBidi"/>
+          <w:b/>
+          <w:bCs/>
+          <w:sz w:val="36"/>
+          <w:szCs w:val="36"/>
+        </w:rPr>
+        <w:t>)</w:t>
+      </w:r>
+    </w:p>
+    <w:p>
+      <w:pPr>
+        <w:ind w:right="-450"/>
+        <w:rPr>
+          <w:rFonts w:asciiTheme="majorBidi" w:hAnsiTheme="majorBidi" w:cstheme="majorBidi"/>
+          <w:sz w:val="36"/>
+          <w:szCs w:val="36"/>
+        </w:rPr>
+      </w:pPr>
+      <w:r>
+        <w:rPr>
+          <w:rFonts w:asciiTheme="majorBidi" w:hAnsiTheme="majorBidi" w:cstheme="majorBidi"/>
+          <w:sz w:val="36"/>
+          <w:szCs w:val="36"/>
+        </w:rPr>
+        <w:t>Removes the last element from an array.</w:t>
+      </w:r>
+    </w:p>
+    <w:p>
+      <w:pPr>
+        <w:ind w:right="-450"/>
+        <w:rPr>
+          <w:rFonts w:asciiTheme="majorBidi" w:hAnsiTheme="majorBidi" w:cstheme="majorBidi"/>
+          <w:sz w:val="36"/>
+          <w:szCs w:val="36"/>
+        </w:rPr>
+      </w:pPr>
+      <w:r>
+        <w:rPr>
+          <w:rFonts w:asciiTheme="majorBidi" w:hAnsiTheme="majorBidi" w:cstheme="majorBidi"/>
+          <w:sz w:val="36"/>
+          <w:szCs w:val="36"/>
+        </w:rPr>
+        <w:t>let fruits = ["Apple", "Banana", "Mango"];</w:t>
+      </w:r>
+      <w:r>
+        <w:rPr>
+          <w:rFonts w:asciiTheme="majorBidi" w:hAnsiTheme="majorBidi" w:cstheme="majorBidi"/>
+          <w:sz w:val="36"/>
+          <w:szCs w:val="36"/>
+        </w:rPr>
+        <w:br/>
+      </w:r>
+      <w:proofErr w:type="spellStart"/>
+      <w:proofErr w:type="gramStart"/>
+      <w:r>
+        <w:rPr>
+          <w:rFonts w:asciiTheme="majorBidi" w:hAnsiTheme="majorBidi" w:cstheme="majorBidi"/>
+          <w:sz w:val="36"/>
+          <w:szCs w:val="36"/>
+        </w:rPr>
+        <w:t>fruits.pop</w:t>
+      </w:r>
+      <w:proofErr w:type="spellEnd"/>
+      <w:r>
+        <w:rPr>
+          <w:rFonts w:asciiTheme="majorBidi" w:hAnsiTheme="majorBidi" w:cstheme="majorBidi"/>
+          <w:sz w:val="36"/>
+          <w:szCs w:val="36"/>
+        </w:rPr>
+        <w:t>(</w:t>
+      </w:r>
+      <w:proofErr w:type="gramEnd"/>
+      <w:r>
+        <w:rPr>
+          <w:rFonts w:asciiTheme="majorBidi" w:hAnsiTheme="majorBidi" w:cstheme="majorBidi"/>
+          <w:sz w:val="36"/>
+          <w:szCs w:val="36"/>
+        </w:rPr>
+        <w:t>);</w:t>
+      </w:r>
+    </w:p>
+    <w:p>
+      <w:pPr>
+        <w:ind w:right="-450"/>
+        <w:rPr>
+          <w:rFonts w:asciiTheme="majorBidi" w:hAnsiTheme="majorBidi" w:cstheme="majorBidi"/>
+          <w:sz w:val="36"/>
+          <w:szCs w:val="36"/>
+        </w:rPr>
+      </w:pPr>
+      <w:r>
+        <w:rPr>
+          <w:rFonts w:asciiTheme="majorBidi" w:hAnsiTheme="majorBidi" w:cstheme="majorBidi"/>
+          <w:sz w:val="36"/>
+          <w:szCs w:val="36"/>
+        </w:rPr>
+        <w:t>Result: ["Apple", "Banana"]</w:t>
+      </w:r>
+    </w:p>
+    <w:p>
+      <w:pPr>
+        <w:ind w:right="-450"/>
+        <w:rPr>
+          <w:rFonts w:asciiTheme="majorBidi" w:hAnsiTheme="majorBidi" w:cstheme="majorBidi"/>
+          <w:b/>
+          <w:bCs/>
+          <w:sz w:val="36"/>
+          <w:szCs w:val="36"/>
+        </w:rPr>
+      </w:pPr>
+      <w:r>
+        <w:rPr>
+          <w:rFonts w:asciiTheme="majorBidi" w:hAnsiTheme="majorBidi" w:cstheme="majorBidi"/>
+          <w:b/>
+          <w:bCs/>
+          <w:sz w:val="36"/>
+          <w:szCs w:val="36"/>
+        </w:rPr>
+        <w:pict w14:anchorId="02A64B64">
+          <v:rect id="_x0000_i1063" style="width:0;height:1.5pt" o:hralign="center" o:hrstd="t" o:hr="t" fillcolor="#a0a0a0" stroked="f"/>
+        </w:pict>
+      </w:r>
+    </w:p>
+    <w:p>
+      <w:pPr>
+        <w:ind w:right="-450"/>
+        <w:rPr>
+          <w:rFonts w:asciiTheme="majorBidi" w:hAnsiTheme="majorBidi" w:cstheme="majorBidi"/>
+          <w:b/>
+          <w:bCs/>
+          <w:sz w:val="36"/>
+          <w:szCs w:val="36"/>
+        </w:rPr>
+      </w:pPr>
+      <w:r>
+        <w:rPr>
+          <w:rFonts w:asciiTheme="majorBidi" w:hAnsiTheme="majorBidi" w:cstheme="majorBidi"/>
+          <w:b/>
+          <w:bCs/>
+          <w:sz w:val="36"/>
+          <w:szCs w:val="36"/>
+        </w:rPr>
+        <w:t xml:space="preserve">3. </w:t>
+      </w:r>
+      <w:proofErr w:type="gramStart"/>
+      <w:r>
+        <w:rPr>
+          <w:rFonts w:asciiTheme="majorBidi" w:hAnsiTheme="majorBidi" w:cstheme="majorBidi"/>
+          <w:b/>
+          <w:bCs/>
+          <w:sz w:val="36"/>
+          <w:szCs w:val="36"/>
+        </w:rPr>
+        <w:t>shift(</w:t>
+      </w:r>
+      <w:proofErr w:type="gramEnd"/>
+      <w:r>
+        <w:rPr>
+          <w:rFonts w:asciiTheme="majorBidi" w:hAnsiTheme="majorBidi" w:cstheme="majorBidi"/>
+          <w:b/>
+          <w:bCs/>
+          <w:sz w:val="36"/>
+          <w:szCs w:val="36"/>
+        </w:rPr>
+        <w:t>)</w:t>
+      </w:r>
+    </w:p>
+    <w:p>
+      <w:pPr>
+        <w:ind w:right="-450"/>
+        <w:rPr>
+          <w:rFonts w:asciiTheme="majorBidi" w:hAnsiTheme="majorBidi" w:cstheme="majorBidi"/>
+          <w:sz w:val="36"/>
+          <w:szCs w:val="36"/>
+        </w:rPr>
+      </w:pPr>
+      <w:r>
+        <w:rPr>
+          <w:rFonts w:asciiTheme="majorBidi" w:hAnsiTheme="majorBidi" w:cstheme="majorBidi"/>
+          <w:sz w:val="36"/>
+          <w:szCs w:val="36"/>
+        </w:rPr>
+        <w:t>Removes the first element from an array.</w:t>
+      </w:r>
+    </w:p>
+    <w:p>
+      <w:pPr>
+        <w:ind w:right="-450"/>
+        <w:rPr>
+          <w:rFonts w:asciiTheme="majorBidi" w:hAnsiTheme="majorBidi" w:cstheme="majorBidi"/>
+          <w:sz w:val="36"/>
+          <w:szCs w:val="36"/>
+        </w:rPr>
+      </w:pPr>
+      <w:r>
+        <w:rPr>
+          <w:rFonts w:asciiTheme="majorBidi" w:hAnsiTheme="majorBidi" w:cstheme="majorBidi"/>
+          <w:sz w:val="36"/>
+          <w:szCs w:val="36"/>
+        </w:rPr>
+        <w:t>let fruits = ["Apple", "Banana", "Mango"];</w:t>
+      </w:r>
+      <w:r>
+        <w:rPr>
+          <w:rFonts w:asciiTheme="majorBidi" w:hAnsiTheme="majorBidi" w:cstheme="majorBidi"/>
+          <w:sz w:val="36"/>
+          <w:szCs w:val="36"/>
+        </w:rPr>
+        <w:br/>
+      </w:r>
+      <w:proofErr w:type="spellStart"/>
+      <w:proofErr w:type="gramStart"/>
+      <w:r>
+        <w:rPr>
+          <w:rFonts w:asciiTheme="majorBidi" w:hAnsiTheme="majorBidi" w:cstheme="majorBidi"/>
+          <w:sz w:val="36"/>
+          <w:szCs w:val="36"/>
+        </w:rPr>
+        <w:t>fruits.shift</w:t>
+      </w:r>
+      <w:proofErr w:type="spellEnd"/>
+      <w:proofErr w:type="gramEnd"/>
+      <w:r>
+        <w:rPr>
+          <w:rFonts w:asciiTheme="majorBidi" w:hAnsiTheme="majorBidi" w:cstheme="majorBidi"/>
+          <w:sz w:val="36"/>
+          <w:szCs w:val="36"/>
+        </w:rPr>
+        <w:t>();</w:t>
+      </w:r>
+    </w:p>
+    <w:p>
+      <w:pPr>
+        <w:ind w:right="-450"/>
+        <w:rPr>
+          <w:rFonts w:asciiTheme="majorBidi" w:hAnsiTheme="majorBidi" w:cstheme="majorBidi"/>
+          <w:sz w:val="36"/>
+          <w:szCs w:val="36"/>
+        </w:rPr>
+      </w:pPr>
+      <w:r>
+        <w:rPr>
+          <w:rFonts w:asciiTheme="majorBidi" w:hAnsiTheme="majorBidi" w:cstheme="majorBidi"/>
+          <w:sz w:val="36"/>
+          <w:szCs w:val="36"/>
+        </w:rPr>
+        <w:t>Result: ["Banana", "Mango"]</w:t>
+      </w:r>
+    </w:p>
+    <w:p>
+      <w:pPr>
+        <w:ind w:right="-450"/>
+        <w:rPr>
+          <w:rFonts w:asciiTheme="majorBidi" w:hAnsiTheme="majorBidi" w:cstheme="majorBidi"/>
+          <w:b/>
+          <w:bCs/>
+          <w:sz w:val="36"/>
+          <w:szCs w:val="36"/>
+        </w:rPr>
+      </w:pPr>
+      <w:r>
+        <w:rPr>
+          <w:rFonts w:asciiTheme="majorBidi" w:hAnsiTheme="majorBidi" w:cstheme="majorBidi"/>
+          <w:b/>
+          <w:bCs/>
+          <w:sz w:val="36"/>
+          <w:szCs w:val="36"/>
+        </w:rPr>
+        <w:pict w14:anchorId="40A6DB9F">
+          <v:rect id="_x0000_i1064" style="width:0;height:1.5pt" o:hralign="center" o:hrstd="t" o:hr="t" fillcolor="#a0a0a0" stroked="f"/>
+        </w:pict>
+      </w:r>
+    </w:p>
+    <w:p>
+      <w:pPr>
+        <w:ind w:right="-450"/>
+        <w:rPr>
+          <w:rFonts w:asciiTheme="majorBidi" w:hAnsiTheme="majorBidi" w:cstheme="majorBidi"/>
+          <w:b/>
+          <w:bCs/>
+          <w:sz w:val="36"/>
+          <w:szCs w:val="36"/>
+        </w:rPr>
+      </w:pPr>
+      <w:r>
+        <w:rPr>
+          <w:rFonts w:asciiTheme="majorBidi" w:hAnsiTheme="majorBidi" w:cstheme="majorBidi"/>
+          <w:b/>
+          <w:bCs/>
+          <w:sz w:val="36"/>
+          <w:szCs w:val="36"/>
+        </w:rPr>
+        <w:lastRenderedPageBreak/>
+        <w:t xml:space="preserve">4. </w:t>
+      </w:r>
+      <w:proofErr w:type="gramStart"/>
+      <w:r>
+        <w:rPr>
+          <w:rFonts w:asciiTheme="majorBidi" w:hAnsiTheme="majorBidi" w:cstheme="majorBidi"/>
+          <w:b/>
+          <w:bCs/>
+          <w:sz w:val="36"/>
+          <w:szCs w:val="36"/>
+        </w:rPr>
+        <w:t>unshift(</w:t>
+      </w:r>
+      <w:proofErr w:type="gramEnd"/>
+      <w:r>
+        <w:rPr>
+          <w:rFonts w:asciiTheme="majorBidi" w:hAnsiTheme="majorBidi" w:cstheme="majorBidi"/>
+          <w:b/>
+          <w:bCs/>
+          <w:sz w:val="36"/>
+          <w:szCs w:val="36"/>
+        </w:rPr>
+        <w:t>)</w:t>
+      </w:r>
+    </w:p>
+    <w:p>
+      <w:pPr>
+        <w:ind w:right="-450"/>
+        <w:rPr>
+          <w:rFonts w:asciiTheme="majorBidi" w:hAnsiTheme="majorBidi" w:cstheme="majorBidi"/>
+          <w:sz w:val="36"/>
+          <w:szCs w:val="36"/>
+        </w:rPr>
+      </w:pPr>
+      <w:r>
+        <w:rPr>
+          <w:rFonts w:asciiTheme="majorBidi" w:hAnsiTheme="majorBidi" w:cstheme="majorBidi"/>
+          <w:sz w:val="36"/>
+          <w:szCs w:val="36"/>
+        </w:rPr>
+        <w:t>Adds an element to the beginning of an array.</w:t>
+      </w:r>
+    </w:p>
+    <w:p>
+      <w:pPr>
+        <w:ind w:right="-450"/>
+        <w:rPr>
+          <w:rFonts w:asciiTheme="majorBidi" w:hAnsiTheme="majorBidi" w:cstheme="majorBidi"/>
+          <w:sz w:val="36"/>
+          <w:szCs w:val="36"/>
+        </w:rPr>
+      </w:pPr>
+      <w:r>
+        <w:rPr>
+          <w:rFonts w:asciiTheme="majorBidi" w:hAnsiTheme="majorBidi" w:cstheme="majorBidi"/>
+          <w:sz w:val="36"/>
+          <w:szCs w:val="36"/>
+        </w:rPr>
+        <w:t>let fruits = ["Banana", "Mango"];</w:t>
+      </w:r>
+      <w:r>
+        <w:rPr>
+          <w:rFonts w:asciiTheme="majorBidi" w:hAnsiTheme="majorBidi" w:cstheme="majorBidi"/>
+          <w:sz w:val="36"/>
+          <w:szCs w:val="36"/>
+        </w:rPr>
+        <w:br/>
+      </w:r>
+      <w:proofErr w:type="spellStart"/>
+      <w:proofErr w:type="gramStart"/>
+      <w:r>
+        <w:rPr>
+          <w:rFonts w:asciiTheme="majorBidi" w:hAnsiTheme="majorBidi" w:cstheme="majorBidi"/>
+          <w:sz w:val="36"/>
+          <w:szCs w:val="36"/>
+        </w:rPr>
+        <w:t>fruits.unshift</w:t>
+      </w:r>
+      <w:proofErr w:type="spellEnd"/>
+      <w:proofErr w:type="gramEnd"/>
+      <w:r>
+        <w:rPr>
+          <w:rFonts w:asciiTheme="majorBidi" w:hAnsiTheme="majorBidi" w:cstheme="majorBidi"/>
+          <w:sz w:val="36"/>
+          <w:szCs w:val="36"/>
+        </w:rPr>
+        <w:t>("Apple");</w:t>
+      </w:r>
+    </w:p>
+    <w:p>
+      <w:pPr>
+        <w:ind w:right="-450"/>
+        <w:rPr>
+          <w:rFonts w:asciiTheme="majorBidi" w:hAnsiTheme="majorBidi" w:cstheme="majorBidi"/>
+          <w:sz w:val="36"/>
+          <w:szCs w:val="36"/>
+        </w:rPr>
+      </w:pPr>
+      <w:r>
+        <w:rPr>
+          <w:rFonts w:asciiTheme="majorBidi" w:hAnsiTheme="majorBidi" w:cstheme="majorBidi"/>
+          <w:sz w:val="36"/>
+          <w:szCs w:val="36"/>
+        </w:rPr>
+        <w:t>Result: ["Apple", "Banana", "Mango"]</w:t>
+      </w:r>
+    </w:p>
+    <w:p>
+      <w:pPr>
+        <w:ind w:right="-450"/>
+        <w:rPr>
+          <w:rFonts w:asciiTheme="majorBidi" w:hAnsiTheme="majorBidi" w:cstheme="majorBidi"/>
+          <w:b/>
+          <w:bCs/>
+          <w:sz w:val="36"/>
+          <w:szCs w:val="36"/>
+        </w:rPr>
+      </w:pPr>
+    </w:p>
+    <w:p>
+      <w:pPr>
+        <w:ind w:right="-450"/>
+        <w:rPr>
+          <w:rFonts w:asciiTheme="majorBidi" w:hAnsiTheme="majorBidi" w:cstheme="majorBidi"/>
+          <w:sz w:val="36"/>
+          <w:szCs w:val="36"/>
+        </w:rPr>
+      </w:pPr>
+    </w:p>
+    <w:p>
+      <w:pPr>
+        <w:ind w:right="-450"/>
+        <w:rPr>
+          <w:rFonts w:asciiTheme="majorBidi" w:hAnsiTheme="majorBidi" w:cstheme="majorBidi"/>
+          <w:sz w:val="36"/>
+          <w:szCs w:val="36"/>
+        </w:rPr>
+      </w:pPr>
+    </w:p>
+    <w:p>
+      <w:pPr>
+        <w:ind w:right="-450"/>
+        <w:rPr>
+          <w:rFonts w:asciiTheme="majorBidi" w:hAnsiTheme="majorBidi" w:cstheme="majorBidi"/>
+          <w:sz w:val="36"/>
+          <w:szCs w:val="36"/>
+        </w:rPr>
+      </w:pPr>
+    </w:p>
+    <w:p>
+      <w:pPr>
+        <w:ind w:right="-450"/>
+        <w:rPr>
+          <w:rFonts w:asciiTheme="majorBidi" w:hAnsiTheme="majorBidi" w:cstheme="majorBidi"/>
+          <w:sz w:val="36"/>
+          <w:szCs w:val="36"/>
+        </w:rPr>
+      </w:pPr>
+    </w:p>
+    <w:p>
+      <w:pPr>
+        <w:ind w:right="-450"/>
+        <w:rPr>
+          <w:rFonts w:asciiTheme="majorBidi" w:hAnsiTheme="majorBidi" w:cstheme="majorBidi"/>
+          <w:sz w:val="36"/>
+          <w:szCs w:val="36"/>
+        </w:rPr>
+      </w:pPr>
+    </w:p>
+    <w:p>
+      <w:pPr>
+        <w:ind w:right="-450"/>
+        <w:rPr>
+          <w:rFonts w:asciiTheme="majorBidi" w:hAnsiTheme="majorBidi" w:cstheme="majorBidi"/>
+          <w:sz w:val="36"/>
+          <w:szCs w:val="36"/>
+        </w:rPr>
+      </w:pPr>
+    </w:p>
+    <w:p>
+      <w:pPr>
+        <w:ind w:right="-450"/>
+        <w:rPr>
+          <w:rFonts w:asciiTheme="majorBidi" w:hAnsiTheme="majorBidi" w:cstheme="majorBidi"/>
+          <w:sz w:val="36"/>
+          <w:szCs w:val="36"/>
+        </w:rPr>
+      </w:pPr>
+    </w:p>
+    <w:p>
+      <w:pPr>
+        <w:ind w:right="-450"/>
+        <w:rPr>
+          <w:rFonts w:asciiTheme="majorBidi" w:hAnsiTheme="majorBidi" w:cstheme="majorBidi"/>
+          <w:sz w:val="36"/>
+          <w:szCs w:val="36"/>
+        </w:rPr>
+      </w:pPr>
+    </w:p>
+    <w:p>
+      <w:pPr>
+        <w:ind w:right="-450"/>
+        <w:rPr>
+          <w:rFonts w:asciiTheme="majorBidi" w:hAnsiTheme="majorBidi" w:cstheme="majorBidi"/>
+          <w:b/>
+          <w:bCs/>
+          <w:sz w:val="36"/>
+          <w:szCs w:val="36"/>
+        </w:rPr>
+      </w:pPr>
+    </w:p>
+    <w:p>
+      <w:pPr>
+        <w:ind w:right="-450"/>
+        <w:rPr>
+          <w:rFonts w:asciiTheme="majorBidi" w:hAnsiTheme="majorBidi" w:cstheme="majorBidi"/>
+          <w:b/>
+          <w:bCs/>
+          <w:sz w:val="36"/>
+          <w:szCs w:val="36"/>
+        </w:rPr>
+      </w:pPr>
     </w:p>
     <w:sectPr>
-      <w:footerReference w:type="default" r:id="rId11"/>
+      <w:footerReference w:type="default" r:id="rId13"/>
       <w:pgSz w:w="12240" w:h="15840"/>
       <w:pgMar w:top="1440" w:right="1440" w:bottom="1440" w:left="1440" w:header="288" w:footer="720" w:gutter="0"/>
       <w:pgNumType w:start="1"/>
@@ -14714,6 +18963,155 @@
     </w:lvl>
   </w:abstractNum>
   <w:abstractNum w:abstractNumId="14" w15:restartNumberingAfterBreak="0">
+    <w:nsid w:val="0C9309B4"/>
+    <w:multiLevelType w:val="multilevel"/>
+    <w:tmpl w:val="CA60752A"/>
+    <w:lvl w:ilvl="0">
+      <w:start w:val="1"/>
+      <w:numFmt w:val="bullet"/>
+      <w:lvlText w:val=""/>
+      <w:lvlJc w:val="left"/>
+      <w:pPr>
+        <w:tabs>
+          <w:tab w:val="num" w:pos="720"/>
+        </w:tabs>
+        <w:ind w:left="720" w:hanging="360"/>
+      </w:pPr>
+      <w:rPr>
+        <w:rFonts w:ascii="Symbol" w:hAnsi="Symbol" w:hint="default"/>
+        <w:sz w:val="20"/>
+      </w:rPr>
+    </w:lvl>
+    <w:lvl w:ilvl="1" w:tentative="1">
+      <w:start w:val="1"/>
+      <w:numFmt w:val="bullet"/>
+      <w:lvlText w:val="o"/>
+      <w:lvlJc w:val="left"/>
+      <w:pPr>
+        <w:tabs>
+          <w:tab w:val="num" w:pos="1440"/>
+        </w:tabs>
+        <w:ind w:left="1440" w:hanging="360"/>
+      </w:pPr>
+      <w:rPr>
+        <w:rFonts w:ascii="Courier New" w:hAnsi="Courier New" w:hint="default"/>
+        <w:sz w:val="20"/>
+      </w:rPr>
+    </w:lvl>
+    <w:lvl w:ilvl="2" w:tentative="1">
+      <w:start w:val="1"/>
+      <w:numFmt w:val="bullet"/>
+      <w:lvlText w:val=""/>
+      <w:lvlJc w:val="left"/>
+      <w:pPr>
+        <w:tabs>
+          <w:tab w:val="num" w:pos="2160"/>
+        </w:tabs>
+        <w:ind w:left="2160" w:hanging="360"/>
+      </w:pPr>
+      <w:rPr>
+        <w:rFonts w:ascii="Wingdings" w:hAnsi="Wingdings" w:hint="default"/>
+        <w:sz w:val="20"/>
+      </w:rPr>
+    </w:lvl>
+    <w:lvl w:ilvl="3" w:tentative="1">
+      <w:start w:val="1"/>
+      <w:numFmt w:val="bullet"/>
+      <w:lvlText w:val=""/>
+      <w:lvlJc w:val="left"/>
+      <w:pPr>
+        <w:tabs>
+          <w:tab w:val="num" w:pos="2880"/>
+        </w:tabs>
+        <w:ind w:left="2880" w:hanging="360"/>
+      </w:pPr>
+      <w:rPr>
+        <w:rFonts w:ascii="Wingdings" w:hAnsi="Wingdings" w:hint="default"/>
+        <w:sz w:val="20"/>
+      </w:rPr>
+    </w:lvl>
+    <w:lvl w:ilvl="4" w:tentative="1">
+      <w:start w:val="1"/>
+      <w:numFmt w:val="bullet"/>
+      <w:lvlText w:val=""/>
+      <w:lvlJc w:val="left"/>
+      <w:pPr>
+        <w:tabs>
+          <w:tab w:val="num" w:pos="3600"/>
+        </w:tabs>
+        <w:ind w:left="3600" w:hanging="360"/>
+      </w:pPr>
+      <w:rPr>
+        <w:rFonts w:ascii="Wingdings" w:hAnsi="Wingdings" w:hint="default"/>
+        <w:sz w:val="20"/>
+      </w:rPr>
+    </w:lvl>
+    <w:lvl w:ilvl="5" w:tentative="1">
+      <w:start w:val="1"/>
+      <w:numFmt w:val="bullet"/>
+      <w:lvlText w:val=""/>
+      <w:lvlJc w:val="left"/>
+      <w:pPr>
+        <w:tabs>
+          <w:tab w:val="num" w:pos="4320"/>
+        </w:tabs>
+        <w:ind w:left="4320" w:hanging="360"/>
+      </w:pPr>
+      <w:rPr>
+        <w:rFonts w:ascii="Wingdings" w:hAnsi="Wingdings" w:hint="default"/>
+        <w:sz w:val="20"/>
+      </w:rPr>
+    </w:lvl>
+    <w:lvl w:ilvl="6" w:tentative="1">
+      <w:start w:val="1"/>
+      <w:numFmt w:val="bullet"/>
+      <w:lvlText w:val=""/>
+      <w:lvlJc w:val="left"/>
+      <w:pPr>
+        <w:tabs>
+          <w:tab w:val="num" w:pos="5040"/>
+        </w:tabs>
+        <w:ind w:left="5040" w:hanging="360"/>
+      </w:pPr>
+      <w:rPr>
+        <w:rFonts w:ascii="Wingdings" w:hAnsi="Wingdings" w:hint="default"/>
+        <w:sz w:val="20"/>
+      </w:rPr>
+    </w:lvl>
+    <w:lvl w:ilvl="7" w:tentative="1">
+      <w:start w:val="1"/>
+      <w:numFmt w:val="bullet"/>
+      <w:lvlText w:val=""/>
+      <w:lvlJc w:val="left"/>
+      <w:pPr>
+        <w:tabs>
+          <w:tab w:val="num" w:pos="5760"/>
+        </w:tabs>
+        <w:ind w:left="5760" w:hanging="360"/>
+      </w:pPr>
+      <w:rPr>
+        <w:rFonts w:ascii="Wingdings" w:hAnsi="Wingdings" w:hint="default"/>
+        <w:sz w:val="20"/>
+      </w:rPr>
+    </w:lvl>
+    <w:lvl w:ilvl="8" w:tentative="1">
+      <w:start w:val="1"/>
+      <w:numFmt w:val="bullet"/>
+      <w:lvlText w:val=""/>
+      <w:lvlJc w:val="left"/>
+      <w:pPr>
+        <w:tabs>
+          <w:tab w:val="num" w:pos="6480"/>
+        </w:tabs>
+        <w:ind w:left="6480" w:hanging="360"/>
+      </w:pPr>
+      <w:rPr>
+        <w:rFonts w:ascii="Wingdings" w:hAnsi="Wingdings" w:hint="default"/>
+        <w:sz w:val="20"/>
+      </w:rPr>
+    </w:lvl>
+  </w:abstractNum>
+  <w:abstractNum w:abstractNumId="15" w15:restartNumberingAfterBreak="0">
     <w:nsid w:val="0D244E4E"/>
     <w:multiLevelType w:val="multilevel"/>
     <w:tmpl w:val="7D06CCC4"/>
@@ -14826,7 +19224,7 @@
       </w:pPr>
     </w:lvl>
   </w:abstractNum>
-  <w:abstractNum w:abstractNumId="15" w15:restartNumberingAfterBreak="0">
+  <w:abstractNum w:abstractNumId="16" w15:restartNumberingAfterBreak="0">
     <w:nsid w:val="0E452550"/>
     <w:multiLevelType w:val="multilevel"/>
     <w:tmpl w:val="4D029E76"/>
@@ -14939,7 +19337,7 @@
       </w:pPr>
     </w:lvl>
   </w:abstractNum>
-  <w:abstractNum w:abstractNumId="16" w15:restartNumberingAfterBreak="0">
+  <w:abstractNum w:abstractNumId="17" w15:restartNumberingAfterBreak="0">
     <w:nsid w:val="0EFF7DF6"/>
     <w:multiLevelType w:val="hybridMultilevel"/>
     <w:tmpl w:val="39E21A7C"/>
@@ -15052,7 +19450,7 @@
       </w:rPr>
     </w:lvl>
   </w:abstractNum>
-  <w:abstractNum w:abstractNumId="17" w15:restartNumberingAfterBreak="0">
+  <w:abstractNum w:abstractNumId="18" w15:restartNumberingAfterBreak="0">
     <w:nsid w:val="182A2B6E"/>
     <w:multiLevelType w:val="hybridMultilevel"/>
     <w:tmpl w:val="A14ED070"/>
@@ -15165,7 +19563,7 @@
       </w:rPr>
     </w:lvl>
   </w:abstractNum>
-  <w:abstractNum w:abstractNumId="18" w15:restartNumberingAfterBreak="0">
+  <w:abstractNum w:abstractNumId="19" w15:restartNumberingAfterBreak="0">
     <w:nsid w:val="213B19E9"/>
     <w:multiLevelType w:val="hybridMultilevel"/>
     <w:tmpl w:val="904C25C2"/>
@@ -15219,7 +19617,7 @@
       <w:lvlJc w:val="left"/>
     </w:lvl>
   </w:abstractNum>
-  <w:abstractNum w:abstractNumId="19" w15:restartNumberingAfterBreak="0">
+  <w:abstractNum w:abstractNumId="20" w15:restartNumberingAfterBreak="0">
     <w:nsid w:val="396B104B"/>
     <w:multiLevelType w:val="hybridMultilevel"/>
     <w:tmpl w:val="5E08E19E"/>
@@ -15332,7 +19730,7 @@
       </w:rPr>
     </w:lvl>
   </w:abstractNum>
-  <w:abstractNum w:abstractNumId="20" w15:restartNumberingAfterBreak="0">
+  <w:abstractNum w:abstractNumId="21" w15:restartNumberingAfterBreak="0">
     <w:nsid w:val="3BB54A60"/>
     <w:multiLevelType w:val="hybridMultilevel"/>
     <w:tmpl w:val="31C6BE76"/>
@@ -15445,7 +19843,7 @@
       </w:rPr>
     </w:lvl>
   </w:abstractNum>
-  <w:abstractNum w:abstractNumId="21" w15:restartNumberingAfterBreak="0">
+  <w:abstractNum w:abstractNumId="22" w15:restartNumberingAfterBreak="0">
     <w:nsid w:val="3D7A393B"/>
     <w:multiLevelType w:val="multilevel"/>
     <w:tmpl w:val="B10E151A"/>
@@ -15558,7 +19956,7 @@
       </w:pPr>
     </w:lvl>
   </w:abstractNum>
-  <w:abstractNum w:abstractNumId="22" w15:restartNumberingAfterBreak="0">
+  <w:abstractNum w:abstractNumId="23" w15:restartNumberingAfterBreak="0">
     <w:nsid w:val="41E77534"/>
     <w:multiLevelType w:val="hybridMultilevel"/>
     <w:tmpl w:val="49827B3C"/>
@@ -15671,7 +20069,7 @@
       </w:rPr>
     </w:lvl>
   </w:abstractNum>
-  <w:abstractNum w:abstractNumId="23" w15:restartNumberingAfterBreak="0">
+  <w:abstractNum w:abstractNumId="24" w15:restartNumberingAfterBreak="0">
     <w:nsid w:val="4368337F"/>
     <w:multiLevelType w:val="hybridMultilevel"/>
     <w:tmpl w:val="951CDE1C"/>
@@ -15784,7 +20182,7 @@
       </w:rPr>
     </w:lvl>
   </w:abstractNum>
-  <w:abstractNum w:abstractNumId="24" w15:restartNumberingAfterBreak="0">
+  <w:abstractNum w:abstractNumId="25" w15:restartNumberingAfterBreak="0">
     <w:nsid w:val="4CD25077"/>
     <w:multiLevelType w:val="multilevel"/>
     <w:tmpl w:val="53C07D14"/>
@@ -15897,7 +20295,7 @@
       </w:pPr>
     </w:lvl>
   </w:abstractNum>
-  <w:abstractNum w:abstractNumId="25" w15:restartNumberingAfterBreak="0">
+  <w:abstractNum w:abstractNumId="26" w15:restartNumberingAfterBreak="0">
     <w:nsid w:val="50772FB3"/>
     <w:multiLevelType w:val="hybridMultilevel"/>
     <w:tmpl w:val="3474C8E4"/>
@@ -16010,7 +20408,7 @@
       </w:rPr>
     </w:lvl>
   </w:abstractNum>
-  <w:abstractNum w:abstractNumId="26" w15:restartNumberingAfterBreak="0">
+  <w:abstractNum w:abstractNumId="27" w15:restartNumberingAfterBreak="0">
     <w:nsid w:val="5AF656CA"/>
     <w:multiLevelType w:val="hybridMultilevel"/>
     <w:tmpl w:val="1C067984"/>
@@ -16123,7 +20521,156 @@
       </w:rPr>
     </w:lvl>
   </w:abstractNum>
-  <w:abstractNum w:abstractNumId="27" w15:restartNumberingAfterBreak="0">
+  <w:abstractNum w:abstractNumId="28" w15:restartNumberingAfterBreak="0">
+    <w:nsid w:val="61BE0DCA"/>
+    <w:multiLevelType w:val="multilevel"/>
+    <w:tmpl w:val="5A14443C"/>
+    <w:lvl w:ilvl="0">
+      <w:start w:val="1"/>
+      <w:numFmt w:val="bullet"/>
+      <w:lvlText w:val=""/>
+      <w:lvlJc w:val="left"/>
+      <w:pPr>
+        <w:tabs>
+          <w:tab w:val="num" w:pos="720"/>
+        </w:tabs>
+        <w:ind w:left="720" w:hanging="360"/>
+      </w:pPr>
+      <w:rPr>
+        <w:rFonts w:ascii="Symbol" w:hAnsi="Symbol" w:hint="default"/>
+        <w:sz w:val="20"/>
+      </w:rPr>
+    </w:lvl>
+    <w:lvl w:ilvl="1" w:tentative="1">
+      <w:start w:val="1"/>
+      <w:numFmt w:val="bullet"/>
+      <w:lvlText w:val="o"/>
+      <w:lvlJc w:val="left"/>
+      <w:pPr>
+        <w:tabs>
+          <w:tab w:val="num" w:pos="1440"/>
+        </w:tabs>
+        <w:ind w:left="1440" w:hanging="360"/>
+      </w:pPr>
+      <w:rPr>
+        <w:rFonts w:ascii="Courier New" w:hAnsi="Courier New" w:hint="default"/>
+        <w:sz w:val="20"/>
+      </w:rPr>
+    </w:lvl>
+    <w:lvl w:ilvl="2" w:tentative="1">
+      <w:start w:val="1"/>
+      <w:numFmt w:val="bullet"/>
+      <w:lvlText w:val=""/>
+      <w:lvlJc w:val="left"/>
+      <w:pPr>
+        <w:tabs>
+          <w:tab w:val="num" w:pos="2160"/>
+        </w:tabs>
+        <w:ind w:left="2160" w:hanging="360"/>
+      </w:pPr>
+      <w:rPr>
+        <w:rFonts w:ascii="Wingdings" w:hAnsi="Wingdings" w:hint="default"/>
+        <w:sz w:val="20"/>
+      </w:rPr>
+    </w:lvl>
+    <w:lvl w:ilvl="3" w:tentative="1">
+      <w:start w:val="1"/>
+      <w:numFmt w:val="bullet"/>
+      <w:lvlText w:val=""/>
+      <w:lvlJc w:val="left"/>
+      <w:pPr>
+        <w:tabs>
+          <w:tab w:val="num" w:pos="2880"/>
+        </w:tabs>
+        <w:ind w:left="2880" w:hanging="360"/>
+      </w:pPr>
+      <w:rPr>
+        <w:rFonts w:ascii="Wingdings" w:hAnsi="Wingdings" w:hint="default"/>
+        <w:sz w:val="20"/>
+      </w:rPr>
+    </w:lvl>
+    <w:lvl w:ilvl="4" w:tentative="1">
+      <w:start w:val="1"/>
+      <w:numFmt w:val="bullet"/>
+      <w:lvlText w:val=""/>
+      <w:lvlJc w:val="left"/>
+      <w:pPr>
+        <w:tabs>
+          <w:tab w:val="num" w:pos="3600"/>
+        </w:tabs>
+        <w:ind w:left="3600" w:hanging="360"/>
+      </w:pPr>
+      <w:rPr>
+        <w:rFonts w:ascii="Wingdings" w:hAnsi="Wingdings" w:hint="default"/>
+        <w:sz w:val="20"/>
+      </w:rPr>
+    </w:lvl>
+    <w:lvl w:ilvl="5" w:tentative="1">
+      <w:start w:val="1"/>
+      <w:numFmt w:val="bullet"/>
+      <w:lvlText w:val=""/>
+      <w:lvlJc w:val="left"/>
+      <w:pPr>
+        <w:tabs>
+          <w:tab w:val="num" w:pos="4320"/>
+        </w:tabs>
+        <w:ind w:left="4320" w:hanging="360"/>
+      </w:pPr>
+      <w:rPr>
+        <w:rFonts w:ascii="Wingdings" w:hAnsi="Wingdings" w:hint="default"/>
+        <w:sz w:val="20"/>
+      </w:rPr>
+    </w:lvl>
+    <w:lvl w:ilvl="6" w:tentative="1">
+      <w:start w:val="1"/>
+      <w:numFmt w:val="bullet"/>
+      <w:lvlText w:val=""/>
+      <w:lvlJc w:val="left"/>
+      <w:pPr>
+        <w:tabs>
+          <w:tab w:val="num" w:pos="5040"/>
+        </w:tabs>
+        <w:ind w:left="5040" w:hanging="360"/>
+      </w:pPr>
+      <w:rPr>
+        <w:rFonts w:ascii="Wingdings" w:hAnsi="Wingdings" w:hint="default"/>
+        <w:sz w:val="20"/>
+      </w:rPr>
+    </w:lvl>
+    <w:lvl w:ilvl="7" w:tentative="1">
+      <w:start w:val="1"/>
+      <w:numFmt w:val="bullet"/>
+      <w:lvlText w:val=""/>
+      <w:lvlJc w:val="left"/>
+      <w:pPr>
+        <w:tabs>
+          <w:tab w:val="num" w:pos="5760"/>
+        </w:tabs>
+        <w:ind w:left="5760" w:hanging="360"/>
+      </w:pPr>
+      <w:rPr>
+        <w:rFonts w:ascii="Wingdings" w:hAnsi="Wingdings" w:hint="default"/>
+        <w:sz w:val="20"/>
+      </w:rPr>
+    </w:lvl>
+    <w:lvl w:ilvl="8" w:tentative="1">
+      <w:start w:val="1"/>
+      <w:numFmt w:val="bullet"/>
+      <w:lvlText w:val=""/>
+      <w:lvlJc w:val="left"/>
+      <w:pPr>
+        <w:tabs>
+          <w:tab w:val="num" w:pos="6480"/>
+        </w:tabs>
+        <w:ind w:left="6480" w:hanging="360"/>
+      </w:pPr>
+      <w:rPr>
+        <w:rFonts w:ascii="Wingdings" w:hAnsi="Wingdings" w:hint="default"/>
+        <w:sz w:val="20"/>
+      </w:rPr>
+    </w:lvl>
+  </w:abstractNum>
+  <w:abstractNum w:abstractNumId="29" w15:restartNumberingAfterBreak="0">
     <w:nsid w:val="6A2A268C"/>
     <w:multiLevelType w:val="multilevel"/>
     <w:tmpl w:val="EE607F24"/>
@@ -16272,7 +20819,7 @@
       </w:rPr>
     </w:lvl>
   </w:abstractNum>
-  <w:abstractNum w:abstractNumId="28" w15:restartNumberingAfterBreak="0">
+  <w:abstractNum w:abstractNumId="30" w15:restartNumberingAfterBreak="0">
     <w:nsid w:val="731243D5"/>
     <w:multiLevelType w:val="multilevel"/>
     <w:tmpl w:val="22404232"/>
@@ -16385,7 +20932,7 @@
       </w:pPr>
     </w:lvl>
   </w:abstractNum>
-  <w:abstractNum w:abstractNumId="29" w15:restartNumberingAfterBreak="0">
+  <w:abstractNum w:abstractNumId="31" w15:restartNumberingAfterBreak="0">
     <w:nsid w:val="7A4C77C6"/>
     <w:multiLevelType w:val="multilevel"/>
     <w:tmpl w:val="FA005712"/>
@@ -16503,7 +21050,7 @@
       </w:rPr>
     </w:lvl>
   </w:abstractNum>
-  <w:abstractNum w:abstractNumId="30" w15:restartNumberingAfterBreak="0">
+  <w:abstractNum w:abstractNumId="32" w15:restartNumberingAfterBreak="0">
     <w:nsid w:val="7C226EBA"/>
     <w:multiLevelType w:val="multilevel"/>
     <w:tmpl w:val="4E58EA1E"/>
@@ -16653,19 +21200,19 @@
     </w:lvl>
   </w:abstractNum>
   <w:num w:numId="1" w16cid:durableId="934941758">
-    <w:abstractNumId w:val="29"/>
+    <w:abstractNumId w:val="31"/>
   </w:num>
   <w:num w:numId="2" w16cid:durableId="577908328">
-    <w:abstractNumId w:val="29"/>
+    <w:abstractNumId w:val="31"/>
     <w:lvlOverride w:ilvl="0">
       <w:startOverride w:val="1"/>
     </w:lvlOverride>
   </w:num>
   <w:num w:numId="3" w16cid:durableId="1721857759">
-    <w:abstractNumId w:val="29"/>
+    <w:abstractNumId w:val="31"/>
   </w:num>
   <w:num w:numId="4" w16cid:durableId="1209953644">
-    <w:abstractNumId w:val="29"/>
+    <w:abstractNumId w:val="31"/>
     <w:lvlOverride w:ilvl="0">
       <w:startOverride w:val="1"/>
     </w:lvlOverride>
@@ -16674,13 +21221,13 @@
     <w:abstractNumId w:val="8"/>
   </w:num>
   <w:num w:numId="6" w16cid:durableId="454561288">
-    <w:abstractNumId w:val="29"/>
+    <w:abstractNumId w:val="31"/>
     <w:lvlOverride w:ilvl="0">
       <w:startOverride w:val="1"/>
     </w:lvlOverride>
   </w:num>
   <w:num w:numId="7" w16cid:durableId="572206340">
-    <w:abstractNumId w:val="29"/>
+    <w:abstractNumId w:val="31"/>
     <w:lvlOverride w:ilvl="0">
       <w:startOverride w:val="1"/>
     </w:lvlOverride>
@@ -16713,7 +21260,7 @@
     <w:abstractNumId w:val="10"/>
   </w:num>
   <w:num w:numId="9" w16cid:durableId="202450260">
-    <w:abstractNumId w:val="29"/>
+    <w:abstractNumId w:val="31"/>
     <w:lvlOverride w:ilvl="0">
       <w:startOverride w:val="1"/>
     </w:lvlOverride>
@@ -16743,7 +21290,7 @@
     </w:lvlOverride>
   </w:num>
   <w:num w:numId="10" w16cid:durableId="418328233">
-    <w:abstractNumId w:val="29"/>
+    <w:abstractNumId w:val="31"/>
     <w:lvlOverride w:ilvl="0">
       <w:startOverride w:val="1"/>
     </w:lvlOverride>
@@ -16797,25 +21344,25 @@
     <w:abstractNumId w:val="0"/>
   </w:num>
   <w:num w:numId="19" w16cid:durableId="392579233">
-    <w:abstractNumId w:val="30"/>
+    <w:abstractNumId w:val="32"/>
   </w:num>
   <w:num w:numId="20" w16cid:durableId="357630793">
     <w:abstractNumId w:val="9"/>
   </w:num>
   <w:num w:numId="21" w16cid:durableId="1504128551">
-    <w:abstractNumId w:val="28"/>
+    <w:abstractNumId w:val="30"/>
   </w:num>
   <w:num w:numId="22" w16cid:durableId="148523864">
+    <w:abstractNumId w:val="29"/>
+  </w:num>
+  <w:num w:numId="23" w16cid:durableId="251165902">
     <w:abstractNumId w:val="27"/>
   </w:num>
-  <w:num w:numId="23" w16cid:durableId="251165902">
-    <w:abstractNumId w:val="26"/>
-  </w:num>
   <w:num w:numId="24" w16cid:durableId="1511291316">
-    <w:abstractNumId w:val="22"/>
+    <w:abstractNumId w:val="23"/>
   </w:num>
   <w:num w:numId="25" w16cid:durableId="1336037291">
-    <w:abstractNumId w:val="29"/>
+    <w:abstractNumId w:val="31"/>
     <w:lvlOverride w:ilvl="0">
       <w:startOverride w:val="1"/>
     </w:lvlOverride>
@@ -16845,7 +21392,7 @@
     </w:lvlOverride>
   </w:num>
   <w:num w:numId="26" w16cid:durableId="89593532">
-    <w:abstractNumId w:val="29"/>
+    <w:abstractNumId w:val="31"/>
     <w:lvlOverride w:ilvl="0">
       <w:startOverride w:val="1"/>
     </w:lvlOverride>
@@ -16875,7 +21422,7 @@
     </w:lvlOverride>
   </w:num>
   <w:num w:numId="27" w16cid:durableId="1669479936">
-    <w:abstractNumId w:val="29"/>
+    <w:abstractNumId w:val="31"/>
     <w:lvlOverride w:ilvl="0">
       <w:startOverride w:val="1"/>
     </w:lvlOverride>
@@ -16905,7 +21452,7 @@
     </w:lvlOverride>
   </w:num>
   <w:num w:numId="28" w16cid:durableId="1703939245">
-    <w:abstractNumId w:val="29"/>
+    <w:abstractNumId w:val="31"/>
     <w:lvlOverride w:ilvl="0">
       <w:startOverride w:val="1"/>
     </w:lvlOverride>
@@ -16935,7 +21482,7 @@
     </w:lvlOverride>
   </w:num>
   <w:num w:numId="29" w16cid:durableId="1042173435">
-    <w:abstractNumId w:val="29"/>
+    <w:abstractNumId w:val="31"/>
     <w:lvlOverride w:ilvl="0">
       <w:startOverride w:val="1"/>
     </w:lvlOverride>
@@ -16965,7 +21512,7 @@
     </w:lvlOverride>
   </w:num>
   <w:num w:numId="30" w16cid:durableId="82263385">
-    <w:abstractNumId w:val="29"/>
+    <w:abstractNumId w:val="31"/>
     <w:lvlOverride w:ilvl="0">
       <w:startOverride w:val="1"/>
     </w:lvlOverride>
@@ -16995,7 +21542,7 @@
     </w:lvlOverride>
   </w:num>
   <w:num w:numId="31" w16cid:durableId="978917909">
-    <w:abstractNumId w:val="29"/>
+    <w:abstractNumId w:val="31"/>
     <w:lvlOverride w:ilvl="0">
       <w:startOverride w:val="1"/>
     </w:lvlOverride>
@@ -17025,7 +21572,7 @@
     </w:lvlOverride>
   </w:num>
   <w:num w:numId="32" w16cid:durableId="1036005445">
-    <w:abstractNumId w:val="29"/>
+    <w:abstractNumId w:val="31"/>
     <w:lvlOverride w:ilvl="0">
       <w:startOverride w:val="1"/>
     </w:lvlOverride>
@@ -17055,7 +21602,7 @@
     </w:lvlOverride>
   </w:num>
   <w:num w:numId="33" w16cid:durableId="966933509">
-    <w:abstractNumId w:val="29"/>
+    <w:abstractNumId w:val="31"/>
     <w:lvlOverride w:ilvl="0">
       <w:startOverride w:val="1"/>
     </w:lvlOverride>
@@ -17085,43 +21632,43 @@
     </w:lvlOverride>
   </w:num>
   <w:num w:numId="34" w16cid:durableId="1613711422">
-    <w:abstractNumId w:val="19"/>
+    <w:abstractNumId w:val="20"/>
   </w:num>
   <w:num w:numId="35" w16cid:durableId="1201284236">
-    <w:abstractNumId w:val="25"/>
+    <w:abstractNumId w:val="26"/>
   </w:num>
   <w:num w:numId="36" w16cid:durableId="1144618275">
     <w:abstractNumId w:val="11"/>
   </w:num>
   <w:num w:numId="37" w16cid:durableId="2029869380">
-    <w:abstractNumId w:val="23"/>
+    <w:abstractNumId w:val="24"/>
   </w:num>
   <w:num w:numId="38" w16cid:durableId="1473789722">
-    <w:abstractNumId w:val="16"/>
+    <w:abstractNumId w:val="17"/>
   </w:num>
   <w:num w:numId="39" w16cid:durableId="1807702015">
-    <w:abstractNumId w:val="17"/>
+    <w:abstractNumId w:val="18"/>
   </w:num>
   <w:num w:numId="40" w16cid:durableId="729689662">
-    <w:abstractNumId w:val="20"/>
+    <w:abstractNumId w:val="21"/>
   </w:num>
   <w:num w:numId="41" w16cid:durableId="1675958321">
-    <w:abstractNumId w:val="21"/>
+    <w:abstractNumId w:val="22"/>
   </w:num>
   <w:num w:numId="42" w16cid:durableId="1502772947">
     <w:abstractNumId w:val="13"/>
   </w:num>
   <w:num w:numId="43" w16cid:durableId="2039888744">
-    <w:abstractNumId w:val="14"/>
+    <w:abstractNumId w:val="15"/>
   </w:num>
   <w:num w:numId="44" w16cid:durableId="2091003412">
-    <w:abstractNumId w:val="24"/>
+    <w:abstractNumId w:val="25"/>
   </w:num>
   <w:num w:numId="45" w16cid:durableId="1478300123">
-    <w:abstractNumId w:val="15"/>
+    <w:abstractNumId w:val="16"/>
   </w:num>
   <w:num w:numId="46" w16cid:durableId="965547758">
-    <w:abstractNumId w:val="18"/>
+    <w:abstractNumId w:val="19"/>
     <w:lvlOverride w:ilvl="0">
       <w:startOverride w:val="1"/>
     </w:lvlOverride>
@@ -17131,6 +21678,12 @@
     <w:lvlOverride w:ilvl="0">
       <w:startOverride w:val="1"/>
     </w:lvlOverride>
+  </w:num>
+  <w:num w:numId="48" w16cid:durableId="853958768">
+    <w:abstractNumId w:val="14"/>
+  </w:num>
+  <w:num w:numId="49" w16cid:durableId="121727957">
+    <w:abstractNumId w:val="28"/>
   </w:num>
 </w:numbering>
 </file>
@@ -42355,6 +46908,19 @@
 </file>
 
 <file path=customXml/item1.xml><?xml version="1.0" encoding="utf-8"?>
+<?mso-contentType ?>
+<FormTemplates xmlns="http://schemas.microsoft.com/sharepoint/v3/contenttype/forms">
+  <Display>DocumentLibraryForm</Display>
+  <Edit>DocumentLibraryForm</Edit>
+  <New>DocumentLibraryForm</New>
+</FormTemplates>
+</file>
+
+<file path=customXml/item2.xml><?xml version="1.0" encoding="utf-8"?>
+<b:Sources xmlns:b="http://schemas.openxmlformats.org/officeDocument/2006/bibliography" xmlns="http://schemas.openxmlformats.org/officeDocument/2006/bibliography" SelectedStyle="\APASixthEditionOfficeOnline.xsl" StyleName="APA" Version="6"/>
+</file>
+
+<file path=customXml/item3.xml><?xml version="1.0" encoding="utf-8"?>
 <p:properties xmlns:p="http://schemas.microsoft.com/office/2006/metadata/properties" xmlns:xsi="http://www.w3.org/2001/XMLSchema-instance" xmlns:pc="http://schemas.microsoft.com/office/infopath/2007/PartnerControls">
   <documentManagement>
     <_ip_UnifiedCompliancePolicyUIAction xmlns="http://schemas.microsoft.com/sharepoint/v3" xsi:nil="true"/>
@@ -42371,19 +46937,6 @@
     <MediaServiceKeyPoints xmlns="71af3243-3dd4-4a8d-8c0d-dd76da1f02a5" xsi:nil="true"/>
   </documentManagement>
 </p:properties>
-</file>
-
-<file path=customXml/item2.xml><?xml version="1.0" encoding="utf-8"?>
-<b:Sources xmlns:b="http://schemas.openxmlformats.org/officeDocument/2006/bibliography" xmlns="http://schemas.openxmlformats.org/officeDocument/2006/bibliography" SelectedStyle="\APASixthEditionOfficeOnline.xsl" StyleName="APA" Version="6"/>
-</file>
-
-<file path=customXml/item3.xml><?xml version="1.0" encoding="utf-8"?>
-<?mso-contentType ?>
-<FormTemplates xmlns="http://schemas.microsoft.com/sharepoint/v3/contenttype/forms">
-  <Display>DocumentLibraryForm</Display>
-  <Edit>DocumentLibraryForm</Edit>
-  <New>DocumentLibraryForm</New>
-</FormTemplates>
 </file>
 
 <file path=customXml/item4.xml><?xml version="1.0" encoding="utf-8"?>
@@ -42663,13 +47216,9 @@
 </file>
 
 <file path=customXml/itemProps1.xml><?xml version="1.0" encoding="utf-8"?>
-<ds:datastoreItem xmlns:ds="http://schemas.openxmlformats.org/officeDocument/2006/customXml" ds:itemID="{91E7373D-5DCA-4092-912F-7D030B4FE61E}">
+<ds:datastoreItem xmlns:ds="http://schemas.openxmlformats.org/officeDocument/2006/customXml" ds:itemID="{878A3276-187E-405F-966A-BDA24FF7DCFF}">
   <ds:schemaRefs>
-    <ds:schemaRef ds:uri="http://schemas.microsoft.com/office/2006/metadata/properties"/>
-    <ds:schemaRef ds:uri="http://schemas.microsoft.com/office/infopath/2007/PartnerControls"/>
-    <ds:schemaRef ds:uri="http://schemas.microsoft.com/sharepoint/v3"/>
-    <ds:schemaRef ds:uri="71af3243-3dd4-4a8d-8c0d-dd76da1f02a5"/>
-    <ds:schemaRef ds:uri="230e9df3-be65-4c73-a93b-d1236ebd677e"/>
+    <ds:schemaRef ds:uri="http://schemas.microsoft.com/sharepoint/v3/contenttype/forms"/>
   </ds:schemaRefs>
 </ds:datastoreItem>
 </file>
@@ -42683,9 +47232,13 @@
 </file>
 
 <file path=customXml/itemProps3.xml><?xml version="1.0" encoding="utf-8"?>
-<ds:datastoreItem xmlns:ds="http://schemas.openxmlformats.org/officeDocument/2006/customXml" ds:itemID="{878A3276-187E-405F-966A-BDA24FF7DCFF}">
+<ds:datastoreItem xmlns:ds="http://schemas.openxmlformats.org/officeDocument/2006/customXml" ds:itemID="{91E7373D-5DCA-4092-912F-7D030B4FE61E}">
   <ds:schemaRefs>
-    <ds:schemaRef ds:uri="http://schemas.microsoft.com/sharepoint/v3/contenttype/forms"/>
+    <ds:schemaRef ds:uri="http://schemas.microsoft.com/office/2006/metadata/properties"/>
+    <ds:schemaRef ds:uri="http://schemas.microsoft.com/office/infopath/2007/PartnerControls"/>
+    <ds:schemaRef ds:uri="http://schemas.microsoft.com/sharepoint/v3"/>
+    <ds:schemaRef ds:uri="71af3243-3dd4-4a8d-8c0d-dd76da1f02a5"/>
+    <ds:schemaRef ds:uri="230e9df3-be65-4c73-a93b-d1236ebd677e"/>
   </ds:schemaRefs>
 </ds:datastoreItem>
 </file>
